--- a/WebContent/docx/乳腺癌21基因报告-苏州市立医院.docx
+++ b/WebContent/docx/乳腺癌21基因报告-苏州市立医院.docx
@@ -11,8 +11,8 @@
           <w:lang w:eastAsia="zh-CN"/>
         </w:rPr>
       </w:pPr>
-      <w:bookmarkStart w:id="0" w:name="_Toc26189"/>
-      <w:bookmarkStart w:id="1" w:name="_Toc12869"/>
+      <w:bookmarkStart w:id="0" w:name="_Toc12869"/>
+      <w:bookmarkStart w:id="1" w:name="_Toc26189"/>
     </w:p>
     <w:p>
       <w:pPr>
@@ -2369,16 +2369,16 @@
           </w14:shadow>
         </w:rPr>
       </w:pPr>
-      <w:bookmarkStart w:id="2" w:name="_Toc14459"/>
-      <w:bookmarkStart w:id="3" w:name="_Toc13806"/>
-      <w:bookmarkStart w:id="4" w:name="_Toc24178_WPSOffice_Level1"/>
-      <w:bookmarkStart w:id="5" w:name="_Toc4588"/>
-      <w:bookmarkStart w:id="6" w:name="_Toc21669"/>
-      <w:bookmarkStart w:id="7" w:name="_Toc107825547"/>
-      <w:bookmarkStart w:id="8" w:name="_Toc30143_WPSOffice_Level1"/>
-      <w:bookmarkStart w:id="9" w:name="_Toc3619"/>
-      <w:bookmarkStart w:id="10" w:name="_Toc21009_WPSOffice_Level1"/>
-      <w:bookmarkStart w:id="11" w:name="_Toc14123"/>
+      <w:bookmarkStart w:id="2" w:name="_Toc4588"/>
+      <w:bookmarkStart w:id="3" w:name="_Toc21669"/>
+      <w:bookmarkStart w:id="4" w:name="_Toc3619"/>
+      <w:bookmarkStart w:id="5" w:name="_Toc30143_WPSOffice_Level1"/>
+      <w:bookmarkStart w:id="6" w:name="_Toc21009_WPSOffice_Level1"/>
+      <w:bookmarkStart w:id="7" w:name="_Toc14123"/>
+      <w:bookmarkStart w:id="8" w:name="_Toc14459"/>
+      <w:bookmarkStart w:id="9" w:name="_Toc13806"/>
+      <w:bookmarkStart w:id="10" w:name="_Toc24178_WPSOffice_Level1"/>
+      <w:bookmarkStart w:id="11" w:name="_Toc107825547"/>
       <w:r>
         <w:rPr>
           <w:rFonts w:ascii="Times New Roman" w:hAnsi="Times New Roman"/>
@@ -2440,6 +2440,12 @@
             <w:insideH w:val="single" w:color="A4A4A4" w:sz="4" w:space="0"/>
             <w:insideV w:val="single" w:color="A4A4A4" w:sz="4" w:space="0"/>
           </w:tblBorders>
+          <w:tblCellMar>
+            <w:top w:w="0" w:type="dxa"/>
+            <w:left w:w="108" w:type="dxa"/>
+            <w:bottom w:w="0" w:type="dxa"/>
+            <w:right w:w="108" w:type="dxa"/>
+          </w:tblCellMar>
         </w:tblPrEx>
         <w:trPr>
           <w:trHeight w:val="397" w:hRule="atLeast"/>
@@ -3249,15 +3255,15 @@
           </w14:shadow>
         </w:rPr>
       </w:pPr>
-      <w:bookmarkStart w:id="12" w:name="_Toc4492"/>
-      <w:bookmarkStart w:id="13" w:name="_Toc18062_WPSOffice_Level1"/>
-      <w:bookmarkStart w:id="14" w:name="_Toc107825548"/>
-      <w:bookmarkStart w:id="15" w:name="_Toc17451"/>
-      <w:bookmarkStart w:id="16" w:name="_Toc26731"/>
-      <w:bookmarkStart w:id="17" w:name="_Toc14797"/>
-      <w:bookmarkStart w:id="18" w:name="_Toc29272"/>
-      <w:bookmarkStart w:id="19" w:name="_Toc7021_WPSOffice_Level1"/>
-      <w:bookmarkStart w:id="20" w:name="_Toc11015_WPSOffice_Level1"/>
+      <w:bookmarkStart w:id="12" w:name="_Toc14797"/>
+      <w:bookmarkStart w:id="13" w:name="_Toc11015_WPSOffice_Level1"/>
+      <w:bookmarkStart w:id="14" w:name="_Toc29272"/>
+      <w:bookmarkStart w:id="15" w:name="_Toc18062_WPSOffice_Level1"/>
+      <w:bookmarkStart w:id="16" w:name="_Toc7021_WPSOffice_Level1"/>
+      <w:bookmarkStart w:id="17" w:name="_Toc4492"/>
+      <w:bookmarkStart w:id="18" w:name="_Toc17451"/>
+      <w:bookmarkStart w:id="19" w:name="_Toc26731"/>
+      <w:bookmarkStart w:id="20" w:name="_Toc107825548"/>
       <w:bookmarkStart w:id="21" w:name="_Toc3823"/>
       <w:r>
         <w:rPr>
@@ -3402,11 +3408,11 @@
           </w14:shadow>
         </w:rPr>
       </w:pPr>
-      <w:bookmarkStart w:id="23" w:name="_Toc6221_WPSOffice_Level1"/>
-      <w:bookmarkStart w:id="24" w:name="_Toc23369_WPSOffice_Level1"/>
-      <w:bookmarkStart w:id="25" w:name="_Toc18058"/>
-      <w:bookmarkStart w:id="26" w:name="_Toc25920"/>
-      <w:bookmarkStart w:id="27" w:name="_Toc16576"/>
+      <w:bookmarkStart w:id="23" w:name="_Toc25920"/>
+      <w:bookmarkStart w:id="24" w:name="_Toc16576"/>
+      <w:bookmarkStart w:id="25" w:name="_Toc6221_WPSOffice_Level1"/>
+      <w:bookmarkStart w:id="26" w:name="_Toc18058"/>
+      <w:bookmarkStart w:id="27" w:name="_Toc23369_WPSOffice_Level1"/>
       <w:bookmarkStart w:id="28" w:name="_Toc149837253"/>
       <w:bookmarkStart w:id="29" w:name="_Toc30197"/>
       <w:bookmarkStart w:id="30" w:name="_Toc29826"/>
@@ -3476,9 +3482,9 @@
           <w:lang w:eastAsia="zh-CN"/>
         </w:rPr>
       </w:pPr>
-      <w:bookmarkStart w:id="31" w:name="_Toc15649"/>
-      <w:bookmarkStart w:id="32" w:name="_Toc149837254"/>
-      <w:bookmarkStart w:id="33" w:name="_Toc777"/>
+      <w:bookmarkStart w:id="31" w:name="_Toc777"/>
+      <w:bookmarkStart w:id="32" w:name="_Toc15649"/>
+      <w:bookmarkStart w:id="33" w:name="_Toc149837254"/>
       <w:r>
         <w:rPr>
           <w:rFonts w:hint="eastAsia"/>
@@ -3529,6 +3535,12 @@
             <w:insideH w:val="single" w:color="A4A4A4" w:sz="4" w:space="0"/>
             <w:insideV w:val="single" w:color="A4A4A4" w:sz="4" w:space="0"/>
           </w:tblBorders>
+          <w:tblCellMar>
+            <w:top w:w="0" w:type="dxa"/>
+            <w:left w:w="0" w:type="dxa"/>
+            <w:bottom w:w="0" w:type="dxa"/>
+            <w:right w:w="0" w:type="dxa"/>
+          </w:tblCellMar>
         </w:tblPrEx>
         <w:trPr>
           <w:trHeight w:val="488" w:hRule="atLeast"/>
@@ -4198,12 +4210,12 @@
           <w:lang w:eastAsia="zh-CN"/>
         </w:rPr>
       </w:pPr>
-      <w:bookmarkStart w:id="34" w:name="_Toc8800"/>
-      <w:bookmarkStart w:id="35" w:name="_Toc18552"/>
-      <w:bookmarkStart w:id="36" w:name="_Toc16466"/>
-      <w:bookmarkStart w:id="37" w:name="_Toc25603"/>
-      <w:bookmarkStart w:id="38" w:name="_Toc14264"/>
-      <w:bookmarkStart w:id="39" w:name="_Toc19024"/>
+      <w:bookmarkStart w:id="34" w:name="_Toc18552"/>
+      <w:bookmarkStart w:id="35" w:name="_Toc16466"/>
+      <w:bookmarkStart w:id="36" w:name="_Toc19024"/>
+      <w:bookmarkStart w:id="37" w:name="_Toc14264"/>
+      <w:bookmarkStart w:id="38" w:name="_Toc25603"/>
+      <w:bookmarkStart w:id="39" w:name="_Toc8800"/>
       <w:r>
         <w:rPr>
           <w:rFonts w:ascii="微软雅黑" w:hAnsi="微软雅黑" w:eastAsia="微软雅黑" w:cs="微软雅黑"/>
@@ -4294,9 +4306,9 @@
           <w:lang w:eastAsia="zh-CN"/>
         </w:rPr>
       </w:pPr>
-      <w:bookmarkStart w:id="40" w:name="_Toc23941"/>
-      <w:bookmarkStart w:id="41" w:name="_Toc7030"/>
-      <w:bookmarkStart w:id="42" w:name="_Toc24726"/>
+      <w:bookmarkStart w:id="40" w:name="_Toc24726"/>
+      <w:bookmarkStart w:id="41" w:name="_Toc23941"/>
+      <w:bookmarkStart w:id="42" w:name="_Toc7030"/>
       <w:bookmarkStart w:id="43" w:name="_Toc31071"/>
       <w:r>
         <w:rPr>
@@ -4437,25 +4449,26 @@
                 <w:szCs w:val="24"/>
               </w:rPr>
             </w:pPr>
-            <w:r>
-              <w:rPr>
-                <w:sz w:val="18"/>
+            <w:bookmarkStart w:id="94" w:name="_GoBack"/>
+            <w:r>
+              <w:rPr>
+                <w:sz w:val="22"/>
               </w:rPr>
               <mc:AlternateContent>
                 <mc:Choice Requires="wpg">
                   <w:drawing>
-                    <wp:anchor distT="0" distB="0" distL="114300" distR="114300" simplePos="0" relativeHeight="251663360" behindDoc="0" locked="0" layoutInCell="1" allowOverlap="1">
+                    <wp:anchor distT="0" distB="0" distL="114300" distR="114300" simplePos="0" relativeHeight="251662336" behindDoc="0" locked="0" layoutInCell="1" allowOverlap="1">
                       <wp:simplePos x="0" y="0"/>
                       <wp:positionH relativeFrom="column">
-                        <wp:posOffset>-366395</wp:posOffset>
+                        <wp:posOffset>-149860</wp:posOffset>
                       </wp:positionH>
                       <wp:positionV relativeFrom="paragraph">
-                        <wp:posOffset>-487680</wp:posOffset>
+                        <wp:posOffset>-505460</wp:posOffset>
                       </wp:positionV>
-                      <wp:extent cx="1442085" cy="1442085"/>
-                      <wp:effectExtent l="0" t="0" r="5715" b="5715"/>
+                      <wp:extent cx="1442720" cy="1442720"/>
+                      <wp:effectExtent l="0" t="0" r="5080" b="5080"/>
                       <wp:wrapNone/>
-                      <wp:docPr id="7" name="组合 7"/>
+                      <wp:docPr id="8" name="组合 8"/>
                       <wp:cNvGraphicFramePr/>
                       <a:graphic xmlns:a="http://schemas.openxmlformats.org/drawingml/2006/main">
                         <a:graphicData uri="http://schemas.microsoft.com/office/word/2010/wordprocessingGroup">
@@ -4464,20 +4477,44 @@
                             <wpg:grpSpPr>
                               <a:xfrm>
                                 <a:off x="0" y="0"/>
-                                <a:ext cx="1442085" cy="1442085"/>
-                                <a:chOff x="3757" y="89141"/>
-                                <a:chExt cx="2271" cy="2271"/>
+                                <a:ext cx="1442720" cy="1442720"/>
+                                <a:chOff x="20702" y="14472"/>
+                                <a:chExt cx="2272" cy="2272"/>
                               </a:xfrm>
                             </wpg:grpSpPr>
                             <pic:pic xmlns:pic="http://schemas.openxmlformats.org/drawingml/2006/picture">
                               <pic:nvPicPr>
-                                <pic:cNvPr id="18" name="图片 8"/>
+                                <pic:cNvPr id="9" name="图片 15" descr="c9514d16fd70679bf0495aeebb03c72d_compress"/>
+                                <pic:cNvPicPr>
+                                  <a:picLocks noChangeAspect="1"/>
+                                </pic:cNvPicPr>
+                              </pic:nvPicPr>
+                              <pic:blipFill>
+                                <a:blip r:embed="rId10"/>
+                                <a:srcRect l="21003" t="56913" r="27176" b="26386"/>
+                                <a:stretch>
+                                  <a:fillRect/>
+                                </a:stretch>
+                              </pic:blipFill>
+                              <pic:spPr>
+                                <a:xfrm>
+                                  <a:off x="21019" y="15216"/>
+                                  <a:ext cx="1550" cy="475"/>
+                                </a:xfrm>
+                                <a:prstGeom prst="rect">
+                                  <a:avLst/>
+                                </a:prstGeom>
+                              </pic:spPr>
+                            </pic:pic>
+                            <pic:pic xmlns:pic="http://schemas.openxmlformats.org/drawingml/2006/picture">
+                              <pic:nvPicPr>
+                                <pic:cNvPr id="18" name="图片 25"/>
                                 <pic:cNvPicPr>
                                   <a:picLocks noChangeAspect="1" noChangeArrowheads="1"/>
                                 </pic:cNvPicPr>
                               </pic:nvPicPr>
                               <pic:blipFill>
-                                <a:blip r:embed="rId10">
+                                <a:blip r:embed="rId11">
                                   <a:extLst>
                                     <a:ext uri="{28A0092B-C50C-407E-A947-70E740481C1C}">
                                       <a14:useLocalDpi xmlns:a14="http://schemas.microsoft.com/office/drawing/2010/main" val="0"/>
@@ -4491,8 +4528,8 @@
                               </pic:blipFill>
                               <pic:spPr>
                                 <a:xfrm>
-                                  <a:off x="3757" y="89141"/>
-                                  <a:ext cx="2271" cy="2271"/>
+                                  <a:off x="20702" y="14472"/>
+                                  <a:ext cx="2273" cy="2273"/>
                                 </a:xfrm>
                                 <a:prstGeom prst="rect">
                                   <a:avLst/>
@@ -4503,44 +4540,6 @@
                                 </a:ln>
                               </pic:spPr>
                             </pic:pic>
-                            <pic:pic xmlns:pic="http://schemas.openxmlformats.org/drawingml/2006/picture">
-                              <pic:nvPicPr>
-                                <pic:cNvPr id="30" name="图片 30" descr="微信图片_20220215110121"/>
-                                <pic:cNvPicPr>
-                                  <a:picLocks noChangeAspect="1"/>
-                                </pic:cNvPicPr>
-                              </pic:nvPicPr>
-                              <pic:blipFill>
-                                <a:blip r:embed="rId11">
-                                  <a:clrChange>
-                                    <a:clrFrom>
-                                      <a:srgbClr val="A09D98">
-                                        <a:alpha val="100000"/>
-                                      </a:srgbClr>
-                                    </a:clrFrom>
-                                    <a:clrTo>
-                                      <a:srgbClr val="A09D98">
-                                        <a:alpha val="100000"/>
-                                        <a:alpha val="0"/>
-                                      </a:srgbClr>
-                                    </a:clrTo>
-                                  </a:clrChange>
-                                  <a:biLevel thresh="50000"/>
-                                </a:blip>
-                                <a:stretch>
-                                  <a:fillRect/>
-                                </a:stretch>
-                              </pic:blipFill>
-                              <pic:spPr>
-                                <a:xfrm>
-                                  <a:off x="4304" y="89723"/>
-                                  <a:ext cx="1234" cy="715"/>
-                                </a:xfrm>
-                                <a:prstGeom prst="rect">
-                                  <a:avLst/>
-                                </a:prstGeom>
-                              </pic:spPr>
-                            </pic:pic>
                           </wpg:wgp>
                         </a:graphicData>
                       </a:graphic>
@@ -4549,18 +4548,18 @@
                 </mc:Choice>
                 <mc:Fallback>
                   <w:pict>
-                    <v:group id="_x0000_s1026" o:spid="_x0000_s1026" o:spt="203" style="position:absolute;left:0pt;margin-left:-28.85pt;margin-top:-38.4pt;height:113.55pt;width:113.55pt;z-index:251663360;mso-width-relative:page;mso-height-relative:page;" coordorigin="3757,89141" coordsize="2271,2271" o:gfxdata="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">
+                    <v:group id="_x0000_s1026" o:spid="_x0000_s1026" o:spt="203" style="position:absolute;left:0pt;margin-left:-11.8pt;margin-top:-39.8pt;height:113.6pt;width:113.6pt;z-index:251662336;mso-width-relative:page;mso-height-relative:page;" coordorigin="20702,14472" coordsize="2272,2272" o:gfxdata="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">
                       <o:lock v:ext="edit" aspectratio="f"/>
-                      <v:shape id="图片 8" o:spid="_x0000_s1026" o:spt="75" type="#_x0000_t75" style="position:absolute;left:3757;top:89141;height:2271;width:2271;" filled="f" o:preferrelative="t" stroked="f" coordsize="21600,21600" o:gfxdata="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">
+                      <v:shape id="图片 15" o:spid="_x0000_s1026" o:spt="75" alt="c9514d16fd70679bf0495aeebb03c72d_compress" type="#_x0000_t75" style="position:absolute;left:21019;top:15216;height:475;width:1550;" filled="f" o:preferrelative="t" stroked="f" coordsize="21600,21600" o:gfxdata="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">
                         <v:fill on="f" focussize="0,0"/>
                         <v:stroke on="f"/>
-                        <v:imagedata r:id="rId10" o:title=""/>
+                        <v:imagedata r:id="rId10" cropleft="13765f" croptop="37299f" cropright="17810f" cropbottom="17292f" o:title=""/>
                         <o:lock v:ext="edit" aspectratio="t"/>
                       </v:shape>
-                      <v:shape id="_x0000_s1026" o:spid="_x0000_s1026" o:spt="75" alt="微信图片_20220215110121" type="#_x0000_t75" style="position:absolute;left:4304;top:89723;height:715;width:1234;" filled="f" o:preferrelative="t" stroked="f" coordsize="21600,21600" o:gfxdata="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">
+                      <v:shape id="图片 25" o:spid="_x0000_s1026" o:spt="75" type="#_x0000_t75" style="position:absolute;left:20702;top:14472;height:2273;width:2273;" filled="f" o:preferrelative="t" stroked="f" coordsize="21600,21600" o:gfxdata="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">
                         <v:fill on="f" focussize="0,0"/>
                         <v:stroke on="f"/>
-                        <v:imagedata r:id="rId11" grayscale="t" bilevel="t" chromakey="#A09D98" o:title=""/>
+                        <v:imagedata r:id="rId11" o:title=""/>
                         <o:lock v:ext="edit" aspectratio="t"/>
                       </v:shape>
                     </v:group>
@@ -4568,6 +4567,7 @@
                 </mc:Fallback>
               </mc:AlternateContent>
             </w:r>
+            <w:bookmarkEnd w:id="94"/>
           </w:p>
         </w:tc>
         <w:tc>
@@ -4814,12 +4814,30 @@
     <w:p>
       <w:pPr>
         <w:rPr>
+          <w:rFonts w:hint="eastAsia" w:ascii="Times New Roman" w:hAnsi="Times New Roman" w:eastAsia="微软雅黑" w:cs="Times New Roman"/>
+          <w:sz w:val="24"/>
+          <w:szCs w:val="24"/>
+          <w:lang w:eastAsia="zh-CN"/>
+        </w:rPr>
+      </w:pPr>
+      <w:r>
+        <w:rPr>
+          <w:rFonts w:hint="eastAsia" w:ascii="Times New Roman" w:hAnsi="Times New Roman" w:eastAsia="微软雅黑" w:cs="Times New Roman"/>
+          <w:sz w:val="24"/>
+          <w:szCs w:val="24"/>
+          <w:lang w:eastAsia="zh-CN"/>
+        </w:rPr>
+        <w:t xml:space="preserve">{% endif %}{% if testedby == </w:t>
+      </w:r>
+      <w:r>
+        <w:rPr>
           <w:rFonts w:ascii="Times New Roman" w:hAnsi="Times New Roman" w:eastAsia="微软雅黑" w:cs="Times New Roman"/>
           <w:sz w:val="24"/>
           <w:szCs w:val="24"/>
           <w:lang w:eastAsia="zh-CN"/>
         </w:rPr>
-      </w:pPr>
+        <w:t>“</w:t>
+      </w:r>
       <w:r>
         <w:rPr>
           <w:rFonts w:hint="eastAsia" w:ascii="Times New Roman" w:hAnsi="Times New Roman" w:eastAsia="微软雅黑" w:cs="Times New Roman"/>
@@ -4827,7 +4845,7 @@
           <w:szCs w:val="24"/>
           <w:lang w:eastAsia="zh-CN"/>
         </w:rPr>
-        <w:t xml:space="preserve">{% endif %}{% if testedby == </w:t>
+        <w:t>2</w:t>
       </w:r>
       <w:r>
         <w:rPr>
@@ -4836,7 +4854,7 @@
           <w:szCs w:val="24"/>
           <w:lang w:eastAsia="zh-CN"/>
         </w:rPr>
-        <w:t>“</w:t>
+        <w:t>”</w:t>
       </w:r>
       <w:r>
         <w:rPr>
@@ -4845,31 +4863,15 @@
           <w:szCs w:val="24"/>
           <w:lang w:eastAsia="zh-CN"/>
         </w:rPr>
-        <w:t>2</w:t>
-      </w:r>
-      <w:r>
-        <w:rPr>
-          <w:rFonts w:ascii="Times New Roman" w:hAnsi="Times New Roman" w:eastAsia="微软雅黑" w:cs="Times New Roman"/>
-          <w:sz w:val="24"/>
-          <w:szCs w:val="24"/>
-          <w:lang w:eastAsia="zh-CN"/>
-        </w:rPr>
-        <w:t>”</w:t>
-      </w:r>
-      <w:r>
+        <w:t xml:space="preserve"> %}</w:t>
+      </w:r>
+    </w:p>
+    <w:p>
+      <w:pPr>
         <w:rPr>
           <w:rFonts w:hint="eastAsia" w:ascii="Times New Roman" w:hAnsi="Times New Roman" w:eastAsia="微软雅黑" w:cs="Times New Roman"/>
           <w:sz w:val="24"/>
           <w:szCs w:val="24"/>
-          <w:lang w:eastAsia="zh-CN"/>
-        </w:rPr>
-        <w:t xml:space="preserve"> %}</w:t>
-      </w:r>
-    </w:p>
-    <w:p>
-      <w:pPr>
-        <w:rPr>
-          <w:sz w:val="24"/>
           <w:lang w:eastAsia="zh-CN"/>
         </w:rPr>
       </w:pPr>
@@ -4877,7 +4879,9 @@
     <w:p>
       <w:pPr>
         <w:rPr>
+          <w:rFonts w:hint="eastAsia" w:ascii="Times New Roman" w:hAnsi="Times New Roman" w:eastAsia="微软雅黑" w:cs="Times New Roman"/>
           <w:sz w:val="24"/>
+          <w:szCs w:val="24"/>
           <w:lang w:eastAsia="zh-CN"/>
         </w:rPr>
       </w:pPr>
@@ -4961,6 +4965,123 @@
                 <w:szCs w:val="24"/>
               </w:rPr>
             </w:pPr>
+            <w:r>
+              <w:rPr>
+                <w:sz w:val="22"/>
+              </w:rPr>
+              <mc:AlternateContent>
+                <mc:Choice Requires="wpg">
+                  <w:drawing>
+                    <wp:anchor distT="0" distB="0" distL="114300" distR="114300" simplePos="0" relativeHeight="251663360" behindDoc="0" locked="0" layoutInCell="1" allowOverlap="1">
+                      <wp:simplePos x="0" y="0"/>
+                      <wp:positionH relativeFrom="column">
+                        <wp:posOffset>-181610</wp:posOffset>
+                      </wp:positionH>
+                      <wp:positionV relativeFrom="paragraph">
+                        <wp:posOffset>-455295</wp:posOffset>
+                      </wp:positionV>
+                      <wp:extent cx="1442720" cy="1442720"/>
+                      <wp:effectExtent l="0" t="0" r="5080" b="5080"/>
+                      <wp:wrapNone/>
+                      <wp:docPr id="10" name="组合 10"/>
+                      <wp:cNvGraphicFramePr/>
+                      <a:graphic xmlns:a="http://schemas.openxmlformats.org/drawingml/2006/main">
+                        <a:graphicData uri="http://schemas.microsoft.com/office/word/2010/wordprocessingGroup">
+                          <wpg:wgp>
+                            <wpg:cNvGrpSpPr/>
+                            <wpg:grpSpPr>
+                              <a:xfrm>
+                                <a:off x="0" y="0"/>
+                                <a:ext cx="1442720" cy="1442720"/>
+                                <a:chOff x="14555" y="19046"/>
+                                <a:chExt cx="2272" cy="2272"/>
+                              </a:xfrm>
+                            </wpg:grpSpPr>
+                            <pic:pic xmlns:pic="http://schemas.openxmlformats.org/drawingml/2006/picture">
+                              <pic:nvPicPr>
+                                <pic:cNvPr id="19" name="图片 1" descr="24f613a0-66be-430b-9e80-270d3393fac5"/>
+                                <pic:cNvPicPr>
+                                  <a:picLocks noChangeAspect="1"/>
+                                </pic:cNvPicPr>
+                              </pic:nvPicPr>
+                              <pic:blipFill>
+                                <a:blip r:embed="rId12"/>
+                                <a:srcRect l="43292" t="26660" r="21693" b="24394"/>
+                                <a:stretch>
+                                  <a:fillRect/>
+                                </a:stretch>
+                              </pic:blipFill>
+                              <pic:spPr>
+                                <a:xfrm rot="16200000">
+                                  <a:off x="15453" y="19290"/>
+                                  <a:ext cx="506" cy="1327"/>
+                                </a:xfrm>
+                                <a:prstGeom prst="rect">
+                                  <a:avLst/>
+                                </a:prstGeom>
+                              </pic:spPr>
+                            </pic:pic>
+                            <pic:pic xmlns:pic="http://schemas.openxmlformats.org/drawingml/2006/picture">
+                              <pic:nvPicPr>
+                                <pic:cNvPr id="31" name="图片 25"/>
+                                <pic:cNvPicPr>
+                                  <a:picLocks noChangeAspect="1" noChangeArrowheads="1"/>
+                                </pic:cNvPicPr>
+                              </pic:nvPicPr>
+                              <pic:blipFill>
+                                <a:blip r:embed="rId11">
+                                  <a:extLst>
+                                    <a:ext uri="{28A0092B-C50C-407E-A947-70E740481C1C}">
+                                      <a14:useLocalDpi xmlns:a14="http://schemas.microsoft.com/office/drawing/2010/main" val="0"/>
+                                    </a:ext>
+                                  </a:extLst>
+                                </a:blip>
+                                <a:srcRect/>
+                                <a:stretch>
+                                  <a:fillRect/>
+                                </a:stretch>
+                              </pic:blipFill>
+                              <pic:spPr>
+                                <a:xfrm>
+                                  <a:off x="14555" y="19046"/>
+                                  <a:ext cx="2273" cy="2273"/>
+                                </a:xfrm>
+                                <a:prstGeom prst="rect">
+                                  <a:avLst/>
+                                </a:prstGeom>
+                                <a:noFill/>
+                                <a:ln>
+                                  <a:noFill/>
+                                </a:ln>
+                              </pic:spPr>
+                            </pic:pic>
+                          </wpg:wgp>
+                        </a:graphicData>
+                      </a:graphic>
+                    </wp:anchor>
+                  </w:drawing>
+                </mc:Choice>
+                <mc:Fallback>
+                  <w:pict>
+                    <v:group id="_x0000_s1026" o:spid="_x0000_s1026" o:spt="203" style="position:absolute;left:0pt;margin-left:-14.3pt;margin-top:-35.85pt;height:113.6pt;width:113.6pt;z-index:251663360;mso-width-relative:page;mso-height-relative:page;" coordorigin="14555,19046" coordsize="2272,2272" o:gfxdata="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">
+                      <o:lock v:ext="edit" aspectratio="f"/>
+                      <v:shape id="图片 1" o:spid="_x0000_s1026" o:spt="75" alt="24f613a0-66be-430b-9e80-270d3393fac5" type="#_x0000_t75" style="position:absolute;left:15453;top:19290;height:1327;width:506;rotation:-5898240f;" filled="f" o:preferrelative="t" stroked="f" coordsize="21600,21600" o:gfxdata="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">
+                        <v:fill on="f" focussize="0,0"/>
+                        <v:stroke on="f"/>
+                        <v:imagedata r:id="rId12" cropleft="28372f" croptop="17472f" cropright="14217f" cropbottom="15987f" o:title=""/>
+                        <o:lock v:ext="edit" aspectratio="t"/>
+                      </v:shape>
+                      <v:shape id="图片 25" o:spid="_x0000_s1026" o:spt="75" type="#_x0000_t75" style="position:absolute;left:14555;top:19046;height:2273;width:2273;" filled="f" o:preferrelative="t" stroked="f" coordsize="21600,21600" o:gfxdata="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">
+                        <v:fill on="f" focussize="0,0"/>
+                        <v:stroke on="f"/>
+                        <v:imagedata r:id="rId11" o:title=""/>
+                        <o:lock v:ext="edit" aspectratio="t"/>
+                      </v:shape>
+                    </v:group>
+                  </w:pict>
+                </mc:Fallback>
+              </mc:AlternateContent>
+            </w:r>
           </w:p>
         </w:tc>
         <w:tc>
@@ -5363,7 +5484,7 @@
               <mc:AlternateContent>
                 <mc:Choice Requires="wpg">
                   <w:drawing>
-                    <wp:anchor distT="0" distB="0" distL="114300" distR="114300" simplePos="0" relativeHeight="251661312" behindDoc="0" locked="0" layoutInCell="1" allowOverlap="1">
+                    <wp:anchor distT="0" distB="0" distL="114300" distR="114300" simplePos="0" relativeHeight="251660288" behindDoc="0" locked="0" layoutInCell="1" allowOverlap="1">
                       <wp:simplePos x="0" y="0"/>
                       <wp:positionH relativeFrom="column">
                         <wp:posOffset>-388620</wp:posOffset>
@@ -5374,7 +5495,7 @@
                       <wp:extent cx="1443355" cy="1475740"/>
                       <wp:effectExtent l="0" t="0" r="4445" b="2540"/>
                       <wp:wrapNone/>
-                      <wp:docPr id="14" name="组合 14"/>
+                      <wp:docPr id="11" name="组合 11"/>
                       <wp:cNvGraphicFramePr/>
                       <a:graphic xmlns:a="http://schemas.openxmlformats.org/drawingml/2006/main">
                         <a:graphicData uri="http://schemas.microsoft.com/office/word/2010/wordprocessingGroup">
@@ -5396,7 +5517,7 @@
                                 </pic:cNvPicPr>
                               </pic:nvPicPr>
                               <pic:blipFill>
-                                <a:blip r:embed="rId12">
+                                <a:blip r:embed="rId13">
                                   <a:biLevel thresh="50000"/>
                                 </a:blip>
                                 <a:srcRect l="7865" t="11797" r="5322" b="19074"/>
@@ -5423,7 +5544,7 @@
                                 </pic:cNvPicPr>
                               </pic:nvPicPr>
                               <pic:blipFill>
-                                <a:blip r:embed="rId10">
+                                <a:blip r:embed="rId11">
                                   <a:extLst>
                                     <a:ext uri="{28A0092B-C50C-407E-A947-70E740481C1C}">
                                       <a14:useLocalDpi xmlns:a14="http://schemas.microsoft.com/office/drawing/2010/main" val="0"/>
@@ -5457,18 +5578,18 @@
                 </mc:Choice>
                 <mc:Fallback>
                   <w:pict>
-                    <v:group id="_x0000_s1026" o:spid="_x0000_s1026" o:spt="203" style="position:absolute;left:0pt;margin-left:-30.6pt;margin-top:-36.45pt;height:116.2pt;width:113.65pt;z-index:251661312;mso-width-relative:page;mso-height-relative:page;" coordorigin="3722,92738" coordsize="2273,2273" o:gfxdata="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">
+                    <v:group id="_x0000_s1026" o:spid="_x0000_s1026" o:spt="203" style="position:absolute;left:0pt;margin-left:-30.6pt;margin-top:-36.45pt;height:116.2pt;width:113.65pt;z-index:251660288;mso-width-relative:page;mso-height-relative:page;" coordorigin="3722,92738" coordsize="2273,2273" o:gfxdata="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">
                       <o:lock v:ext="edit" aspectratio="f"/>
                       <v:shape id="图片 59" o:spid="_x0000_s1026" o:spt="75" alt="图片1" type="#_x0000_t75" style="position:absolute;left:4057;top:93343;height:627;width:1468;" filled="f" o:preferrelative="t" stroked="f" coordsize="21600,21600" o:gfxdata="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">
                         <v:fill on="f" focussize="0,0"/>
                         <v:stroke on="f"/>
-                        <v:imagedata r:id="rId12" cropleft="5154f" croptop="7731f" cropright="3488f" cropbottom="12500f" grayscale="t" bilevel="t" o:title=""/>
+                        <v:imagedata r:id="rId13" cropleft="5154f" croptop="7731f" cropright="3488f" cropbottom="12500f" grayscale="t" bilevel="t" o:title=""/>
                         <o:lock v:ext="edit" aspectratio="t"/>
                       </v:shape>
                       <v:shape id="图片 23" o:spid="_x0000_s1026" o:spt="75" type="#_x0000_t75" style="position:absolute;left:3722;top:92738;height:2273;width:2273;" filled="f" o:preferrelative="t" stroked="f" coordsize="21600,21600" o:gfxdata="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">
                         <v:fill on="f" focussize="0,0"/>
                         <v:stroke on="f"/>
-                        <v:imagedata r:id="rId10" o:title=""/>
+                        <v:imagedata r:id="rId11" o:title=""/>
                         <o:lock v:ext="edit" aspectratio="t"/>
                       </v:shape>
                     </v:group>
@@ -5880,7 +6001,7 @@
               <mc:AlternateContent>
                 <mc:Choice Requires="wpg">
                   <w:drawing>
-                    <wp:anchor distT="0" distB="0" distL="114300" distR="114300" simplePos="0" relativeHeight="251660288" behindDoc="0" locked="0" layoutInCell="1" allowOverlap="1">
+                    <wp:anchor distT="0" distB="0" distL="114300" distR="114300" simplePos="0" relativeHeight="251659264" behindDoc="0" locked="0" layoutInCell="1" allowOverlap="1">
                       <wp:simplePos x="0" y="0"/>
                       <wp:positionH relativeFrom="column">
                         <wp:posOffset>-521335</wp:posOffset>
@@ -5891,7 +6012,7 @@
                       <wp:extent cx="1443355" cy="1443355"/>
                       <wp:effectExtent l="0" t="0" r="4445" b="4445"/>
                       <wp:wrapNone/>
-                      <wp:docPr id="13" name="组合 13"/>
+                      <wp:docPr id="12" name="组合 12"/>
                       <wp:cNvGraphicFramePr/>
                       <a:graphic xmlns:a="http://schemas.openxmlformats.org/drawingml/2006/main">
                         <a:graphicData uri="http://schemas.microsoft.com/office/word/2010/wordprocessingGroup">
@@ -5913,7 +6034,7 @@
                                 </pic:cNvPicPr>
                               </pic:nvPicPr>
                               <pic:blipFill>
-                                <a:blip r:embed="rId13">
+                                <a:blip r:embed="rId14">
                                   <a:clrChange>
                                     <a:clrFrom>
                                       <a:srgbClr val="FFFFFF">
@@ -5948,13 +6069,13 @@
                             </pic:pic>
                             <pic:pic xmlns:pic="http://schemas.openxmlformats.org/drawingml/2006/picture">
                               <pic:nvPicPr>
-                                <pic:cNvPr id="6" name="图片 25"/>
+                                <pic:cNvPr id="16" name="图片 25"/>
                                 <pic:cNvPicPr>
                                   <a:picLocks noChangeAspect="1" noChangeArrowheads="1"/>
                                 </pic:cNvPicPr>
                               </pic:nvPicPr>
                               <pic:blipFill>
-                                <a:blip r:embed="rId10">
+                                <a:blip r:embed="rId11">
                                   <a:extLst>
                                     <a:ext uri="{28A0092B-C50C-407E-A947-70E740481C1C}">
                                       <a14:useLocalDpi xmlns:a14="http://schemas.microsoft.com/office/drawing/2010/main" val="0"/>
@@ -5988,18 +6109,18 @@
                 </mc:Choice>
                 <mc:Fallback>
                   <w:pict>
-                    <v:group id="_x0000_s1026" o:spid="_x0000_s1026" o:spt="203" style="position:absolute;left:0pt;margin-left:-41.05pt;margin-top:-37.2pt;height:113.65pt;width:113.65pt;z-index:251660288;mso-width-relative:page;mso-height-relative:page;" coordorigin="3513,94449" coordsize="2273,2273" o:gfxdata="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">
+                    <v:group id="_x0000_s1026" o:spid="_x0000_s1026" o:spt="203" style="position:absolute;left:0pt;margin-left:-41.05pt;margin-top:-37.2pt;height:113.65pt;width:113.65pt;z-index:251659264;mso-width-relative:page;mso-height-relative:page;" coordorigin="3513,94449" coordsize="2273,2273" o:gfxdata="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">
                       <o:lock v:ext="edit" aspectratio="f"/>
                       <v:shape id="图片 29" o:spid="_x0000_s1026" o:spt="75" alt="IMG_256" type="#_x0000_t75" style="position:absolute;left:4208;top:95052;height:570;width:975;" filled="f" o:preferrelative="t" stroked="f" coordsize="21600,21600" o:gfxdata="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">
                         <v:fill on="f" focussize="0,0"/>
                         <v:stroke on="f"/>
-                        <v:imagedata r:id="rId13" chromakey="#FFFFFF" o:title=""/>
+                        <v:imagedata r:id="rId14" chromakey="#FFFFFF" o:title=""/>
                         <o:lock v:ext="edit" aspectratio="t"/>
                       </v:shape>
-                      <v:shape id="图片 25" o:spid="_x0000_s1026" o:spt="75" type="#_x0000_t75" style="position:absolute;left:3513;top:94449;height:2273;width:2273;" filled="f" o:preferrelative="t" stroked="f" coordsize="21600,21600" o:gfxdata="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">
+                      <v:shape id="图片 25" o:spid="_x0000_s1026" o:spt="75" type="#_x0000_t75" style="position:absolute;left:3513;top:94449;height:2273;width:2273;" filled="f" o:preferrelative="t" stroked="f" coordsize="21600,21600" o:gfxdata="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">
                         <v:fill on="f" focussize="0,0"/>
                         <v:stroke on="f"/>
-                        <v:imagedata r:id="rId10" o:title=""/>
+                        <v:imagedata r:id="rId11" o:title=""/>
                         <o:lock v:ext="edit" aspectratio="t"/>
                       </v:shape>
                     </v:group>
@@ -6795,141 +6916,6 @@
                 <w:szCs w:val="24"/>
               </w:rPr>
             </w:pPr>
-            <w:r>
-              <w:rPr>
-                <w:sz w:val="24"/>
-              </w:rPr>
-              <mc:AlternateContent>
-                <mc:Choice Requires="wpg">
-                  <w:drawing>
-                    <wp:anchor distT="0" distB="0" distL="114300" distR="114300" simplePos="0" relativeHeight="251662336" behindDoc="0" locked="0" layoutInCell="1" allowOverlap="1">
-                      <wp:simplePos x="0" y="0"/>
-                      <wp:positionH relativeFrom="column">
-                        <wp:posOffset>-563245</wp:posOffset>
-                      </wp:positionH>
-                      <wp:positionV relativeFrom="paragraph">
-                        <wp:posOffset>-597535</wp:posOffset>
-                      </wp:positionV>
-                      <wp:extent cx="1443355" cy="1443355"/>
-                      <wp:effectExtent l="0" t="0" r="4445" b="4445"/>
-                      <wp:wrapNone/>
-                      <wp:docPr id="15" name="组合 15"/>
-                      <wp:cNvGraphicFramePr/>
-                      <a:graphic xmlns:a="http://schemas.openxmlformats.org/drawingml/2006/main">
-                        <a:graphicData uri="http://schemas.microsoft.com/office/word/2010/wordprocessingGroup">
-                          <wpg:wgp>
-                            <wpg:cNvGrpSpPr/>
-                            <wpg:grpSpPr>
-                              <a:xfrm>
-                                <a:off x="0" y="0"/>
-                                <a:ext cx="1443355" cy="1443355"/>
-                                <a:chOff x="3447" y="97780"/>
-                                <a:chExt cx="2273" cy="2273"/>
-                              </a:xfrm>
-                            </wpg:grpSpPr>
-                            <pic:pic xmlns:pic="http://schemas.openxmlformats.org/drawingml/2006/picture">
-                              <pic:nvPicPr>
-                                <pic:cNvPr id="50" name="图片 1" descr="IMG_256"/>
-                                <pic:cNvPicPr>
-                                  <a:picLocks noChangeAspect="1"/>
-                                </pic:cNvPicPr>
-                              </pic:nvPicPr>
-                              <pic:blipFill>
-                                <a:blip r:embed="rId14">
-                                  <a:clrChange>
-                                    <a:clrFrom>
-                                      <a:srgbClr val="AAA9A5">
-                                        <a:alpha val="100000"/>
-                                      </a:srgbClr>
-                                    </a:clrFrom>
-                                    <a:clrTo>
-                                      <a:srgbClr val="AAA9A5">
-                                        <a:alpha val="100000"/>
-                                        <a:alpha val="0"/>
-                                      </a:srgbClr>
-                                    </a:clrTo>
-                                  </a:clrChange>
-                                </a:blip>
-                                <a:srcRect l="27431" t="30452" r="31962" b="18126"/>
-                                <a:stretch>
-                                  <a:fillRect/>
-                                </a:stretch>
-                              </pic:blipFill>
-                              <pic:spPr>
-                                <a:xfrm>
-                                  <a:off x="4190" y="98395"/>
-                                  <a:ext cx="781" cy="989"/>
-                                </a:xfrm>
-                                <a:prstGeom prst="rect">
-                                  <a:avLst/>
-                                </a:prstGeom>
-                                <a:noFill/>
-                                <a:ln w="9525">
-                                  <a:noFill/>
-                                </a:ln>
-                              </pic:spPr>
-                            </pic:pic>
-                            <pic:pic xmlns:pic="http://schemas.openxmlformats.org/drawingml/2006/picture">
-                              <pic:nvPicPr>
-                                <pic:cNvPr id="11" name="图片 25"/>
-                                <pic:cNvPicPr>
-                                  <a:picLocks noChangeAspect="1" noChangeArrowheads="1"/>
-                                </pic:cNvPicPr>
-                              </pic:nvPicPr>
-                              <pic:blipFill>
-                                <a:blip r:embed="rId10">
-                                  <a:extLst>
-                                    <a:ext uri="{28A0092B-C50C-407E-A947-70E740481C1C}">
-                                      <a14:useLocalDpi xmlns:a14="http://schemas.microsoft.com/office/drawing/2010/main" val="0"/>
-                                    </a:ext>
-                                  </a:extLst>
-                                </a:blip>
-                                <a:srcRect/>
-                                <a:stretch>
-                                  <a:fillRect/>
-                                </a:stretch>
-                              </pic:blipFill>
-                              <pic:spPr>
-                                <a:xfrm>
-                                  <a:off x="3447" y="97780"/>
-                                  <a:ext cx="2273" cy="2273"/>
-                                </a:xfrm>
-                                <a:prstGeom prst="rect">
-                                  <a:avLst/>
-                                </a:prstGeom>
-                                <a:noFill/>
-                                <a:ln>
-                                  <a:noFill/>
-                                </a:ln>
-                              </pic:spPr>
-                            </pic:pic>
-                          </wpg:wgp>
-                        </a:graphicData>
-                      </a:graphic>
-                    </wp:anchor>
-                  </w:drawing>
-                </mc:Choice>
-                <mc:Fallback>
-                  <w:pict>
-                    <v:group id="_x0000_s1026" o:spid="_x0000_s1026" o:spt="203" style="position:absolute;left:0pt;margin-left:-44.35pt;margin-top:-47.05pt;height:113.65pt;width:113.65pt;z-index:251662336;mso-width-relative:page;mso-height-relative:page;" coordorigin="3447,97780" coordsize="2273,2273" o:gfxdata="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">
-                      <o:lock v:ext="edit" aspectratio="f"/>
-                      <v:shape id="图片 1" o:spid="_x0000_s1026" o:spt="75" alt="IMG_256" type="#_x0000_t75" style="position:absolute;left:4190;top:98395;height:989;width:781;" filled="f" o:preferrelative="t" stroked="f" coordsize="21600,21600" o:gfxdata="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">
-                        <v:fill on="f" focussize="0,0"/>
-                        <v:stroke on="f"/>
-                        <v:imagedata r:id="rId14" cropleft="17977f" croptop="19957f" cropright="20947f" cropbottom="11879f" chromakey="#AAA9A5" o:title=""/>
-                        <o:lock v:ext="edit" aspectratio="t"/>
-                      </v:shape>
-                      <v:shape id="图片 25" o:spid="_x0000_s1026" o:spt="75" type="#_x0000_t75" style="position:absolute;left:3447;top:97780;height:2273;width:2273;" filled="f" o:preferrelative="t" stroked="f" coordsize="21600,21600" o:gfxdata="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">
-                        <v:fill on="f" focussize="0,0"/>
-                        <v:stroke on="f"/>
-                        <v:imagedata r:id="rId10" o:title=""/>
-                        <o:lock v:ext="edit" aspectratio="t"/>
-                      </v:shape>
-                    </v:group>
-                  </w:pict>
-                </mc:Fallback>
-              </mc:AlternateContent>
-            </w:r>
           </w:p>
         </w:tc>
         <w:tc>
@@ -7316,6 +7302,12 @@
             <w:insideH w:val="single" w:color="A4A4A4" w:sz="4" w:space="0"/>
             <w:insideV w:val="single" w:color="A4A4A4" w:sz="4" w:space="0"/>
           </w:tblBorders>
+          <w:tblCellMar>
+            <w:top w:w="0" w:type="dxa"/>
+            <w:left w:w="108" w:type="dxa"/>
+            <w:bottom w:w="0" w:type="dxa"/>
+            <w:right w:w="108" w:type="dxa"/>
+          </w:tblCellMar>
         </w:tblPrEx>
         <w:trPr>
           <w:cantSplit/>
@@ -11305,12 +11297,12 @@
           <w:lang w:val="en-US" w:eastAsia="zh-CN"/>
         </w:rPr>
       </w:pPr>
-      <w:bookmarkStart w:id="47" w:name="_Toc5244"/>
-      <w:bookmarkStart w:id="48" w:name="_Toc10223"/>
-      <w:bookmarkStart w:id="49" w:name="_Toc20034"/>
-      <w:bookmarkStart w:id="50" w:name="_Toc25849"/>
-      <w:bookmarkStart w:id="51" w:name="_Toc6972"/>
-      <w:bookmarkStart w:id="52" w:name="_Toc106719764"/>
+      <w:bookmarkStart w:id="47" w:name="_Toc106719764"/>
+      <w:bookmarkStart w:id="48" w:name="_Toc6972"/>
+      <w:bookmarkStart w:id="49" w:name="_Toc10223"/>
+      <w:bookmarkStart w:id="50" w:name="_Toc5244"/>
+      <w:bookmarkStart w:id="51" w:name="_Toc20034"/>
+      <w:bookmarkStart w:id="52" w:name="_Toc25849"/>
       <w:r>
         <w:rPr>
           <w:rFonts w:hint="eastAsia"/>
@@ -14921,11 +14913,11 @@
           <w:lang w:val="en-US" w:eastAsia="zh-CN" w:bidi="ar"/>
         </w:rPr>
       </w:pPr>
-      <w:bookmarkStart w:id="59" w:name="_Toc30450"/>
-      <w:bookmarkStart w:id="60" w:name="_Toc30210"/>
-      <w:bookmarkStart w:id="61" w:name="_Toc8282"/>
-      <w:bookmarkStart w:id="62" w:name="_Toc8902"/>
-      <w:bookmarkStart w:id="63" w:name="_Toc22405"/>
+      <w:bookmarkStart w:id="59" w:name="_Toc22405"/>
+      <w:bookmarkStart w:id="60" w:name="_Toc30450"/>
+      <w:bookmarkStart w:id="61" w:name="_Toc8902"/>
+      <w:bookmarkStart w:id="62" w:name="_Toc8282"/>
+      <w:bookmarkStart w:id="63" w:name="_Toc30210"/>
       <w:r>
         <w:rPr>
           <w:rFonts w:hint="eastAsia" w:ascii="微软雅黑" w:hAnsi="微软雅黑" w:eastAsia="微软雅黑" w:cs="微软雅黑"/>
@@ -16537,11 +16529,11 @@
           <w:lang w:val="en-US" w:eastAsia="zh-CN" w:bidi="ar"/>
         </w:rPr>
       </w:pPr>
-      <w:bookmarkStart w:id="66" w:name="_Toc7994"/>
+      <w:bookmarkStart w:id="66" w:name="_Toc24511"/>
       <w:bookmarkStart w:id="67" w:name="_Toc7932"/>
       <w:bookmarkStart w:id="68" w:name="_Toc10597"/>
-      <w:bookmarkStart w:id="69" w:name="_Toc24511"/>
-      <w:bookmarkStart w:id="70" w:name="_Toc19396"/>
+      <w:bookmarkStart w:id="69" w:name="_Toc19396"/>
+      <w:bookmarkStart w:id="70" w:name="_Toc7994"/>
       <w:r>
         <w:rPr>
           <w:rFonts w:hint="eastAsia" w:ascii="微软雅黑" w:hAnsi="微软雅黑" w:eastAsia="微软雅黑" w:cs="微软雅黑"/>
@@ -17042,8 +17034,8 @@
       <w:bookmarkStart w:id="71" w:name="_Toc18423"/>
       <w:bookmarkStart w:id="72" w:name="_Toc19443"/>
       <w:bookmarkStart w:id="73" w:name="_Toc8857"/>
-      <w:bookmarkStart w:id="74" w:name="_Toc15763"/>
-      <w:bookmarkStart w:id="75" w:name="_Toc13439"/>
+      <w:bookmarkStart w:id="74" w:name="_Toc13439"/>
+      <w:bookmarkStart w:id="75" w:name="_Toc15763"/>
       <w:r>
         <w:rPr>
           <w:rFonts w:hint="eastAsia" w:ascii="微软雅黑" w:hAnsi="微软雅黑" w:eastAsia="微软雅黑" w:cs="微软雅黑"/>
@@ -18077,8 +18069,6 @@
               </w:rPr>
               <w:t>pT1-3和pN1 (1-3淋巴结阳性)且RS &lt;26的绝经前肿瘤患者，与内分泌单一疗法相比，内分泌疗结合化疗可降低远期复发率，但尚不清楚这种疗效改善是否是由于化疗促进了卵巢抑制作用而引起的。对于这类患者，可考虑化疗结合内分泌治疗，或者卵巢功能抑制剂联合他莫昔芬或AI。</w:t>
             </w:r>
-            <w:bookmarkStart w:id="94" w:name="_GoBack"/>
-            <w:bookmarkEnd w:id="94"/>
           </w:p>
         </w:tc>
       </w:tr>
@@ -19089,17 +19079,17 @@
           </w14:shadow>
         </w:rPr>
       </w:pPr>
-      <w:bookmarkStart w:id="79" w:name="_Toc31804"/>
-      <w:bookmarkStart w:id="80" w:name="_Toc19584_WPSOffice_Level1"/>
-      <w:bookmarkStart w:id="81" w:name="_Toc22162_WPSOffice_Level1"/>
-      <w:bookmarkStart w:id="82" w:name="_Toc16927"/>
-      <w:bookmarkStart w:id="83" w:name="_Toc14611_WPSOffice_Level1"/>
-      <w:bookmarkStart w:id="84" w:name="_Toc107825571"/>
-      <w:bookmarkStart w:id="85" w:name="_Toc21361"/>
-      <w:bookmarkStart w:id="86" w:name="_Toc17792_WPSOffice_Level2"/>
+      <w:bookmarkStart w:id="79" w:name="_Toc19584_WPSOffice_Level1"/>
+      <w:bookmarkStart w:id="80" w:name="_Toc107825571"/>
+      <w:bookmarkStart w:id="81" w:name="_Toc9662"/>
+      <w:bookmarkStart w:id="82" w:name="_Toc22623"/>
+      <w:bookmarkStart w:id="83" w:name="_Toc16927"/>
+      <w:bookmarkStart w:id="84" w:name="_Toc21361"/>
+      <w:bookmarkStart w:id="85" w:name="_Toc17792_WPSOffice_Level2"/>
+      <w:bookmarkStart w:id="86" w:name="_Toc14611_WPSOffice_Level1"/>
       <w:bookmarkStart w:id="87" w:name="_Toc13275"/>
-      <w:bookmarkStart w:id="88" w:name="_Toc9662"/>
-      <w:bookmarkStart w:id="89" w:name="_Toc22623"/>
+      <w:bookmarkStart w:id="88" w:name="_Toc22162_WPSOffice_Level1"/>
+      <w:bookmarkStart w:id="89" w:name="_Toc31804"/>
       <w:r>
         <w:rPr>
           <w:rFonts w:hint="eastAsia" w:ascii="Times New Roman" w:hAnsi="Times New Roman"/>
@@ -19140,8 +19130,8 @@
       </w:pPr>
       <w:bookmarkStart w:id="90" w:name="_Toc11768"/>
       <w:bookmarkStart w:id="91" w:name="_Toc18033"/>
-      <w:bookmarkStart w:id="92" w:name="_Toc27691"/>
-      <w:bookmarkStart w:id="93" w:name="_Toc4053"/>
+      <w:bookmarkStart w:id="92" w:name="_Toc4053"/>
+      <w:bookmarkStart w:id="93" w:name="_Toc27691"/>
       <w:r>
         <w:rPr>
           <w:rFonts w:hint="default" w:ascii="Times New Roman" w:hAnsi="Times New Roman" w:eastAsia="微软雅黑" w:cs="Times New Roman"/>
@@ -19944,7 +19934,7 @@
         <w:lang w:eastAsia="zh-CN"/>
       </w:rPr>
       <w:drawing>
-        <wp:anchor distT="0" distB="0" distL="0" distR="0" simplePos="0" relativeHeight="251662336" behindDoc="0" locked="0" layoutInCell="1" allowOverlap="1">
+        <wp:anchor distT="0" distB="0" distL="0" distR="0" simplePos="0" relativeHeight="251661312" behindDoc="0" locked="0" layoutInCell="1" allowOverlap="1">
           <wp:simplePos x="0" y="0"/>
           <wp:positionH relativeFrom="column">
             <wp:posOffset>4605020</wp:posOffset>
@@ -20050,7 +20040,7 @@
         <w:lang w:eastAsia="zh-CN"/>
       </w:rPr>
       <w:drawing>
-        <wp:anchor distT="0" distB="0" distL="0" distR="0" simplePos="0" relativeHeight="251664384" behindDoc="0" locked="0" layoutInCell="1" allowOverlap="1">
+        <wp:anchor distT="0" distB="0" distL="0" distR="0" simplePos="0" relativeHeight="251663360" behindDoc="0" locked="0" layoutInCell="1" allowOverlap="1">
           <wp:simplePos x="0" y="0"/>
           <wp:positionH relativeFrom="column">
             <wp:posOffset>4605020</wp:posOffset>
@@ -20156,7 +20146,7 @@
         <w:lang w:eastAsia="zh-CN"/>
       </w:rPr>
       <w:drawing>
-        <wp:anchor distT="0" distB="0" distL="0" distR="0" simplePos="0" relativeHeight="251665408" behindDoc="0" locked="0" layoutInCell="1" allowOverlap="1">
+        <wp:anchor distT="0" distB="0" distL="0" distR="0" simplePos="0" relativeHeight="251664384" behindDoc="0" locked="0" layoutInCell="1" allowOverlap="1">
           <wp:simplePos x="0" y="0"/>
           <wp:positionH relativeFrom="column">
             <wp:posOffset>4579620</wp:posOffset>
@@ -22146,20 +22136,10 @@
 </s:customData>
 </file>
 
-<file path=customXml/item2.xml><?xml version="1.0" encoding="utf-8"?>
-<b:Sources xmlns:b="http://schemas.openxmlformats.org/officeDocument/2006/bibliography" xmlns="http://schemas.openxmlformats.org/officeDocument/2006/bibliography" SelectedStyle="\APA.XSL" StyleName="APA"/>
-</file>
-
 <file path=customXml/itemProps1.xml><?xml version="1.0" encoding="utf-8"?>
 <ds:datastoreItem xmlns:ds="http://schemas.openxmlformats.org/officeDocument/2006/customXml" ds:itemID="{B1977F7D-205B-4081-913C-38D41E755F92}">
   <ds:schemaRefs>
     <ds:schemaRef ds:uri="http://www.wps.cn/officeDocument/2013/wpsCustomData"/>
   </ds:schemaRefs>
 </ds:datastoreItem>
-</file>
-
-<file path=customXml/itemProps2.xml><?xml version="1.0" encoding="utf-8"?>
-<ds:datastoreItem xmlns:ds="http://schemas.openxmlformats.org/officeDocument/2006/customXml" ds:itemID="{AF0FCD33-2FD2-40CF-9CDF-F2193CE32997}">
-  <ds:schemaRefs/>
-</ds:datastoreItem>
 </file>
--- a/WebContent/docx/乳腺癌21基因报告-苏州市立医院.docx
+++ b/WebContent/docx/乳腺癌21基因报告-苏州市立医院.docx
@@ -11,8 +11,8 @@
           <w:lang w:eastAsia="zh-CN"/>
         </w:rPr>
       </w:pPr>
-      <w:bookmarkStart w:id="0" w:name="_Toc12869"/>
-      <w:bookmarkStart w:id="1" w:name="_Toc26189"/>
+      <w:bookmarkStart w:id="0" w:name="_Toc26189"/>
+      <w:bookmarkStart w:id="1" w:name="_Toc12869"/>
     </w:p>
     <w:p>
       <w:pPr>
@@ -2369,16 +2369,16 @@
           </w14:shadow>
         </w:rPr>
       </w:pPr>
-      <w:bookmarkStart w:id="2" w:name="_Toc4588"/>
-      <w:bookmarkStart w:id="3" w:name="_Toc21669"/>
-      <w:bookmarkStart w:id="4" w:name="_Toc3619"/>
-      <w:bookmarkStart w:id="5" w:name="_Toc30143_WPSOffice_Level1"/>
-      <w:bookmarkStart w:id="6" w:name="_Toc21009_WPSOffice_Level1"/>
-      <w:bookmarkStart w:id="7" w:name="_Toc14123"/>
-      <w:bookmarkStart w:id="8" w:name="_Toc14459"/>
-      <w:bookmarkStart w:id="9" w:name="_Toc13806"/>
-      <w:bookmarkStart w:id="10" w:name="_Toc24178_WPSOffice_Level1"/>
-      <w:bookmarkStart w:id="11" w:name="_Toc107825547"/>
+      <w:bookmarkStart w:id="2" w:name="_Toc14459"/>
+      <w:bookmarkStart w:id="3" w:name="_Toc13806"/>
+      <w:bookmarkStart w:id="4" w:name="_Toc24178_WPSOffice_Level1"/>
+      <w:bookmarkStart w:id="5" w:name="_Toc4588"/>
+      <w:bookmarkStart w:id="6" w:name="_Toc21669"/>
+      <w:bookmarkStart w:id="7" w:name="_Toc107825547"/>
+      <w:bookmarkStart w:id="8" w:name="_Toc30143_WPSOffice_Level1"/>
+      <w:bookmarkStart w:id="9" w:name="_Toc3619"/>
+      <w:bookmarkStart w:id="10" w:name="_Toc21009_WPSOffice_Level1"/>
+      <w:bookmarkStart w:id="11" w:name="_Toc14123"/>
       <w:r>
         <w:rPr>
           <w:rFonts w:ascii="Times New Roman" w:hAnsi="Times New Roman"/>
@@ -2440,12 +2440,6 @@
             <w:insideH w:val="single" w:color="A4A4A4" w:sz="4" w:space="0"/>
             <w:insideV w:val="single" w:color="A4A4A4" w:sz="4" w:space="0"/>
           </w:tblBorders>
-          <w:tblCellMar>
-            <w:top w:w="0" w:type="dxa"/>
-            <w:left w:w="108" w:type="dxa"/>
-            <w:bottom w:w="0" w:type="dxa"/>
-            <w:right w:w="108" w:type="dxa"/>
-          </w:tblCellMar>
         </w:tblPrEx>
         <w:trPr>
           <w:trHeight w:val="397" w:hRule="atLeast"/>
@@ -3255,15 +3249,15 @@
           </w14:shadow>
         </w:rPr>
       </w:pPr>
-      <w:bookmarkStart w:id="12" w:name="_Toc14797"/>
-      <w:bookmarkStart w:id="13" w:name="_Toc11015_WPSOffice_Level1"/>
-      <w:bookmarkStart w:id="14" w:name="_Toc29272"/>
-      <w:bookmarkStart w:id="15" w:name="_Toc18062_WPSOffice_Level1"/>
-      <w:bookmarkStart w:id="16" w:name="_Toc7021_WPSOffice_Level1"/>
-      <w:bookmarkStart w:id="17" w:name="_Toc4492"/>
-      <w:bookmarkStart w:id="18" w:name="_Toc17451"/>
-      <w:bookmarkStart w:id="19" w:name="_Toc26731"/>
-      <w:bookmarkStart w:id="20" w:name="_Toc107825548"/>
+      <w:bookmarkStart w:id="12" w:name="_Toc4492"/>
+      <w:bookmarkStart w:id="13" w:name="_Toc18062_WPSOffice_Level1"/>
+      <w:bookmarkStart w:id="14" w:name="_Toc107825548"/>
+      <w:bookmarkStart w:id="15" w:name="_Toc17451"/>
+      <w:bookmarkStart w:id="16" w:name="_Toc26731"/>
+      <w:bookmarkStart w:id="17" w:name="_Toc14797"/>
+      <w:bookmarkStart w:id="18" w:name="_Toc29272"/>
+      <w:bookmarkStart w:id="19" w:name="_Toc7021_WPSOffice_Level1"/>
+      <w:bookmarkStart w:id="20" w:name="_Toc11015_WPSOffice_Level1"/>
       <w:bookmarkStart w:id="21" w:name="_Toc3823"/>
       <w:r>
         <w:rPr>
@@ -3408,11 +3402,11 @@
           </w14:shadow>
         </w:rPr>
       </w:pPr>
-      <w:bookmarkStart w:id="23" w:name="_Toc25920"/>
-      <w:bookmarkStart w:id="24" w:name="_Toc16576"/>
-      <w:bookmarkStart w:id="25" w:name="_Toc6221_WPSOffice_Level1"/>
-      <w:bookmarkStart w:id="26" w:name="_Toc18058"/>
-      <w:bookmarkStart w:id="27" w:name="_Toc23369_WPSOffice_Level1"/>
+      <w:bookmarkStart w:id="23" w:name="_Toc6221_WPSOffice_Level1"/>
+      <w:bookmarkStart w:id="24" w:name="_Toc23369_WPSOffice_Level1"/>
+      <w:bookmarkStart w:id="25" w:name="_Toc18058"/>
+      <w:bookmarkStart w:id="26" w:name="_Toc25920"/>
+      <w:bookmarkStart w:id="27" w:name="_Toc16576"/>
       <w:bookmarkStart w:id="28" w:name="_Toc149837253"/>
       <w:bookmarkStart w:id="29" w:name="_Toc30197"/>
       <w:bookmarkStart w:id="30" w:name="_Toc29826"/>
@@ -3482,9 +3476,9 @@
           <w:lang w:eastAsia="zh-CN"/>
         </w:rPr>
       </w:pPr>
-      <w:bookmarkStart w:id="31" w:name="_Toc777"/>
-      <w:bookmarkStart w:id="32" w:name="_Toc15649"/>
-      <w:bookmarkStart w:id="33" w:name="_Toc149837254"/>
+      <w:bookmarkStart w:id="31" w:name="_Toc15649"/>
+      <w:bookmarkStart w:id="32" w:name="_Toc149837254"/>
+      <w:bookmarkStart w:id="33" w:name="_Toc777"/>
       <w:r>
         <w:rPr>
           <w:rFonts w:hint="eastAsia"/>
@@ -3535,12 +3529,6 @@
             <w:insideH w:val="single" w:color="A4A4A4" w:sz="4" w:space="0"/>
             <w:insideV w:val="single" w:color="A4A4A4" w:sz="4" w:space="0"/>
           </w:tblBorders>
-          <w:tblCellMar>
-            <w:top w:w="0" w:type="dxa"/>
-            <w:left w:w="0" w:type="dxa"/>
-            <w:bottom w:w="0" w:type="dxa"/>
-            <w:right w:w="0" w:type="dxa"/>
-          </w:tblCellMar>
         </w:tblPrEx>
         <w:trPr>
           <w:trHeight w:val="488" w:hRule="atLeast"/>
@@ -4210,12 +4198,12 @@
           <w:lang w:eastAsia="zh-CN"/>
         </w:rPr>
       </w:pPr>
-      <w:bookmarkStart w:id="34" w:name="_Toc18552"/>
-      <w:bookmarkStart w:id="35" w:name="_Toc16466"/>
-      <w:bookmarkStart w:id="36" w:name="_Toc19024"/>
-      <w:bookmarkStart w:id="37" w:name="_Toc14264"/>
-      <w:bookmarkStart w:id="38" w:name="_Toc25603"/>
-      <w:bookmarkStart w:id="39" w:name="_Toc8800"/>
+      <w:bookmarkStart w:id="34" w:name="_Toc8800"/>
+      <w:bookmarkStart w:id="35" w:name="_Toc18552"/>
+      <w:bookmarkStart w:id="36" w:name="_Toc16466"/>
+      <w:bookmarkStart w:id="37" w:name="_Toc25603"/>
+      <w:bookmarkStart w:id="38" w:name="_Toc14264"/>
+      <w:bookmarkStart w:id="39" w:name="_Toc19024"/>
       <w:r>
         <w:rPr>
           <w:rFonts w:ascii="微软雅黑" w:hAnsi="微软雅黑" w:eastAsia="微软雅黑" w:cs="微软雅黑"/>
@@ -4306,9 +4294,9 @@
           <w:lang w:eastAsia="zh-CN"/>
         </w:rPr>
       </w:pPr>
-      <w:bookmarkStart w:id="40" w:name="_Toc24726"/>
-      <w:bookmarkStart w:id="41" w:name="_Toc23941"/>
-      <w:bookmarkStart w:id="42" w:name="_Toc7030"/>
+      <w:bookmarkStart w:id="40" w:name="_Toc23941"/>
+      <w:bookmarkStart w:id="41" w:name="_Toc7030"/>
+      <w:bookmarkStart w:id="42" w:name="_Toc24726"/>
       <w:bookmarkStart w:id="43" w:name="_Toc31071"/>
       <w:r>
         <w:rPr>
@@ -4449,26 +4437,25 @@
                 <w:szCs w:val="24"/>
               </w:rPr>
             </w:pPr>
-            <w:bookmarkStart w:id="94" w:name="_GoBack"/>
-            <w:r>
-              <w:rPr>
-                <w:sz w:val="22"/>
+            <w:r>
+              <w:rPr>
+                <w:sz w:val="18"/>
               </w:rPr>
               <mc:AlternateContent>
                 <mc:Choice Requires="wpg">
                   <w:drawing>
-                    <wp:anchor distT="0" distB="0" distL="114300" distR="114300" simplePos="0" relativeHeight="251662336" behindDoc="0" locked="0" layoutInCell="1" allowOverlap="1">
+                    <wp:anchor distT="0" distB="0" distL="114300" distR="114300" simplePos="0" relativeHeight="251663360" behindDoc="0" locked="0" layoutInCell="1" allowOverlap="1">
                       <wp:simplePos x="0" y="0"/>
                       <wp:positionH relativeFrom="column">
-                        <wp:posOffset>-149860</wp:posOffset>
+                        <wp:posOffset>-366395</wp:posOffset>
                       </wp:positionH>
                       <wp:positionV relativeFrom="paragraph">
-                        <wp:posOffset>-505460</wp:posOffset>
+                        <wp:posOffset>-487680</wp:posOffset>
                       </wp:positionV>
-                      <wp:extent cx="1442720" cy="1442720"/>
-                      <wp:effectExtent l="0" t="0" r="5080" b="5080"/>
+                      <wp:extent cx="1442085" cy="1442085"/>
+                      <wp:effectExtent l="0" t="0" r="5715" b="5715"/>
                       <wp:wrapNone/>
-                      <wp:docPr id="8" name="组合 8"/>
+                      <wp:docPr id="7" name="组合 7"/>
                       <wp:cNvGraphicFramePr/>
                       <a:graphic xmlns:a="http://schemas.openxmlformats.org/drawingml/2006/main">
                         <a:graphicData uri="http://schemas.microsoft.com/office/word/2010/wordprocessingGroup">
@@ -4477,44 +4464,20 @@
                             <wpg:grpSpPr>
                               <a:xfrm>
                                 <a:off x="0" y="0"/>
-                                <a:ext cx="1442720" cy="1442720"/>
-                                <a:chOff x="20702" y="14472"/>
-                                <a:chExt cx="2272" cy="2272"/>
+                                <a:ext cx="1442085" cy="1442085"/>
+                                <a:chOff x="3757" y="89141"/>
+                                <a:chExt cx="2271" cy="2271"/>
                               </a:xfrm>
                             </wpg:grpSpPr>
                             <pic:pic xmlns:pic="http://schemas.openxmlformats.org/drawingml/2006/picture">
                               <pic:nvPicPr>
-                                <pic:cNvPr id="9" name="图片 15" descr="c9514d16fd70679bf0495aeebb03c72d_compress"/>
-                                <pic:cNvPicPr>
-                                  <a:picLocks noChangeAspect="1"/>
-                                </pic:cNvPicPr>
-                              </pic:nvPicPr>
-                              <pic:blipFill>
-                                <a:blip r:embed="rId10"/>
-                                <a:srcRect l="21003" t="56913" r="27176" b="26386"/>
-                                <a:stretch>
-                                  <a:fillRect/>
-                                </a:stretch>
-                              </pic:blipFill>
-                              <pic:spPr>
-                                <a:xfrm>
-                                  <a:off x="21019" y="15216"/>
-                                  <a:ext cx="1550" cy="475"/>
-                                </a:xfrm>
-                                <a:prstGeom prst="rect">
-                                  <a:avLst/>
-                                </a:prstGeom>
-                              </pic:spPr>
-                            </pic:pic>
-                            <pic:pic xmlns:pic="http://schemas.openxmlformats.org/drawingml/2006/picture">
-                              <pic:nvPicPr>
-                                <pic:cNvPr id="18" name="图片 25"/>
+                                <pic:cNvPr id="18" name="图片 8"/>
                                 <pic:cNvPicPr>
                                   <a:picLocks noChangeAspect="1" noChangeArrowheads="1"/>
                                 </pic:cNvPicPr>
                               </pic:nvPicPr>
                               <pic:blipFill>
-                                <a:blip r:embed="rId11">
+                                <a:blip r:embed="rId10">
                                   <a:extLst>
                                     <a:ext uri="{28A0092B-C50C-407E-A947-70E740481C1C}">
                                       <a14:useLocalDpi xmlns:a14="http://schemas.microsoft.com/office/drawing/2010/main" val="0"/>
@@ -4528,8 +4491,8 @@
                               </pic:blipFill>
                               <pic:spPr>
                                 <a:xfrm>
-                                  <a:off x="20702" y="14472"/>
-                                  <a:ext cx="2273" cy="2273"/>
+                                  <a:off x="3757" y="89141"/>
+                                  <a:ext cx="2271" cy="2271"/>
                                 </a:xfrm>
                                 <a:prstGeom prst="rect">
                                   <a:avLst/>
@@ -4540,6 +4503,44 @@
                                 </a:ln>
                               </pic:spPr>
                             </pic:pic>
+                            <pic:pic xmlns:pic="http://schemas.openxmlformats.org/drawingml/2006/picture">
+                              <pic:nvPicPr>
+                                <pic:cNvPr id="30" name="图片 30" descr="微信图片_20220215110121"/>
+                                <pic:cNvPicPr>
+                                  <a:picLocks noChangeAspect="1"/>
+                                </pic:cNvPicPr>
+                              </pic:nvPicPr>
+                              <pic:blipFill>
+                                <a:blip r:embed="rId11">
+                                  <a:clrChange>
+                                    <a:clrFrom>
+                                      <a:srgbClr val="A09D98">
+                                        <a:alpha val="100000"/>
+                                      </a:srgbClr>
+                                    </a:clrFrom>
+                                    <a:clrTo>
+                                      <a:srgbClr val="A09D98">
+                                        <a:alpha val="100000"/>
+                                        <a:alpha val="0"/>
+                                      </a:srgbClr>
+                                    </a:clrTo>
+                                  </a:clrChange>
+                                  <a:biLevel thresh="50000"/>
+                                </a:blip>
+                                <a:stretch>
+                                  <a:fillRect/>
+                                </a:stretch>
+                              </pic:blipFill>
+                              <pic:spPr>
+                                <a:xfrm>
+                                  <a:off x="4304" y="89723"/>
+                                  <a:ext cx="1234" cy="715"/>
+                                </a:xfrm>
+                                <a:prstGeom prst="rect">
+                                  <a:avLst/>
+                                </a:prstGeom>
+                              </pic:spPr>
+                            </pic:pic>
                           </wpg:wgp>
                         </a:graphicData>
                       </a:graphic>
@@ -4548,18 +4549,18 @@
                 </mc:Choice>
                 <mc:Fallback>
                   <w:pict>
-                    <v:group id="_x0000_s1026" o:spid="_x0000_s1026" o:spt="203" style="position:absolute;left:0pt;margin-left:-11.8pt;margin-top:-39.8pt;height:113.6pt;width:113.6pt;z-index:251662336;mso-width-relative:page;mso-height-relative:page;" coordorigin="20702,14472" coordsize="2272,2272" o:gfxdata="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">
+                    <v:group id="_x0000_s1026" o:spid="_x0000_s1026" o:spt="203" style="position:absolute;left:0pt;margin-left:-28.85pt;margin-top:-38.4pt;height:113.55pt;width:113.55pt;z-index:251663360;mso-width-relative:page;mso-height-relative:page;" coordorigin="3757,89141" coordsize="2271,2271" o:gfxdata="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">
                       <o:lock v:ext="edit" aspectratio="f"/>
-                      <v:shape id="图片 15" o:spid="_x0000_s1026" o:spt="75" alt="c9514d16fd70679bf0495aeebb03c72d_compress" type="#_x0000_t75" style="position:absolute;left:21019;top:15216;height:475;width:1550;" filled="f" o:preferrelative="t" stroked="f" coordsize="21600,21600" o:gfxdata="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">
+                      <v:shape id="图片 8" o:spid="_x0000_s1026" o:spt="75" type="#_x0000_t75" style="position:absolute;left:3757;top:89141;height:2271;width:2271;" filled="f" o:preferrelative="t" stroked="f" coordsize="21600,21600" o:gfxdata="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">
                         <v:fill on="f" focussize="0,0"/>
                         <v:stroke on="f"/>
-                        <v:imagedata r:id="rId10" cropleft="13765f" croptop="37299f" cropright="17810f" cropbottom="17292f" o:title=""/>
+                        <v:imagedata r:id="rId10" o:title=""/>
                         <o:lock v:ext="edit" aspectratio="t"/>
                       </v:shape>
-                      <v:shape id="图片 25" o:spid="_x0000_s1026" o:spt="75" type="#_x0000_t75" style="position:absolute;left:20702;top:14472;height:2273;width:2273;" filled="f" o:preferrelative="t" stroked="f" coordsize="21600,21600" o:gfxdata="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">
+                      <v:shape id="_x0000_s1026" o:spid="_x0000_s1026" o:spt="75" alt="微信图片_20220215110121" type="#_x0000_t75" style="position:absolute;left:4304;top:89723;height:715;width:1234;" filled="f" o:preferrelative="t" stroked="f" coordsize="21600,21600" o:gfxdata="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">
                         <v:fill on="f" focussize="0,0"/>
                         <v:stroke on="f"/>
-                        <v:imagedata r:id="rId11" o:title=""/>
+                        <v:imagedata r:id="rId11" grayscale="t" bilevel="t" chromakey="#A09D98" o:title=""/>
                         <o:lock v:ext="edit" aspectratio="t"/>
                       </v:shape>
                     </v:group>
@@ -4567,7 +4568,6 @@
                 </mc:Fallback>
               </mc:AlternateContent>
             </w:r>
-            <w:bookmarkEnd w:id="94"/>
           </w:p>
         </w:tc>
         <w:tc>
@@ -4814,12 +4814,30 @@
     <w:p>
       <w:pPr>
         <w:rPr>
+          <w:rFonts w:ascii="Times New Roman" w:hAnsi="Times New Roman" w:eastAsia="微软雅黑" w:cs="Times New Roman"/>
+          <w:sz w:val="24"/>
+          <w:szCs w:val="24"/>
+          <w:lang w:eastAsia="zh-CN"/>
+        </w:rPr>
+      </w:pPr>
+      <w:r>
+        <w:rPr>
           <w:rFonts w:hint="eastAsia" w:ascii="Times New Roman" w:hAnsi="Times New Roman" w:eastAsia="微软雅黑" w:cs="Times New Roman"/>
           <w:sz w:val="24"/>
           <w:szCs w:val="24"/>
           <w:lang w:eastAsia="zh-CN"/>
         </w:rPr>
-      </w:pPr>
+        <w:t xml:space="preserve">{% endif %}{% if testedby == </w:t>
+      </w:r>
+      <w:r>
+        <w:rPr>
+          <w:rFonts w:ascii="Times New Roman" w:hAnsi="Times New Roman" w:eastAsia="微软雅黑" w:cs="Times New Roman"/>
+          <w:sz w:val="24"/>
+          <w:szCs w:val="24"/>
+          <w:lang w:eastAsia="zh-CN"/>
+        </w:rPr>
+        <w:t>“</w:t>
+      </w:r>
       <w:r>
         <w:rPr>
           <w:rFonts w:hint="eastAsia" w:ascii="Times New Roman" w:hAnsi="Times New Roman" w:eastAsia="微软雅黑" w:cs="Times New Roman"/>
@@ -4827,7 +4845,7 @@
           <w:szCs w:val="24"/>
           <w:lang w:eastAsia="zh-CN"/>
         </w:rPr>
-        <w:t xml:space="preserve">{% endif %}{% if testedby == </w:t>
+        <w:t>2</w:t>
       </w:r>
       <w:r>
         <w:rPr>
@@ -4836,7 +4854,7 @@
           <w:szCs w:val="24"/>
           <w:lang w:eastAsia="zh-CN"/>
         </w:rPr>
-        <w:t>“</w:t>
+        <w:t>”</w:t>
       </w:r>
       <w:r>
         <w:rPr>
@@ -4845,33 +4863,13 @@
           <w:szCs w:val="24"/>
           <w:lang w:eastAsia="zh-CN"/>
         </w:rPr>
-        <w:t>2</w:t>
-      </w:r>
-      <w:r>
-        <w:rPr>
-          <w:rFonts w:ascii="Times New Roman" w:hAnsi="Times New Roman" w:eastAsia="微软雅黑" w:cs="Times New Roman"/>
-          <w:sz w:val="24"/>
-          <w:szCs w:val="24"/>
-          <w:lang w:eastAsia="zh-CN"/>
-        </w:rPr>
-        <w:t>”</w:t>
-      </w:r>
-      <w:r>
-        <w:rPr>
-          <w:rFonts w:hint="eastAsia" w:ascii="Times New Roman" w:hAnsi="Times New Roman" w:eastAsia="微软雅黑" w:cs="Times New Roman"/>
-          <w:sz w:val="24"/>
-          <w:szCs w:val="24"/>
-          <w:lang w:eastAsia="zh-CN"/>
-        </w:rPr>
         <w:t xml:space="preserve"> %}</w:t>
       </w:r>
     </w:p>
     <w:p>
       <w:pPr>
         <w:rPr>
-          <w:rFonts w:hint="eastAsia" w:ascii="Times New Roman" w:hAnsi="Times New Roman" w:eastAsia="微软雅黑" w:cs="Times New Roman"/>
           <w:sz w:val="24"/>
-          <w:szCs w:val="24"/>
           <w:lang w:eastAsia="zh-CN"/>
         </w:rPr>
       </w:pPr>
@@ -4879,9 +4877,7 @@
     <w:p>
       <w:pPr>
         <w:rPr>
-          <w:rFonts w:hint="eastAsia" w:ascii="Times New Roman" w:hAnsi="Times New Roman" w:eastAsia="微软雅黑" w:cs="Times New Roman"/>
           <w:sz w:val="24"/>
-          <w:szCs w:val="24"/>
           <w:lang w:eastAsia="zh-CN"/>
         </w:rPr>
       </w:pPr>
@@ -4965,123 +4961,6 @@
                 <w:szCs w:val="24"/>
               </w:rPr>
             </w:pPr>
-            <w:r>
-              <w:rPr>
-                <w:sz w:val="22"/>
-              </w:rPr>
-              <mc:AlternateContent>
-                <mc:Choice Requires="wpg">
-                  <w:drawing>
-                    <wp:anchor distT="0" distB="0" distL="114300" distR="114300" simplePos="0" relativeHeight="251663360" behindDoc="0" locked="0" layoutInCell="1" allowOverlap="1">
-                      <wp:simplePos x="0" y="0"/>
-                      <wp:positionH relativeFrom="column">
-                        <wp:posOffset>-181610</wp:posOffset>
-                      </wp:positionH>
-                      <wp:positionV relativeFrom="paragraph">
-                        <wp:posOffset>-455295</wp:posOffset>
-                      </wp:positionV>
-                      <wp:extent cx="1442720" cy="1442720"/>
-                      <wp:effectExtent l="0" t="0" r="5080" b="5080"/>
-                      <wp:wrapNone/>
-                      <wp:docPr id="10" name="组合 10"/>
-                      <wp:cNvGraphicFramePr/>
-                      <a:graphic xmlns:a="http://schemas.openxmlformats.org/drawingml/2006/main">
-                        <a:graphicData uri="http://schemas.microsoft.com/office/word/2010/wordprocessingGroup">
-                          <wpg:wgp>
-                            <wpg:cNvGrpSpPr/>
-                            <wpg:grpSpPr>
-                              <a:xfrm>
-                                <a:off x="0" y="0"/>
-                                <a:ext cx="1442720" cy="1442720"/>
-                                <a:chOff x="14555" y="19046"/>
-                                <a:chExt cx="2272" cy="2272"/>
-                              </a:xfrm>
-                            </wpg:grpSpPr>
-                            <pic:pic xmlns:pic="http://schemas.openxmlformats.org/drawingml/2006/picture">
-                              <pic:nvPicPr>
-                                <pic:cNvPr id="19" name="图片 1" descr="24f613a0-66be-430b-9e80-270d3393fac5"/>
-                                <pic:cNvPicPr>
-                                  <a:picLocks noChangeAspect="1"/>
-                                </pic:cNvPicPr>
-                              </pic:nvPicPr>
-                              <pic:blipFill>
-                                <a:blip r:embed="rId12"/>
-                                <a:srcRect l="43292" t="26660" r="21693" b="24394"/>
-                                <a:stretch>
-                                  <a:fillRect/>
-                                </a:stretch>
-                              </pic:blipFill>
-                              <pic:spPr>
-                                <a:xfrm rot="16200000">
-                                  <a:off x="15453" y="19290"/>
-                                  <a:ext cx="506" cy="1327"/>
-                                </a:xfrm>
-                                <a:prstGeom prst="rect">
-                                  <a:avLst/>
-                                </a:prstGeom>
-                              </pic:spPr>
-                            </pic:pic>
-                            <pic:pic xmlns:pic="http://schemas.openxmlformats.org/drawingml/2006/picture">
-                              <pic:nvPicPr>
-                                <pic:cNvPr id="31" name="图片 25"/>
-                                <pic:cNvPicPr>
-                                  <a:picLocks noChangeAspect="1" noChangeArrowheads="1"/>
-                                </pic:cNvPicPr>
-                              </pic:nvPicPr>
-                              <pic:blipFill>
-                                <a:blip r:embed="rId11">
-                                  <a:extLst>
-                                    <a:ext uri="{28A0092B-C50C-407E-A947-70E740481C1C}">
-                                      <a14:useLocalDpi xmlns:a14="http://schemas.microsoft.com/office/drawing/2010/main" val="0"/>
-                                    </a:ext>
-                                  </a:extLst>
-                                </a:blip>
-                                <a:srcRect/>
-                                <a:stretch>
-                                  <a:fillRect/>
-                                </a:stretch>
-                              </pic:blipFill>
-                              <pic:spPr>
-                                <a:xfrm>
-                                  <a:off x="14555" y="19046"/>
-                                  <a:ext cx="2273" cy="2273"/>
-                                </a:xfrm>
-                                <a:prstGeom prst="rect">
-                                  <a:avLst/>
-                                </a:prstGeom>
-                                <a:noFill/>
-                                <a:ln>
-                                  <a:noFill/>
-                                </a:ln>
-                              </pic:spPr>
-                            </pic:pic>
-                          </wpg:wgp>
-                        </a:graphicData>
-                      </a:graphic>
-                    </wp:anchor>
-                  </w:drawing>
-                </mc:Choice>
-                <mc:Fallback>
-                  <w:pict>
-                    <v:group id="_x0000_s1026" o:spid="_x0000_s1026" o:spt="203" style="position:absolute;left:0pt;margin-left:-14.3pt;margin-top:-35.85pt;height:113.6pt;width:113.6pt;z-index:251663360;mso-width-relative:page;mso-height-relative:page;" coordorigin="14555,19046" coordsize="2272,2272" o:gfxdata="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">
-                      <o:lock v:ext="edit" aspectratio="f"/>
-                      <v:shape id="图片 1" o:spid="_x0000_s1026" o:spt="75" alt="24f613a0-66be-430b-9e80-270d3393fac5" type="#_x0000_t75" style="position:absolute;left:15453;top:19290;height:1327;width:506;rotation:-5898240f;" filled="f" o:preferrelative="t" stroked="f" coordsize="21600,21600" o:gfxdata="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">
-                        <v:fill on="f" focussize="0,0"/>
-                        <v:stroke on="f"/>
-                        <v:imagedata r:id="rId12" cropleft="28372f" croptop="17472f" cropright="14217f" cropbottom="15987f" o:title=""/>
-                        <o:lock v:ext="edit" aspectratio="t"/>
-                      </v:shape>
-                      <v:shape id="图片 25" o:spid="_x0000_s1026" o:spt="75" type="#_x0000_t75" style="position:absolute;left:14555;top:19046;height:2273;width:2273;" filled="f" o:preferrelative="t" stroked="f" coordsize="21600,21600" o:gfxdata="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">
-                        <v:fill on="f" focussize="0,0"/>
-                        <v:stroke on="f"/>
-                        <v:imagedata r:id="rId11" o:title=""/>
-                        <o:lock v:ext="edit" aspectratio="t"/>
-                      </v:shape>
-                    </v:group>
-                  </w:pict>
-                </mc:Fallback>
-              </mc:AlternateContent>
-            </w:r>
           </w:p>
         </w:tc>
         <w:tc>
@@ -5484,7 +5363,7 @@
               <mc:AlternateContent>
                 <mc:Choice Requires="wpg">
                   <w:drawing>
-                    <wp:anchor distT="0" distB="0" distL="114300" distR="114300" simplePos="0" relativeHeight="251660288" behindDoc="0" locked="0" layoutInCell="1" allowOverlap="1">
+                    <wp:anchor distT="0" distB="0" distL="114300" distR="114300" simplePos="0" relativeHeight="251661312" behindDoc="0" locked="0" layoutInCell="1" allowOverlap="1">
                       <wp:simplePos x="0" y="0"/>
                       <wp:positionH relativeFrom="column">
                         <wp:posOffset>-388620</wp:posOffset>
@@ -5495,7 +5374,7 @@
                       <wp:extent cx="1443355" cy="1475740"/>
                       <wp:effectExtent l="0" t="0" r="4445" b="2540"/>
                       <wp:wrapNone/>
-                      <wp:docPr id="11" name="组合 11"/>
+                      <wp:docPr id="14" name="组合 14"/>
                       <wp:cNvGraphicFramePr/>
                       <a:graphic xmlns:a="http://schemas.openxmlformats.org/drawingml/2006/main">
                         <a:graphicData uri="http://schemas.microsoft.com/office/word/2010/wordprocessingGroup">
@@ -5517,7 +5396,7 @@
                                 </pic:cNvPicPr>
                               </pic:nvPicPr>
                               <pic:blipFill>
-                                <a:blip r:embed="rId13">
+                                <a:blip r:embed="rId12">
                                   <a:biLevel thresh="50000"/>
                                 </a:blip>
                                 <a:srcRect l="7865" t="11797" r="5322" b="19074"/>
@@ -5544,7 +5423,7 @@
                                 </pic:cNvPicPr>
                               </pic:nvPicPr>
                               <pic:blipFill>
-                                <a:blip r:embed="rId11">
+                                <a:blip r:embed="rId10">
                                   <a:extLst>
                                     <a:ext uri="{28A0092B-C50C-407E-A947-70E740481C1C}">
                                       <a14:useLocalDpi xmlns:a14="http://schemas.microsoft.com/office/drawing/2010/main" val="0"/>
@@ -5578,18 +5457,18 @@
                 </mc:Choice>
                 <mc:Fallback>
                   <w:pict>
-                    <v:group id="_x0000_s1026" o:spid="_x0000_s1026" o:spt="203" style="position:absolute;left:0pt;margin-left:-30.6pt;margin-top:-36.45pt;height:116.2pt;width:113.65pt;z-index:251660288;mso-width-relative:page;mso-height-relative:page;" coordorigin="3722,92738" coordsize="2273,2273" o:gfxdata="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">
+                    <v:group id="_x0000_s1026" o:spid="_x0000_s1026" o:spt="203" style="position:absolute;left:0pt;margin-left:-30.6pt;margin-top:-36.45pt;height:116.2pt;width:113.65pt;z-index:251661312;mso-width-relative:page;mso-height-relative:page;" coordorigin="3722,92738" coordsize="2273,2273" o:gfxdata="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">
                       <o:lock v:ext="edit" aspectratio="f"/>
                       <v:shape id="图片 59" o:spid="_x0000_s1026" o:spt="75" alt="图片1" type="#_x0000_t75" style="position:absolute;left:4057;top:93343;height:627;width:1468;" filled="f" o:preferrelative="t" stroked="f" coordsize="21600,21600" o:gfxdata="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">
                         <v:fill on="f" focussize="0,0"/>
                         <v:stroke on="f"/>
-                        <v:imagedata r:id="rId13" cropleft="5154f" croptop="7731f" cropright="3488f" cropbottom="12500f" grayscale="t" bilevel="t" o:title=""/>
+                        <v:imagedata r:id="rId12" cropleft="5154f" croptop="7731f" cropright="3488f" cropbottom="12500f" grayscale="t" bilevel="t" o:title=""/>
                         <o:lock v:ext="edit" aspectratio="t"/>
                       </v:shape>
                       <v:shape id="图片 23" o:spid="_x0000_s1026" o:spt="75" type="#_x0000_t75" style="position:absolute;left:3722;top:92738;height:2273;width:2273;" filled="f" o:preferrelative="t" stroked="f" coordsize="21600,21600" o:gfxdata="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">
                         <v:fill on="f" focussize="0,0"/>
                         <v:stroke on="f"/>
-                        <v:imagedata r:id="rId11" o:title=""/>
+                        <v:imagedata r:id="rId10" o:title=""/>
                         <o:lock v:ext="edit" aspectratio="t"/>
                       </v:shape>
                     </v:group>
@@ -6001,7 +5880,7 @@
               <mc:AlternateContent>
                 <mc:Choice Requires="wpg">
                   <w:drawing>
-                    <wp:anchor distT="0" distB="0" distL="114300" distR="114300" simplePos="0" relativeHeight="251659264" behindDoc="0" locked="0" layoutInCell="1" allowOverlap="1">
+                    <wp:anchor distT="0" distB="0" distL="114300" distR="114300" simplePos="0" relativeHeight="251660288" behindDoc="0" locked="0" layoutInCell="1" allowOverlap="1">
                       <wp:simplePos x="0" y="0"/>
                       <wp:positionH relativeFrom="column">
                         <wp:posOffset>-521335</wp:posOffset>
@@ -6012,7 +5891,7 @@
                       <wp:extent cx="1443355" cy="1443355"/>
                       <wp:effectExtent l="0" t="0" r="4445" b="4445"/>
                       <wp:wrapNone/>
-                      <wp:docPr id="12" name="组合 12"/>
+                      <wp:docPr id="13" name="组合 13"/>
                       <wp:cNvGraphicFramePr/>
                       <a:graphic xmlns:a="http://schemas.openxmlformats.org/drawingml/2006/main">
                         <a:graphicData uri="http://schemas.microsoft.com/office/word/2010/wordprocessingGroup">
@@ -6034,7 +5913,7 @@
                                 </pic:cNvPicPr>
                               </pic:nvPicPr>
                               <pic:blipFill>
-                                <a:blip r:embed="rId14">
+                                <a:blip r:embed="rId13">
                                   <a:clrChange>
                                     <a:clrFrom>
                                       <a:srgbClr val="FFFFFF">
@@ -6069,13 +5948,13 @@
                             </pic:pic>
                             <pic:pic xmlns:pic="http://schemas.openxmlformats.org/drawingml/2006/picture">
                               <pic:nvPicPr>
-                                <pic:cNvPr id="16" name="图片 25"/>
+                                <pic:cNvPr id="6" name="图片 25"/>
                                 <pic:cNvPicPr>
                                   <a:picLocks noChangeAspect="1" noChangeArrowheads="1"/>
                                 </pic:cNvPicPr>
                               </pic:nvPicPr>
                               <pic:blipFill>
-                                <a:blip r:embed="rId11">
+                                <a:blip r:embed="rId10">
                                   <a:extLst>
                                     <a:ext uri="{28A0092B-C50C-407E-A947-70E740481C1C}">
                                       <a14:useLocalDpi xmlns:a14="http://schemas.microsoft.com/office/drawing/2010/main" val="0"/>
@@ -6109,18 +5988,18 @@
                 </mc:Choice>
                 <mc:Fallback>
                   <w:pict>
-                    <v:group id="_x0000_s1026" o:spid="_x0000_s1026" o:spt="203" style="position:absolute;left:0pt;margin-left:-41.05pt;margin-top:-37.2pt;height:113.65pt;width:113.65pt;z-index:251659264;mso-width-relative:page;mso-height-relative:page;" coordorigin="3513,94449" coordsize="2273,2273" o:gfxdata="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">
+                    <v:group id="_x0000_s1026" o:spid="_x0000_s1026" o:spt="203" style="position:absolute;left:0pt;margin-left:-41.05pt;margin-top:-37.2pt;height:113.65pt;width:113.65pt;z-index:251660288;mso-width-relative:page;mso-height-relative:page;" coordorigin="3513,94449" coordsize="2273,2273" o:gfxdata="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">
                       <o:lock v:ext="edit" aspectratio="f"/>
                       <v:shape id="图片 29" o:spid="_x0000_s1026" o:spt="75" alt="IMG_256" type="#_x0000_t75" style="position:absolute;left:4208;top:95052;height:570;width:975;" filled="f" o:preferrelative="t" stroked="f" coordsize="21600,21600" o:gfxdata="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">
                         <v:fill on="f" focussize="0,0"/>
                         <v:stroke on="f"/>
-                        <v:imagedata r:id="rId14" chromakey="#FFFFFF" o:title=""/>
+                        <v:imagedata r:id="rId13" chromakey="#FFFFFF" o:title=""/>
                         <o:lock v:ext="edit" aspectratio="t"/>
                       </v:shape>
-                      <v:shape id="图片 25" o:spid="_x0000_s1026" o:spt="75" type="#_x0000_t75" style="position:absolute;left:3513;top:94449;height:2273;width:2273;" filled="f" o:preferrelative="t" stroked="f" coordsize="21600,21600" o:gfxdata="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">
+                      <v:shape id="图片 25" o:spid="_x0000_s1026" o:spt="75" type="#_x0000_t75" style="position:absolute;left:3513;top:94449;height:2273;width:2273;" filled="f" o:preferrelative="t" stroked="f" coordsize="21600,21600" o:gfxdata="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">
                         <v:fill on="f" focussize="0,0"/>
                         <v:stroke on="f"/>
-                        <v:imagedata r:id="rId11" o:title=""/>
+                        <v:imagedata r:id="rId10" o:title=""/>
                         <o:lock v:ext="edit" aspectratio="t"/>
                       </v:shape>
                     </v:group>
@@ -6916,6 +6795,141 @@
                 <w:szCs w:val="24"/>
               </w:rPr>
             </w:pPr>
+            <w:r>
+              <w:rPr>
+                <w:sz w:val="24"/>
+              </w:rPr>
+              <mc:AlternateContent>
+                <mc:Choice Requires="wpg">
+                  <w:drawing>
+                    <wp:anchor distT="0" distB="0" distL="114300" distR="114300" simplePos="0" relativeHeight="251662336" behindDoc="0" locked="0" layoutInCell="1" allowOverlap="1">
+                      <wp:simplePos x="0" y="0"/>
+                      <wp:positionH relativeFrom="column">
+                        <wp:posOffset>-563245</wp:posOffset>
+                      </wp:positionH>
+                      <wp:positionV relativeFrom="paragraph">
+                        <wp:posOffset>-597535</wp:posOffset>
+                      </wp:positionV>
+                      <wp:extent cx="1443355" cy="1443355"/>
+                      <wp:effectExtent l="0" t="0" r="4445" b="4445"/>
+                      <wp:wrapNone/>
+                      <wp:docPr id="15" name="组合 15"/>
+                      <wp:cNvGraphicFramePr/>
+                      <a:graphic xmlns:a="http://schemas.openxmlformats.org/drawingml/2006/main">
+                        <a:graphicData uri="http://schemas.microsoft.com/office/word/2010/wordprocessingGroup">
+                          <wpg:wgp>
+                            <wpg:cNvGrpSpPr/>
+                            <wpg:grpSpPr>
+                              <a:xfrm>
+                                <a:off x="0" y="0"/>
+                                <a:ext cx="1443355" cy="1443355"/>
+                                <a:chOff x="3447" y="97780"/>
+                                <a:chExt cx="2273" cy="2273"/>
+                              </a:xfrm>
+                            </wpg:grpSpPr>
+                            <pic:pic xmlns:pic="http://schemas.openxmlformats.org/drawingml/2006/picture">
+                              <pic:nvPicPr>
+                                <pic:cNvPr id="50" name="图片 1" descr="IMG_256"/>
+                                <pic:cNvPicPr>
+                                  <a:picLocks noChangeAspect="1"/>
+                                </pic:cNvPicPr>
+                              </pic:nvPicPr>
+                              <pic:blipFill>
+                                <a:blip r:embed="rId14">
+                                  <a:clrChange>
+                                    <a:clrFrom>
+                                      <a:srgbClr val="AAA9A5">
+                                        <a:alpha val="100000"/>
+                                      </a:srgbClr>
+                                    </a:clrFrom>
+                                    <a:clrTo>
+                                      <a:srgbClr val="AAA9A5">
+                                        <a:alpha val="100000"/>
+                                        <a:alpha val="0"/>
+                                      </a:srgbClr>
+                                    </a:clrTo>
+                                  </a:clrChange>
+                                </a:blip>
+                                <a:srcRect l="27431" t="30452" r="31962" b="18126"/>
+                                <a:stretch>
+                                  <a:fillRect/>
+                                </a:stretch>
+                              </pic:blipFill>
+                              <pic:spPr>
+                                <a:xfrm>
+                                  <a:off x="4190" y="98395"/>
+                                  <a:ext cx="781" cy="989"/>
+                                </a:xfrm>
+                                <a:prstGeom prst="rect">
+                                  <a:avLst/>
+                                </a:prstGeom>
+                                <a:noFill/>
+                                <a:ln w="9525">
+                                  <a:noFill/>
+                                </a:ln>
+                              </pic:spPr>
+                            </pic:pic>
+                            <pic:pic xmlns:pic="http://schemas.openxmlformats.org/drawingml/2006/picture">
+                              <pic:nvPicPr>
+                                <pic:cNvPr id="11" name="图片 25"/>
+                                <pic:cNvPicPr>
+                                  <a:picLocks noChangeAspect="1" noChangeArrowheads="1"/>
+                                </pic:cNvPicPr>
+                              </pic:nvPicPr>
+                              <pic:blipFill>
+                                <a:blip r:embed="rId10">
+                                  <a:extLst>
+                                    <a:ext uri="{28A0092B-C50C-407E-A947-70E740481C1C}">
+                                      <a14:useLocalDpi xmlns:a14="http://schemas.microsoft.com/office/drawing/2010/main" val="0"/>
+                                    </a:ext>
+                                  </a:extLst>
+                                </a:blip>
+                                <a:srcRect/>
+                                <a:stretch>
+                                  <a:fillRect/>
+                                </a:stretch>
+                              </pic:blipFill>
+                              <pic:spPr>
+                                <a:xfrm>
+                                  <a:off x="3447" y="97780"/>
+                                  <a:ext cx="2273" cy="2273"/>
+                                </a:xfrm>
+                                <a:prstGeom prst="rect">
+                                  <a:avLst/>
+                                </a:prstGeom>
+                                <a:noFill/>
+                                <a:ln>
+                                  <a:noFill/>
+                                </a:ln>
+                              </pic:spPr>
+                            </pic:pic>
+                          </wpg:wgp>
+                        </a:graphicData>
+                      </a:graphic>
+                    </wp:anchor>
+                  </w:drawing>
+                </mc:Choice>
+                <mc:Fallback>
+                  <w:pict>
+                    <v:group id="_x0000_s1026" o:spid="_x0000_s1026" o:spt="203" style="position:absolute;left:0pt;margin-left:-44.35pt;margin-top:-47.05pt;height:113.65pt;width:113.65pt;z-index:251662336;mso-width-relative:page;mso-height-relative:page;" coordorigin="3447,97780" coordsize="2273,2273" o:gfxdata="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">
+                      <o:lock v:ext="edit" aspectratio="f"/>
+                      <v:shape id="图片 1" o:spid="_x0000_s1026" o:spt="75" alt="IMG_256" type="#_x0000_t75" style="position:absolute;left:4190;top:98395;height:989;width:781;" filled="f" o:preferrelative="t" stroked="f" coordsize="21600,21600" o:gfxdata="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">
+                        <v:fill on="f" focussize="0,0"/>
+                        <v:stroke on="f"/>
+                        <v:imagedata r:id="rId14" cropleft="17977f" croptop="19957f" cropright="20947f" cropbottom="11879f" chromakey="#AAA9A5" o:title=""/>
+                        <o:lock v:ext="edit" aspectratio="t"/>
+                      </v:shape>
+                      <v:shape id="图片 25" o:spid="_x0000_s1026" o:spt="75" type="#_x0000_t75" style="position:absolute;left:3447;top:97780;height:2273;width:2273;" filled="f" o:preferrelative="t" stroked="f" coordsize="21600,21600" o:gfxdata="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">
+                        <v:fill on="f" focussize="0,0"/>
+                        <v:stroke on="f"/>
+                        <v:imagedata r:id="rId10" o:title=""/>
+                        <o:lock v:ext="edit" aspectratio="t"/>
+                      </v:shape>
+                    </v:group>
+                  </w:pict>
+                </mc:Fallback>
+              </mc:AlternateContent>
+            </w:r>
           </w:p>
         </w:tc>
         <w:tc>
@@ -7302,12 +7316,6 @@
             <w:insideH w:val="single" w:color="A4A4A4" w:sz="4" w:space="0"/>
             <w:insideV w:val="single" w:color="A4A4A4" w:sz="4" w:space="0"/>
           </w:tblBorders>
-          <w:tblCellMar>
-            <w:top w:w="0" w:type="dxa"/>
-            <w:left w:w="108" w:type="dxa"/>
-            <w:bottom w:w="0" w:type="dxa"/>
-            <w:right w:w="108" w:type="dxa"/>
-          </w:tblCellMar>
         </w:tblPrEx>
         <w:trPr>
           <w:cantSplit/>
@@ -11297,12 +11305,12 @@
           <w:lang w:val="en-US" w:eastAsia="zh-CN"/>
         </w:rPr>
       </w:pPr>
-      <w:bookmarkStart w:id="47" w:name="_Toc106719764"/>
-      <w:bookmarkStart w:id="48" w:name="_Toc6972"/>
-      <w:bookmarkStart w:id="49" w:name="_Toc10223"/>
-      <w:bookmarkStart w:id="50" w:name="_Toc5244"/>
-      <w:bookmarkStart w:id="51" w:name="_Toc20034"/>
-      <w:bookmarkStart w:id="52" w:name="_Toc25849"/>
+      <w:bookmarkStart w:id="47" w:name="_Toc5244"/>
+      <w:bookmarkStart w:id="48" w:name="_Toc10223"/>
+      <w:bookmarkStart w:id="49" w:name="_Toc20034"/>
+      <w:bookmarkStart w:id="50" w:name="_Toc25849"/>
+      <w:bookmarkStart w:id="51" w:name="_Toc6972"/>
+      <w:bookmarkStart w:id="52" w:name="_Toc106719764"/>
       <w:r>
         <w:rPr>
           <w:rFonts w:hint="eastAsia"/>
@@ -14913,11 +14921,11 @@
           <w:lang w:val="en-US" w:eastAsia="zh-CN" w:bidi="ar"/>
         </w:rPr>
       </w:pPr>
-      <w:bookmarkStart w:id="59" w:name="_Toc22405"/>
-      <w:bookmarkStart w:id="60" w:name="_Toc30450"/>
-      <w:bookmarkStart w:id="61" w:name="_Toc8902"/>
-      <w:bookmarkStart w:id="62" w:name="_Toc8282"/>
-      <w:bookmarkStart w:id="63" w:name="_Toc30210"/>
+      <w:bookmarkStart w:id="59" w:name="_Toc30450"/>
+      <w:bookmarkStart w:id="60" w:name="_Toc30210"/>
+      <w:bookmarkStart w:id="61" w:name="_Toc8282"/>
+      <w:bookmarkStart w:id="62" w:name="_Toc8902"/>
+      <w:bookmarkStart w:id="63" w:name="_Toc22405"/>
       <w:r>
         <w:rPr>
           <w:rFonts w:hint="eastAsia" w:ascii="微软雅黑" w:hAnsi="微软雅黑" w:eastAsia="微软雅黑" w:cs="微软雅黑"/>
@@ -16529,11 +16537,11 @@
           <w:lang w:val="en-US" w:eastAsia="zh-CN" w:bidi="ar"/>
         </w:rPr>
       </w:pPr>
-      <w:bookmarkStart w:id="66" w:name="_Toc24511"/>
+      <w:bookmarkStart w:id="66" w:name="_Toc7994"/>
       <w:bookmarkStart w:id="67" w:name="_Toc7932"/>
       <w:bookmarkStart w:id="68" w:name="_Toc10597"/>
-      <w:bookmarkStart w:id="69" w:name="_Toc19396"/>
-      <w:bookmarkStart w:id="70" w:name="_Toc7994"/>
+      <w:bookmarkStart w:id="69" w:name="_Toc24511"/>
+      <w:bookmarkStart w:id="70" w:name="_Toc19396"/>
       <w:r>
         <w:rPr>
           <w:rFonts w:hint="eastAsia" w:ascii="微软雅黑" w:hAnsi="微软雅黑" w:eastAsia="微软雅黑" w:cs="微软雅黑"/>
@@ -17034,8 +17042,8 @@
       <w:bookmarkStart w:id="71" w:name="_Toc18423"/>
       <w:bookmarkStart w:id="72" w:name="_Toc19443"/>
       <w:bookmarkStart w:id="73" w:name="_Toc8857"/>
-      <w:bookmarkStart w:id="74" w:name="_Toc13439"/>
-      <w:bookmarkStart w:id="75" w:name="_Toc15763"/>
+      <w:bookmarkStart w:id="74" w:name="_Toc15763"/>
+      <w:bookmarkStart w:id="75" w:name="_Toc13439"/>
       <w:r>
         <w:rPr>
           <w:rFonts w:hint="eastAsia" w:ascii="微软雅黑" w:hAnsi="微软雅黑" w:eastAsia="微软雅黑" w:cs="微软雅黑"/>
@@ -18069,6 +18077,8 @@
               </w:rPr>
               <w:t>pT1-3和pN1 (1-3淋巴结阳性)且RS &lt;26的绝经前肿瘤患者，与内分泌单一疗法相比，内分泌疗结合化疗可降低远期复发率，但尚不清楚这种疗效改善是否是由于化疗促进了卵巢抑制作用而引起的。对于这类患者，可考虑化疗结合内分泌治疗，或者卵巢功能抑制剂联合他莫昔芬或AI。</w:t>
             </w:r>
+            <w:bookmarkStart w:id="94" w:name="_GoBack"/>
+            <w:bookmarkEnd w:id="94"/>
           </w:p>
         </w:tc>
       </w:tr>
@@ -19079,17 +19089,17 @@
           </w14:shadow>
         </w:rPr>
       </w:pPr>
-      <w:bookmarkStart w:id="79" w:name="_Toc19584_WPSOffice_Level1"/>
-      <w:bookmarkStart w:id="80" w:name="_Toc107825571"/>
-      <w:bookmarkStart w:id="81" w:name="_Toc9662"/>
-      <w:bookmarkStart w:id="82" w:name="_Toc22623"/>
-      <w:bookmarkStart w:id="83" w:name="_Toc16927"/>
-      <w:bookmarkStart w:id="84" w:name="_Toc21361"/>
-      <w:bookmarkStart w:id="85" w:name="_Toc17792_WPSOffice_Level2"/>
-      <w:bookmarkStart w:id="86" w:name="_Toc14611_WPSOffice_Level1"/>
+      <w:bookmarkStart w:id="79" w:name="_Toc31804"/>
+      <w:bookmarkStart w:id="80" w:name="_Toc19584_WPSOffice_Level1"/>
+      <w:bookmarkStart w:id="81" w:name="_Toc22162_WPSOffice_Level1"/>
+      <w:bookmarkStart w:id="82" w:name="_Toc16927"/>
+      <w:bookmarkStart w:id="83" w:name="_Toc14611_WPSOffice_Level1"/>
+      <w:bookmarkStart w:id="84" w:name="_Toc107825571"/>
+      <w:bookmarkStart w:id="85" w:name="_Toc21361"/>
+      <w:bookmarkStart w:id="86" w:name="_Toc17792_WPSOffice_Level2"/>
       <w:bookmarkStart w:id="87" w:name="_Toc13275"/>
-      <w:bookmarkStart w:id="88" w:name="_Toc22162_WPSOffice_Level1"/>
-      <w:bookmarkStart w:id="89" w:name="_Toc31804"/>
+      <w:bookmarkStart w:id="88" w:name="_Toc9662"/>
+      <w:bookmarkStart w:id="89" w:name="_Toc22623"/>
       <w:r>
         <w:rPr>
           <w:rFonts w:hint="eastAsia" w:ascii="Times New Roman" w:hAnsi="Times New Roman"/>
@@ -19130,8 +19140,8 @@
       </w:pPr>
       <w:bookmarkStart w:id="90" w:name="_Toc11768"/>
       <w:bookmarkStart w:id="91" w:name="_Toc18033"/>
-      <w:bookmarkStart w:id="92" w:name="_Toc4053"/>
-      <w:bookmarkStart w:id="93" w:name="_Toc27691"/>
+      <w:bookmarkStart w:id="92" w:name="_Toc27691"/>
+      <w:bookmarkStart w:id="93" w:name="_Toc4053"/>
       <w:r>
         <w:rPr>
           <w:rFonts w:hint="default" w:ascii="Times New Roman" w:hAnsi="Times New Roman" w:eastAsia="微软雅黑" w:cs="Times New Roman"/>
@@ -19934,7 +19944,7 @@
         <w:lang w:eastAsia="zh-CN"/>
       </w:rPr>
       <w:drawing>
-        <wp:anchor distT="0" distB="0" distL="0" distR="0" simplePos="0" relativeHeight="251661312" behindDoc="0" locked="0" layoutInCell="1" allowOverlap="1">
+        <wp:anchor distT="0" distB="0" distL="0" distR="0" simplePos="0" relativeHeight="251662336" behindDoc="0" locked="0" layoutInCell="1" allowOverlap="1">
           <wp:simplePos x="0" y="0"/>
           <wp:positionH relativeFrom="column">
             <wp:posOffset>4605020</wp:posOffset>
@@ -20040,7 +20050,7 @@
         <w:lang w:eastAsia="zh-CN"/>
       </w:rPr>
       <w:drawing>
-        <wp:anchor distT="0" distB="0" distL="0" distR="0" simplePos="0" relativeHeight="251663360" behindDoc="0" locked="0" layoutInCell="1" allowOverlap="1">
+        <wp:anchor distT="0" distB="0" distL="0" distR="0" simplePos="0" relativeHeight="251664384" behindDoc="0" locked="0" layoutInCell="1" allowOverlap="1">
           <wp:simplePos x="0" y="0"/>
           <wp:positionH relativeFrom="column">
             <wp:posOffset>4605020</wp:posOffset>
@@ -20146,7 +20156,7 @@
         <w:lang w:eastAsia="zh-CN"/>
       </w:rPr>
       <w:drawing>
-        <wp:anchor distT="0" distB="0" distL="0" distR="0" simplePos="0" relativeHeight="251664384" behindDoc="0" locked="0" layoutInCell="1" allowOverlap="1">
+        <wp:anchor distT="0" distB="0" distL="0" distR="0" simplePos="0" relativeHeight="251665408" behindDoc="0" locked="0" layoutInCell="1" allowOverlap="1">
           <wp:simplePos x="0" y="0"/>
           <wp:positionH relativeFrom="column">
             <wp:posOffset>4579620</wp:posOffset>
@@ -22136,10 +22146,20 @@
 </s:customData>
 </file>
 
+<file path=customXml/item2.xml><?xml version="1.0" encoding="utf-8"?>
+<b:Sources xmlns:b="http://schemas.openxmlformats.org/officeDocument/2006/bibliography" xmlns="http://schemas.openxmlformats.org/officeDocument/2006/bibliography" SelectedStyle="\APA.XSL" StyleName="APA"/>
+</file>
+
 <file path=customXml/itemProps1.xml><?xml version="1.0" encoding="utf-8"?>
 <ds:datastoreItem xmlns:ds="http://schemas.openxmlformats.org/officeDocument/2006/customXml" ds:itemID="{B1977F7D-205B-4081-913C-38D41E755F92}">
   <ds:schemaRefs>
     <ds:schemaRef ds:uri="http://www.wps.cn/officeDocument/2013/wpsCustomData"/>
   </ds:schemaRefs>
 </ds:datastoreItem>
+</file>
+
+<file path=customXml/itemProps2.xml><?xml version="1.0" encoding="utf-8"?>
+<ds:datastoreItem xmlns:ds="http://schemas.openxmlformats.org/officeDocument/2006/customXml" ds:itemID="{AF0FCD33-2FD2-40CF-9CDF-F2193CE32997}">
+  <ds:schemaRefs/>
+</ds:datastoreItem>
 </file>
--- a/WebContent/docx/乳腺癌21基因报告-苏州市立医院.docx
+++ b/WebContent/docx/乳腺癌21基因报告-苏州市立医院.docx
@@ -11,8 +11,8 @@
           <w:lang w:eastAsia="zh-CN"/>
         </w:rPr>
       </w:pPr>
-      <w:bookmarkStart w:id="0" w:name="_Toc12869"/>
-      <w:bookmarkStart w:id="1" w:name="_Toc26189"/>
+      <w:bookmarkStart w:id="0" w:name="_Toc26189"/>
+      <w:bookmarkStart w:id="1" w:name="_Toc12869"/>
     </w:p>
     <w:p>
       <w:pPr>
@@ -579,10 +579,14 @@
     <w:sdt>
       <w:sdtPr>
         <w:rPr>
-          <w:rFonts w:ascii="宋体" w:hAnsi="宋体" w:eastAsia="宋体" w:cs="宋体"/>
-          <w:sz w:val="21"/>
-          <w:szCs w:val="22"/>
-          <w:lang w:val="en-US" w:eastAsia="en-US" w:bidi="ar-SA"/>
+          <w:rStyle w:val="18"/>
+          <w:rFonts w:hint="eastAsia" w:ascii="Times New Roman" w:hAnsi="Times New Roman" w:eastAsia="微软雅黑" w:cs="微软雅黑"/>
+          <w:b/>
+          <w:bCs/>
+          <w:color w:val="62B541"/>
+          <w:sz w:val="32"/>
+          <w:szCs w:val="32"/>
+          <w:lang w:val="en-US" w:eastAsia="en-US"/>
         </w:rPr>
         <w:id w:val="147481357"/>
         <w15:color w:val="DBDBDB"/>
@@ -593,29 +597,32 @@
       </w:sdtPr>
       <w:sdtEndPr>
         <w:rPr>
+          <w:rStyle w:val="18"/>
           <w:rFonts w:hint="eastAsia" w:ascii="Times New Roman" w:hAnsi="Times New Roman" w:eastAsia="微软雅黑" w:cs="微软雅黑"/>
           <w:b/>
           <w:bCs/>
           <w:color w:val="62B541"/>
-          <w:sz w:val="22"/>
+          <w:sz w:val="32"/>
           <w:szCs w:val="32"/>
-          <w:lang w:val="en-US" w:eastAsia="zh-CN" w:bidi="ar-SA"/>
+          <w:lang w:val="en-US" w:eastAsia="zh-CN"/>
         </w:rPr>
       </w:sdtEndPr>
       <w:sdtContent>
         <w:p>
           <w:pPr>
-            <w:spacing w:before="0" w:beforeLines="0" w:after="0" w:afterLines="0" w:line="240" w:lineRule="auto"/>
-            <w:ind w:left="0" w:leftChars="0" w:right="0" w:rightChars="0" w:firstLine="0" w:firstLineChars="0"/>
-            <w:jc w:val="center"/>
+            <w:pStyle w:val="11"/>
+            <w:tabs>
+              <w:tab w:val="right" w:leader="dot" w:pos="9870"/>
+            </w:tabs>
             <w:rPr>
+              <w:rStyle w:val="18"/>
               <w:rFonts w:hint="eastAsia" w:ascii="Times New Roman" w:hAnsi="Times New Roman" w:eastAsia="微软雅黑" w:cs="微软雅黑"/>
               <w:b/>
               <w:bCs/>
               <w:color w:val="62B541"/>
-              <w:sz w:val="22"/>
+              <w:sz w:val="32"/>
               <w:szCs w:val="32"/>
-              <w:lang w:val="en-US" w:eastAsia="zh-CN" w:bidi="ar-SA"/>
+              <w:lang w:val="en-US" w:eastAsia="zh-CN"/>
             </w:rPr>
           </w:pPr>
           <w:r>
@@ -699,7 +706,7 @@
               <w:szCs w:val="32"/>
               <w:lang w:eastAsia="zh-CN"/>
             </w:rPr>
-            <w:instrText xml:space="preserve"> HYPERLINK \l _Toc4588 </w:instrText>
+            <w:instrText xml:space="preserve"> HYPERLINK \l _Toc18652 </w:instrText>
           </w:r>
           <w:r>
             <w:rPr>
@@ -764,7 +771,7 @@
               <w:szCs w:val="32"/>
               <w:lang w:eastAsia="zh-CN"/>
             </w:rPr>
-            <w:instrText xml:space="preserve"> PAGEREF _Toc4588 \h </w:instrText>
+            <w:instrText xml:space="preserve"> PAGEREF _Toc18652 \h </w:instrText>
           </w:r>
           <w:r>
             <w:rPr>
@@ -860,7 +867,7 @@
               <w:szCs w:val="32"/>
               <w:lang w:eastAsia="zh-CN"/>
             </w:rPr>
-            <w:instrText xml:space="preserve"> HYPERLINK \l _Toc4492 </w:instrText>
+            <w:instrText xml:space="preserve"> HYPERLINK \l _Toc17786 </w:instrText>
           </w:r>
           <w:r>
             <w:rPr>
@@ -925,7 +932,7 @@
               <w:szCs w:val="32"/>
               <w:lang w:eastAsia="zh-CN"/>
             </w:rPr>
-            <w:instrText xml:space="preserve"> PAGEREF _Toc4492 \h </w:instrText>
+            <w:instrText xml:space="preserve"> PAGEREF _Toc17786 \h </w:instrText>
           </w:r>
           <w:r>
             <w:rPr>
@@ -1021,7 +1028,7 @@
               <w:szCs w:val="32"/>
               <w:lang w:eastAsia="zh-CN"/>
             </w:rPr>
-            <w:instrText xml:space="preserve"> HYPERLINK \l _Toc30197 </w:instrText>
+            <w:instrText xml:space="preserve"> HYPERLINK \l _Toc14415 </w:instrText>
           </w:r>
           <w:r>
             <w:rPr>
@@ -1086,7 +1093,7 @@
               <w:szCs w:val="32"/>
               <w:lang w:eastAsia="zh-CN"/>
             </w:rPr>
-            <w:instrText xml:space="preserve"> PAGEREF _Toc30197 \h </w:instrText>
+            <w:instrText xml:space="preserve"> PAGEREF _Toc14415 \h </w:instrText>
           </w:r>
           <w:r>
             <w:rPr>
@@ -1152,7 +1159,7 @@
               <w:rFonts w:hint="eastAsia" w:ascii="Times New Roman" w:hAnsi="Times New Roman" w:eastAsia="微软雅黑" w:cs="Times New Roman"/>
               <w:sz w:val="28"/>
               <w:szCs w:val="28"/>
-              <w:lang w:eastAsia="zh-CN"/>
+              <w:lang w:val="en-US" w:eastAsia="zh-CN"/>
             </w:rPr>
           </w:pPr>
           <w:r>
@@ -1160,7 +1167,7 @@
               <w:rFonts w:hint="eastAsia" w:ascii="Times New Roman" w:hAnsi="Times New Roman" w:eastAsia="微软雅黑" w:cs="Times New Roman"/>
               <w:sz w:val="28"/>
               <w:szCs w:val="28"/>
-              <w:lang w:eastAsia="zh-CN"/>
+              <w:lang w:val="en-US" w:eastAsia="zh-CN"/>
             </w:rPr>
             <w:fldChar w:fldCharType="begin"/>
           </w:r>
@@ -1169,16 +1176,16 @@
               <w:rFonts w:hint="eastAsia" w:ascii="Times New Roman" w:hAnsi="Times New Roman" w:eastAsia="微软雅黑" w:cs="Times New Roman"/>
               <w:sz w:val="28"/>
               <w:szCs w:val="28"/>
-              <w:lang w:eastAsia="zh-CN"/>
+              <w:lang w:val="en-US" w:eastAsia="zh-CN"/>
             </w:rPr>
-            <w:instrText xml:space="preserve"> HYPERLINK \l _Toc777 </w:instrText>
+            <w:instrText xml:space="preserve"> HYPERLINK \l _Toc26734 </w:instrText>
           </w:r>
           <w:r>
             <w:rPr>
               <w:rFonts w:hint="eastAsia" w:ascii="Times New Roman" w:hAnsi="Times New Roman" w:eastAsia="微软雅黑" w:cs="Times New Roman"/>
               <w:sz w:val="28"/>
               <w:szCs w:val="28"/>
-              <w:lang w:eastAsia="zh-CN"/>
+              <w:lang w:val="en-US" w:eastAsia="zh-CN"/>
             </w:rPr>
             <w:fldChar w:fldCharType="separate"/>
           </w:r>
@@ -1187,7 +1194,7 @@
               <w:rFonts w:hint="eastAsia" w:ascii="Times New Roman" w:hAnsi="Times New Roman" w:eastAsia="微软雅黑" w:cs="Times New Roman"/>
               <w:sz w:val="28"/>
               <w:szCs w:val="28"/>
-              <w:lang w:eastAsia="zh-CN"/>
+              <w:lang w:val="en-US" w:eastAsia="zh-CN"/>
             </w:rPr>
             <w:t>检测结果小结</w:t>
           </w:r>
@@ -1196,7 +1203,7 @@
               <w:rFonts w:hint="eastAsia" w:ascii="Times New Roman" w:hAnsi="Times New Roman" w:eastAsia="微软雅黑" w:cs="Times New Roman"/>
               <w:sz w:val="28"/>
               <w:szCs w:val="28"/>
-              <w:lang w:eastAsia="zh-CN"/>
+              <w:lang w:val="en-US" w:eastAsia="zh-CN"/>
             </w:rPr>
             <w:tab/>
           </w:r>
@@ -1205,7 +1212,7 @@
               <w:rFonts w:hint="eastAsia" w:ascii="Times New Roman" w:hAnsi="Times New Roman" w:eastAsia="微软雅黑" w:cs="Times New Roman"/>
               <w:sz w:val="28"/>
               <w:szCs w:val="28"/>
-              <w:lang w:eastAsia="zh-CN"/>
+              <w:lang w:val="en-US" w:eastAsia="zh-CN"/>
             </w:rPr>
             <w:fldChar w:fldCharType="begin"/>
           </w:r>
@@ -1214,16 +1221,16 @@
               <w:rFonts w:hint="eastAsia" w:ascii="Times New Roman" w:hAnsi="Times New Roman" w:eastAsia="微软雅黑" w:cs="Times New Roman"/>
               <w:sz w:val="28"/>
               <w:szCs w:val="28"/>
-              <w:lang w:eastAsia="zh-CN"/>
+              <w:lang w:val="en-US" w:eastAsia="zh-CN"/>
             </w:rPr>
-            <w:instrText xml:space="preserve"> PAGEREF _Toc777 \h </w:instrText>
+            <w:instrText xml:space="preserve"> PAGEREF _Toc26734 \h </w:instrText>
           </w:r>
           <w:r>
             <w:rPr>
               <w:rFonts w:hint="eastAsia" w:ascii="Times New Roman" w:hAnsi="Times New Roman" w:eastAsia="微软雅黑" w:cs="Times New Roman"/>
               <w:sz w:val="28"/>
               <w:szCs w:val="28"/>
-              <w:lang w:eastAsia="zh-CN"/>
+              <w:lang w:val="en-US" w:eastAsia="zh-CN"/>
             </w:rPr>
             <w:fldChar w:fldCharType="separate"/>
           </w:r>
@@ -1232,7 +1239,7 @@
               <w:rFonts w:hint="eastAsia" w:ascii="Times New Roman" w:hAnsi="Times New Roman" w:eastAsia="微软雅黑" w:cs="Times New Roman"/>
               <w:sz w:val="28"/>
               <w:szCs w:val="28"/>
-              <w:lang w:eastAsia="zh-CN"/>
+              <w:lang w:val="en-US" w:eastAsia="zh-CN"/>
             </w:rPr>
             <w:t>1</w:t>
           </w:r>
@@ -1241,7 +1248,7 @@
               <w:rFonts w:hint="eastAsia" w:ascii="Times New Roman" w:hAnsi="Times New Roman" w:eastAsia="微软雅黑" w:cs="Times New Roman"/>
               <w:sz w:val="28"/>
               <w:szCs w:val="28"/>
-              <w:lang w:eastAsia="zh-CN"/>
+              <w:lang w:val="en-US" w:eastAsia="zh-CN"/>
             </w:rPr>
             <w:fldChar w:fldCharType="end"/>
           </w:r>
@@ -1250,7 +1257,7 @@
               <w:rFonts w:hint="eastAsia" w:ascii="Times New Roman" w:hAnsi="Times New Roman" w:eastAsia="微软雅黑" w:cs="Times New Roman"/>
               <w:sz w:val="28"/>
               <w:szCs w:val="28"/>
-              <w:lang w:eastAsia="zh-CN"/>
+              <w:lang w:val="en-US" w:eastAsia="zh-CN"/>
             </w:rPr>
             <w:fldChar w:fldCharType="end"/>
           </w:r>
@@ -1266,7 +1273,7 @@
               <w:rFonts w:hint="eastAsia" w:ascii="Times New Roman" w:hAnsi="Times New Roman" w:eastAsia="微软雅黑" w:cs="Times New Roman"/>
               <w:sz w:val="28"/>
               <w:szCs w:val="28"/>
-              <w:lang w:eastAsia="zh-CN"/>
+              <w:lang w:val="en-US" w:eastAsia="zh-CN"/>
             </w:rPr>
           </w:pPr>
           <w:r>
@@ -1274,7 +1281,7 @@
               <w:rFonts w:hint="eastAsia" w:ascii="Times New Roman" w:hAnsi="Times New Roman" w:eastAsia="微软雅黑" w:cs="Times New Roman"/>
               <w:sz w:val="28"/>
               <w:szCs w:val="28"/>
-              <w:lang w:eastAsia="zh-CN"/>
+              <w:lang w:val="en-US" w:eastAsia="zh-CN"/>
             </w:rPr>
             <w:fldChar w:fldCharType="begin"/>
           </w:r>
@@ -1283,16 +1290,16 @@
               <w:rFonts w:hint="eastAsia" w:ascii="Times New Roman" w:hAnsi="Times New Roman" w:eastAsia="微软雅黑" w:cs="Times New Roman"/>
               <w:sz w:val="28"/>
               <w:szCs w:val="28"/>
-              <w:lang w:eastAsia="zh-CN"/>
+              <w:lang w:val="en-US" w:eastAsia="zh-CN"/>
             </w:rPr>
-            <w:instrText xml:space="preserve"> HYPERLINK \l _Toc24726 </w:instrText>
+            <w:instrText xml:space="preserve"> HYPERLINK \l _Toc2784 </w:instrText>
           </w:r>
           <w:r>
             <w:rPr>
               <w:rFonts w:hint="eastAsia" w:ascii="Times New Roman" w:hAnsi="Times New Roman" w:eastAsia="微软雅黑" w:cs="Times New Roman"/>
               <w:sz w:val="28"/>
               <w:szCs w:val="28"/>
-              <w:lang w:eastAsia="zh-CN"/>
+              <w:lang w:val="en-US" w:eastAsia="zh-CN"/>
             </w:rPr>
             <w:fldChar w:fldCharType="separate"/>
           </w:r>
@@ -1310,7 +1317,7 @@
               <w:rFonts w:hint="eastAsia" w:ascii="Times New Roman" w:hAnsi="Times New Roman" w:eastAsia="微软雅黑" w:cs="Times New Roman"/>
               <w:sz w:val="28"/>
               <w:szCs w:val="28"/>
-              <w:lang w:eastAsia="zh-CN"/>
+              <w:lang w:val="en-US" w:eastAsia="zh-CN"/>
             </w:rPr>
             <w:tab/>
           </w:r>
@@ -1319,7 +1326,7 @@
               <w:rFonts w:hint="eastAsia" w:ascii="Times New Roman" w:hAnsi="Times New Roman" w:eastAsia="微软雅黑" w:cs="Times New Roman"/>
               <w:sz w:val="28"/>
               <w:szCs w:val="28"/>
-              <w:lang w:eastAsia="zh-CN"/>
+              <w:lang w:val="en-US" w:eastAsia="zh-CN"/>
             </w:rPr>
             <w:fldChar w:fldCharType="begin"/>
           </w:r>
@@ -1328,16 +1335,16 @@
               <w:rFonts w:hint="eastAsia" w:ascii="Times New Roman" w:hAnsi="Times New Roman" w:eastAsia="微软雅黑" w:cs="Times New Roman"/>
               <w:sz w:val="28"/>
               <w:szCs w:val="28"/>
-              <w:lang w:eastAsia="zh-CN"/>
+              <w:lang w:val="en-US" w:eastAsia="zh-CN"/>
             </w:rPr>
-            <w:instrText xml:space="preserve"> PAGEREF _Toc24726 \h </w:instrText>
+            <w:instrText xml:space="preserve"> PAGEREF _Toc2784 \h </w:instrText>
           </w:r>
           <w:r>
             <w:rPr>
               <w:rFonts w:hint="eastAsia" w:ascii="Times New Roman" w:hAnsi="Times New Roman" w:eastAsia="微软雅黑" w:cs="Times New Roman"/>
               <w:sz w:val="28"/>
               <w:szCs w:val="28"/>
-              <w:lang w:eastAsia="zh-CN"/>
+              <w:lang w:val="en-US" w:eastAsia="zh-CN"/>
             </w:rPr>
             <w:fldChar w:fldCharType="separate"/>
           </w:r>
@@ -1346,16 +1353,16 @@
               <w:rFonts w:hint="eastAsia" w:ascii="Times New Roman" w:hAnsi="Times New Roman" w:eastAsia="微软雅黑" w:cs="Times New Roman"/>
               <w:sz w:val="28"/>
               <w:szCs w:val="28"/>
-              <w:lang w:eastAsia="zh-CN"/>
+              <w:lang w:val="en-US" w:eastAsia="zh-CN"/>
             </w:rPr>
-            <w:t>1</w:t>
+            <w:t>3</w:t>
           </w:r>
           <w:r>
             <w:rPr>
               <w:rFonts w:hint="eastAsia" w:ascii="Times New Roman" w:hAnsi="Times New Roman" w:eastAsia="微软雅黑" w:cs="Times New Roman"/>
               <w:sz w:val="28"/>
               <w:szCs w:val="28"/>
-              <w:lang w:eastAsia="zh-CN"/>
+              <w:lang w:val="en-US" w:eastAsia="zh-CN"/>
             </w:rPr>
             <w:fldChar w:fldCharType="end"/>
           </w:r>
@@ -1364,7 +1371,7 @@
               <w:rFonts w:hint="eastAsia" w:ascii="Times New Roman" w:hAnsi="Times New Roman" w:eastAsia="微软雅黑" w:cs="Times New Roman"/>
               <w:sz w:val="28"/>
               <w:szCs w:val="28"/>
-              <w:lang w:eastAsia="zh-CN"/>
+              <w:lang w:val="en-US" w:eastAsia="zh-CN"/>
             </w:rPr>
             <w:fldChar w:fldCharType="end"/>
           </w:r>
@@ -1380,7 +1387,7 @@
               <w:rFonts w:hint="eastAsia" w:ascii="Times New Roman" w:hAnsi="Times New Roman" w:eastAsia="微软雅黑" w:cs="Times New Roman"/>
               <w:sz w:val="28"/>
               <w:szCs w:val="28"/>
-              <w:lang w:eastAsia="zh-CN"/>
+              <w:lang w:val="en-US" w:eastAsia="zh-CN"/>
             </w:rPr>
           </w:pPr>
           <w:r>
@@ -1388,7 +1395,7 @@
               <w:rFonts w:hint="eastAsia" w:ascii="Times New Roman" w:hAnsi="Times New Roman" w:eastAsia="微软雅黑" w:cs="Times New Roman"/>
               <w:sz w:val="28"/>
               <w:szCs w:val="28"/>
-              <w:lang w:eastAsia="zh-CN"/>
+              <w:lang w:val="en-US" w:eastAsia="zh-CN"/>
             </w:rPr>
             <w:fldChar w:fldCharType="begin"/>
           </w:r>
@@ -1397,16 +1404,16 @@
               <w:rFonts w:hint="eastAsia" w:ascii="Times New Roman" w:hAnsi="Times New Roman" w:eastAsia="微软雅黑" w:cs="Times New Roman"/>
               <w:sz w:val="28"/>
               <w:szCs w:val="28"/>
-              <w:lang w:eastAsia="zh-CN"/>
+              <w:lang w:val="en-US" w:eastAsia="zh-CN"/>
             </w:rPr>
-            <w:instrText xml:space="preserve"> HYPERLINK \l _Toc9822 </w:instrText>
+            <w:instrText xml:space="preserve"> HYPERLINK \l _Toc2678 </w:instrText>
           </w:r>
           <w:r>
             <w:rPr>
               <w:rFonts w:hint="eastAsia" w:ascii="Times New Roman" w:hAnsi="Times New Roman" w:eastAsia="微软雅黑" w:cs="Times New Roman"/>
               <w:sz w:val="28"/>
               <w:szCs w:val="28"/>
-              <w:lang w:eastAsia="zh-CN"/>
+              <w:lang w:val="en-US" w:eastAsia="zh-CN"/>
             </w:rPr>
             <w:fldChar w:fldCharType="separate"/>
           </w:r>
@@ -1424,7 +1431,7 @@
               <w:rFonts w:hint="eastAsia" w:ascii="Times New Roman" w:hAnsi="Times New Roman" w:eastAsia="微软雅黑" w:cs="Times New Roman"/>
               <w:sz w:val="28"/>
               <w:szCs w:val="28"/>
-              <w:lang w:eastAsia="zh-CN"/>
+              <w:lang w:val="en-US" w:eastAsia="zh-CN"/>
             </w:rPr>
             <w:tab/>
           </w:r>
@@ -1433,7 +1440,7 @@
               <w:rFonts w:hint="eastAsia" w:ascii="Times New Roman" w:hAnsi="Times New Roman" w:eastAsia="微软雅黑" w:cs="Times New Roman"/>
               <w:sz w:val="28"/>
               <w:szCs w:val="28"/>
-              <w:lang w:eastAsia="zh-CN"/>
+              <w:lang w:val="en-US" w:eastAsia="zh-CN"/>
             </w:rPr>
             <w:fldChar w:fldCharType="begin"/>
           </w:r>
@@ -1442,16 +1449,16 @@
               <w:rFonts w:hint="eastAsia" w:ascii="Times New Roman" w:hAnsi="Times New Roman" w:eastAsia="微软雅黑" w:cs="Times New Roman"/>
               <w:sz w:val="28"/>
               <w:szCs w:val="28"/>
-              <w:lang w:eastAsia="zh-CN"/>
+              <w:lang w:val="en-US" w:eastAsia="zh-CN"/>
             </w:rPr>
-            <w:instrText xml:space="preserve"> PAGEREF _Toc9822 \h </w:instrText>
+            <w:instrText xml:space="preserve"> PAGEREF _Toc2678 \h </w:instrText>
           </w:r>
           <w:r>
             <w:rPr>
               <w:rFonts w:hint="eastAsia" w:ascii="Times New Roman" w:hAnsi="Times New Roman" w:eastAsia="微软雅黑" w:cs="Times New Roman"/>
               <w:sz w:val="28"/>
               <w:szCs w:val="28"/>
-              <w:lang w:eastAsia="zh-CN"/>
+              <w:lang w:val="en-US" w:eastAsia="zh-CN"/>
             </w:rPr>
             <w:fldChar w:fldCharType="separate"/>
           </w:r>
@@ -1460,7 +1467,7 @@
               <w:rFonts w:hint="eastAsia" w:ascii="Times New Roman" w:hAnsi="Times New Roman" w:eastAsia="微软雅黑" w:cs="Times New Roman"/>
               <w:sz w:val="28"/>
               <w:szCs w:val="28"/>
-              <w:lang w:eastAsia="zh-CN"/>
+              <w:lang w:val="en-US" w:eastAsia="zh-CN"/>
             </w:rPr>
             <w:t>4</w:t>
           </w:r>
@@ -1469,7 +1476,7 @@
               <w:rFonts w:hint="eastAsia" w:ascii="Times New Roman" w:hAnsi="Times New Roman" w:eastAsia="微软雅黑" w:cs="Times New Roman"/>
               <w:sz w:val="28"/>
               <w:szCs w:val="28"/>
-              <w:lang w:eastAsia="zh-CN"/>
+              <w:lang w:val="en-US" w:eastAsia="zh-CN"/>
             </w:rPr>
             <w:fldChar w:fldCharType="end"/>
           </w:r>
@@ -1478,7 +1485,7 @@
               <w:rFonts w:hint="eastAsia" w:ascii="Times New Roman" w:hAnsi="Times New Roman" w:eastAsia="微软雅黑" w:cs="Times New Roman"/>
               <w:sz w:val="28"/>
               <w:szCs w:val="28"/>
-              <w:lang w:eastAsia="zh-CN"/>
+              <w:lang w:val="en-US" w:eastAsia="zh-CN"/>
             </w:rPr>
             <w:fldChar w:fldCharType="end"/>
           </w:r>
@@ -1539,7 +1546,7 @@
               <w:rFonts w:hint="eastAsia" w:ascii="Times New Roman" w:hAnsi="Times New Roman" w:eastAsia="微软雅黑" w:cs="Times New Roman"/>
               <w:sz w:val="28"/>
               <w:szCs w:val="28"/>
-              <w:lang w:eastAsia="zh-CN"/>
+              <w:lang w:val="en-US" w:eastAsia="zh-CN"/>
             </w:rPr>
           </w:pPr>
           <w:r>
@@ -1547,7 +1554,7 @@
               <w:rFonts w:hint="eastAsia" w:ascii="Times New Roman" w:hAnsi="Times New Roman" w:eastAsia="微软雅黑" w:cs="Times New Roman"/>
               <w:sz w:val="28"/>
               <w:szCs w:val="28"/>
-              <w:lang w:eastAsia="zh-CN"/>
+              <w:lang w:val="en-US" w:eastAsia="zh-CN"/>
             </w:rPr>
             <w:fldChar w:fldCharType="begin"/>
           </w:r>
@@ -1556,16 +1563,16 @@
               <w:rFonts w:hint="eastAsia" w:ascii="Times New Roman" w:hAnsi="Times New Roman" w:eastAsia="微软雅黑" w:cs="Times New Roman"/>
               <w:sz w:val="28"/>
               <w:szCs w:val="28"/>
-              <w:lang w:eastAsia="zh-CN"/>
+              <w:lang w:val="en-US" w:eastAsia="zh-CN"/>
             </w:rPr>
-            <w:instrText xml:space="preserve"> HYPERLINK \l _Toc5244 </w:instrText>
+            <w:instrText xml:space="preserve"> HYPERLINK \l _Toc11316 </w:instrText>
           </w:r>
           <w:r>
             <w:rPr>
               <w:rFonts w:hint="eastAsia" w:ascii="Times New Roman" w:hAnsi="Times New Roman" w:eastAsia="微软雅黑" w:cs="Times New Roman"/>
               <w:sz w:val="28"/>
               <w:szCs w:val="28"/>
-              <w:lang w:eastAsia="zh-CN"/>
+              <w:lang w:val="en-US" w:eastAsia="zh-CN"/>
             </w:rPr>
             <w:fldChar w:fldCharType="separate"/>
           </w:r>
@@ -1583,7 +1590,7 @@
               <w:rFonts w:hint="eastAsia" w:ascii="Times New Roman" w:hAnsi="Times New Roman" w:eastAsia="微软雅黑" w:cs="Times New Roman"/>
               <w:sz w:val="28"/>
               <w:szCs w:val="28"/>
-              <w:lang w:eastAsia="zh-CN"/>
+              <w:lang w:val="en-US" w:eastAsia="zh-CN"/>
             </w:rPr>
             <w:tab/>
           </w:r>
@@ -1592,7 +1599,7 @@
               <w:rFonts w:hint="eastAsia" w:ascii="Times New Roman" w:hAnsi="Times New Roman" w:eastAsia="微软雅黑" w:cs="Times New Roman"/>
               <w:sz w:val="28"/>
               <w:szCs w:val="28"/>
-              <w:lang w:eastAsia="zh-CN"/>
+              <w:lang w:val="en-US" w:eastAsia="zh-CN"/>
             </w:rPr>
             <w:fldChar w:fldCharType="begin"/>
           </w:r>
@@ -1601,16 +1608,16 @@
               <w:rFonts w:hint="eastAsia" w:ascii="Times New Roman" w:hAnsi="Times New Roman" w:eastAsia="微软雅黑" w:cs="Times New Roman"/>
               <w:sz w:val="28"/>
               <w:szCs w:val="28"/>
-              <w:lang w:eastAsia="zh-CN"/>
+              <w:lang w:val="en-US" w:eastAsia="zh-CN"/>
             </w:rPr>
-            <w:instrText xml:space="preserve"> PAGEREF _Toc5244 \h </w:instrText>
+            <w:instrText xml:space="preserve"> PAGEREF _Toc11316 \h </w:instrText>
           </w:r>
           <w:r>
             <w:rPr>
               <w:rFonts w:hint="eastAsia" w:ascii="Times New Roman" w:hAnsi="Times New Roman" w:eastAsia="微软雅黑" w:cs="Times New Roman"/>
               <w:sz w:val="28"/>
               <w:szCs w:val="28"/>
-              <w:lang w:eastAsia="zh-CN"/>
+              <w:lang w:val="en-US" w:eastAsia="zh-CN"/>
             </w:rPr>
             <w:fldChar w:fldCharType="separate"/>
           </w:r>
@@ -1619,7 +1626,7 @@
               <w:rFonts w:hint="eastAsia" w:ascii="Times New Roman" w:hAnsi="Times New Roman" w:eastAsia="微软雅黑" w:cs="Times New Roman"/>
               <w:sz w:val="28"/>
               <w:szCs w:val="28"/>
-              <w:lang w:eastAsia="zh-CN"/>
+              <w:lang w:val="en-US" w:eastAsia="zh-CN"/>
             </w:rPr>
             <w:t>5</w:t>
           </w:r>
@@ -1628,7 +1635,7 @@
               <w:rFonts w:hint="eastAsia" w:ascii="Times New Roman" w:hAnsi="Times New Roman" w:eastAsia="微软雅黑" w:cs="Times New Roman"/>
               <w:sz w:val="28"/>
               <w:szCs w:val="28"/>
-              <w:lang w:eastAsia="zh-CN"/>
+              <w:lang w:val="en-US" w:eastAsia="zh-CN"/>
             </w:rPr>
             <w:fldChar w:fldCharType="end"/>
           </w:r>
@@ -1637,7 +1644,7 @@
               <w:rFonts w:hint="eastAsia" w:ascii="Times New Roman" w:hAnsi="Times New Roman" w:eastAsia="微软雅黑" w:cs="Times New Roman"/>
               <w:sz w:val="28"/>
               <w:szCs w:val="28"/>
-              <w:lang w:eastAsia="zh-CN"/>
+              <w:lang w:val="en-US" w:eastAsia="zh-CN"/>
             </w:rPr>
             <w:fldChar w:fldCharType="end"/>
           </w:r>
@@ -1650,6 +1657,8 @@
             </w:rPr>
             <w:t>{% endif %}</w:t>
           </w:r>
+          <w:bookmarkStart w:id="99" w:name="_GoBack"/>
+          <w:bookmarkEnd w:id="99"/>
         </w:p>
         <w:p>
           <w:pPr>
@@ -1692,7 +1701,7 @@
               <w:szCs w:val="32"/>
               <w:lang w:eastAsia="zh-CN"/>
             </w:rPr>
-            <w:instrText xml:space="preserve"> HYPERLINK \l _Toc12846 </w:instrText>
+            <w:instrText xml:space="preserve"> HYPERLINK \l _Toc22633 </w:instrText>
           </w:r>
           <w:r>
             <w:rPr>
@@ -1757,7 +1766,7 @@
               <w:szCs w:val="32"/>
               <w:lang w:eastAsia="zh-CN"/>
             </w:rPr>
-            <w:instrText xml:space="preserve"> PAGEREF _Toc12846 \h </w:instrText>
+            <w:instrText xml:space="preserve"> PAGEREF _Toc22633 \h </w:instrText>
           </w:r>
           <w:r>
             <w:rPr>
@@ -1826,7 +1835,7 @@
               <w:color w:val="62B541"/>
               <w:sz w:val="32"/>
               <w:szCs w:val="32"/>
-              <w:lang w:val="en-US" w:eastAsia="zh-CN"/>
+              <w:lang w:eastAsia="zh-CN"/>
             </w:rPr>
           </w:pPr>
           <w:r>
@@ -1838,7 +1847,7 @@
               <w:color w:val="62B541"/>
               <w:sz w:val="32"/>
               <w:szCs w:val="32"/>
-              <w:lang w:val="en-US" w:eastAsia="zh-CN"/>
+              <w:lang w:eastAsia="zh-CN"/>
             </w:rPr>
             <w:fldChar w:fldCharType="begin"/>
           </w:r>
@@ -1851,9 +1860,9 @@
               <w:color w:val="62B541"/>
               <w:sz w:val="32"/>
               <w:szCs w:val="32"/>
-              <w:lang w:val="en-US" w:eastAsia="zh-CN"/>
+              <w:lang w:eastAsia="zh-CN"/>
             </w:rPr>
-            <w:instrText xml:space="preserve"> HYPERLINK \l _Toc30531 </w:instrText>
+            <w:instrText xml:space="preserve"> HYPERLINK \l _Toc991 </w:instrText>
           </w:r>
           <w:r>
             <w:rPr>
@@ -1864,7 +1873,7 @@
               <w:color w:val="62B541"/>
               <w:sz w:val="32"/>
               <w:szCs w:val="32"/>
-              <w:lang w:val="en-US" w:eastAsia="zh-CN"/>
+              <w:lang w:eastAsia="zh-CN"/>
             </w:rPr>
             <w:fldChar w:fldCharType="separate"/>
           </w:r>
@@ -1890,7 +1899,7 @@
               <w:color w:val="62B541"/>
               <w:sz w:val="32"/>
               <w:szCs w:val="32"/>
-              <w:lang w:val="en-US" w:eastAsia="zh-CN"/>
+              <w:lang w:eastAsia="zh-CN"/>
             </w:rPr>
             <w:tab/>
           </w:r>
@@ -1903,7 +1912,7 @@
               <w:color w:val="62B541"/>
               <w:sz w:val="32"/>
               <w:szCs w:val="32"/>
-              <w:lang w:val="en-US" w:eastAsia="zh-CN"/>
+              <w:lang w:eastAsia="zh-CN"/>
             </w:rPr>
             <w:fldChar w:fldCharType="begin"/>
           </w:r>
@@ -1916,9 +1925,9 @@
               <w:color w:val="62B541"/>
               <w:sz w:val="32"/>
               <w:szCs w:val="32"/>
-              <w:lang w:val="en-US" w:eastAsia="zh-CN"/>
+              <w:lang w:eastAsia="zh-CN"/>
             </w:rPr>
-            <w:instrText xml:space="preserve"> PAGEREF _Toc30531 \h </w:instrText>
+            <w:instrText xml:space="preserve"> PAGEREF _Toc991 \h </w:instrText>
           </w:r>
           <w:r>
             <w:rPr>
@@ -1929,7 +1938,7 @@
               <w:color w:val="62B541"/>
               <w:sz w:val="32"/>
               <w:szCs w:val="32"/>
-              <w:lang w:val="en-US" w:eastAsia="zh-CN"/>
+              <w:lang w:eastAsia="zh-CN"/>
             </w:rPr>
             <w:fldChar w:fldCharType="separate"/>
           </w:r>
@@ -1942,7 +1951,7 @@
               <w:color w:val="62B541"/>
               <w:sz w:val="32"/>
               <w:szCs w:val="32"/>
-              <w:lang w:val="en-US" w:eastAsia="zh-CN"/>
+              <w:lang w:eastAsia="zh-CN"/>
             </w:rPr>
             <w:t>8</w:t>
           </w:r>
@@ -1955,7 +1964,7 @@
               <w:color w:val="62B541"/>
               <w:sz w:val="32"/>
               <w:szCs w:val="32"/>
-              <w:lang w:val="en-US" w:eastAsia="zh-CN"/>
+              <w:lang w:eastAsia="zh-CN"/>
             </w:rPr>
             <w:fldChar w:fldCharType="end"/>
           </w:r>
@@ -1968,7 +1977,7 @@
               <w:color w:val="62B541"/>
               <w:sz w:val="32"/>
               <w:szCs w:val="32"/>
-              <w:lang w:val="en-US" w:eastAsia="zh-CN"/>
+              <w:lang w:eastAsia="zh-CN"/>
             </w:rPr>
             <w:fldChar w:fldCharType="end"/>
           </w:r>
@@ -1987,7 +1996,7 @@
               <w:color w:val="62B541"/>
               <w:sz w:val="32"/>
               <w:szCs w:val="32"/>
-              <w:lang w:val="en-US" w:eastAsia="zh-CN"/>
+              <w:lang w:eastAsia="zh-CN"/>
             </w:rPr>
           </w:pPr>
           <w:r>
@@ -1999,7 +2008,7 @@
               <w:color w:val="62B541"/>
               <w:sz w:val="32"/>
               <w:szCs w:val="32"/>
-              <w:lang w:val="en-US" w:eastAsia="zh-CN"/>
+              <w:lang w:eastAsia="zh-CN"/>
             </w:rPr>
             <w:fldChar w:fldCharType="begin"/>
           </w:r>
@@ -2012,9 +2021,9 @@
               <w:color w:val="62B541"/>
               <w:sz w:val="32"/>
               <w:szCs w:val="32"/>
-              <w:lang w:val="en-US" w:eastAsia="zh-CN"/>
+              <w:lang w:eastAsia="zh-CN"/>
             </w:rPr>
-            <w:instrText xml:space="preserve"> HYPERLINK \l _Toc32037 </w:instrText>
+            <w:instrText xml:space="preserve"> HYPERLINK \l _Toc27937 </w:instrText>
           </w:r>
           <w:r>
             <w:rPr>
@@ -2025,7 +2034,7 @@
               <w:color w:val="62B541"/>
               <w:sz w:val="32"/>
               <w:szCs w:val="32"/>
-              <w:lang w:val="en-US" w:eastAsia="zh-CN"/>
+              <w:lang w:eastAsia="zh-CN"/>
             </w:rPr>
             <w:fldChar w:fldCharType="separate"/>
           </w:r>
@@ -2038,7 +2047,7 @@
               <w:color w:val="62B541"/>
               <w:sz w:val="32"/>
               <w:szCs w:val="32"/>
-              <w:lang w:val="en-US" w:eastAsia="zh-CN"/>
+              <w:lang w:eastAsia="zh-CN"/>
             </w:rPr>
             <w:t>检测基因列表</w:t>
           </w:r>
@@ -2051,7 +2060,7 @@
               <w:color w:val="62B541"/>
               <w:sz w:val="32"/>
               <w:szCs w:val="32"/>
-              <w:lang w:val="en-US" w:eastAsia="zh-CN"/>
+              <w:lang w:eastAsia="zh-CN"/>
             </w:rPr>
             <w:tab/>
           </w:r>
@@ -2064,7 +2073,7 @@
               <w:color w:val="62B541"/>
               <w:sz w:val="32"/>
               <w:szCs w:val="32"/>
-              <w:lang w:val="en-US" w:eastAsia="zh-CN"/>
+              <w:lang w:eastAsia="zh-CN"/>
             </w:rPr>
             <w:fldChar w:fldCharType="begin"/>
           </w:r>
@@ -2077,9 +2086,9 @@
               <w:color w:val="62B541"/>
               <w:sz w:val="32"/>
               <w:szCs w:val="32"/>
-              <w:lang w:val="en-US" w:eastAsia="zh-CN"/>
+              <w:lang w:eastAsia="zh-CN"/>
             </w:rPr>
-            <w:instrText xml:space="preserve"> PAGEREF _Toc32037 \h </w:instrText>
+            <w:instrText xml:space="preserve"> PAGEREF _Toc27937 \h </w:instrText>
           </w:r>
           <w:r>
             <w:rPr>
@@ -2090,7 +2099,7 @@
               <w:color w:val="62B541"/>
               <w:sz w:val="32"/>
               <w:szCs w:val="32"/>
-              <w:lang w:val="en-US" w:eastAsia="zh-CN"/>
+              <w:lang w:eastAsia="zh-CN"/>
             </w:rPr>
             <w:fldChar w:fldCharType="separate"/>
           </w:r>
@@ -2103,7 +2112,7 @@
               <w:color w:val="62B541"/>
               <w:sz w:val="32"/>
               <w:szCs w:val="32"/>
-              <w:lang w:val="en-US" w:eastAsia="zh-CN"/>
+              <w:lang w:eastAsia="zh-CN"/>
             </w:rPr>
             <w:t>10</w:t>
           </w:r>
@@ -2116,7 +2125,7 @@
               <w:color w:val="62B541"/>
               <w:sz w:val="32"/>
               <w:szCs w:val="32"/>
-              <w:lang w:val="en-US" w:eastAsia="zh-CN"/>
+              <w:lang w:eastAsia="zh-CN"/>
             </w:rPr>
             <w:fldChar w:fldCharType="end"/>
           </w:r>
@@ -2129,7 +2138,7 @@
               <w:color w:val="62B541"/>
               <w:sz w:val="32"/>
               <w:szCs w:val="32"/>
-              <w:lang w:val="en-US" w:eastAsia="zh-CN"/>
+              <w:lang w:eastAsia="zh-CN"/>
             </w:rPr>
             <w:fldChar w:fldCharType="end"/>
           </w:r>
@@ -2148,7 +2157,7 @@
               <w:color w:val="62B541"/>
               <w:sz w:val="32"/>
               <w:szCs w:val="32"/>
-              <w:lang w:val="en-US" w:eastAsia="zh-CN"/>
+              <w:lang w:eastAsia="zh-CN"/>
             </w:rPr>
           </w:pPr>
           <w:r>
@@ -2160,7 +2169,7 @@
               <w:color w:val="62B541"/>
               <w:sz w:val="32"/>
               <w:szCs w:val="32"/>
-              <w:lang w:val="en-US" w:eastAsia="zh-CN"/>
+              <w:lang w:eastAsia="zh-CN"/>
             </w:rPr>
             <w:fldChar w:fldCharType="begin"/>
           </w:r>
@@ -2173,9 +2182,9 @@
               <w:color w:val="62B541"/>
               <w:sz w:val="32"/>
               <w:szCs w:val="32"/>
-              <w:lang w:val="en-US" w:eastAsia="zh-CN"/>
+              <w:lang w:eastAsia="zh-CN"/>
             </w:rPr>
-            <w:instrText xml:space="preserve"> HYPERLINK \l _Toc31804 </w:instrText>
+            <w:instrText xml:space="preserve"> HYPERLINK \l _Toc6565 </w:instrText>
           </w:r>
           <w:r>
             <w:rPr>
@@ -2186,7 +2195,7 @@
               <w:color w:val="62B541"/>
               <w:sz w:val="32"/>
               <w:szCs w:val="32"/>
-              <w:lang w:val="en-US" w:eastAsia="zh-CN"/>
+              <w:lang w:eastAsia="zh-CN"/>
             </w:rPr>
             <w:fldChar w:fldCharType="separate"/>
           </w:r>
@@ -2199,7 +2208,7 @@
               <w:color w:val="62B541"/>
               <w:sz w:val="32"/>
               <w:szCs w:val="32"/>
-              <w:lang w:val="en-US" w:eastAsia="zh-CN"/>
+              <w:lang w:eastAsia="zh-CN"/>
             </w:rPr>
             <w:t>参考文献</w:t>
           </w:r>
@@ -2212,7 +2221,7 @@
               <w:color w:val="62B541"/>
               <w:sz w:val="32"/>
               <w:szCs w:val="32"/>
-              <w:lang w:val="en-US" w:eastAsia="zh-CN"/>
+              <w:lang w:eastAsia="zh-CN"/>
             </w:rPr>
             <w:tab/>
           </w:r>
@@ -2225,7 +2234,7 @@
               <w:color w:val="62B541"/>
               <w:sz w:val="32"/>
               <w:szCs w:val="32"/>
-              <w:lang w:val="en-US" w:eastAsia="zh-CN"/>
+              <w:lang w:eastAsia="zh-CN"/>
             </w:rPr>
             <w:fldChar w:fldCharType="begin"/>
           </w:r>
@@ -2238,9 +2247,9 @@
               <w:color w:val="62B541"/>
               <w:sz w:val="32"/>
               <w:szCs w:val="32"/>
-              <w:lang w:val="en-US" w:eastAsia="zh-CN"/>
+              <w:lang w:eastAsia="zh-CN"/>
             </w:rPr>
-            <w:instrText xml:space="preserve"> PAGEREF _Toc31804 \h </w:instrText>
+            <w:instrText xml:space="preserve"> PAGEREF _Toc6565 \h </w:instrText>
           </w:r>
           <w:r>
             <w:rPr>
@@ -2251,7 +2260,7 @@
               <w:color w:val="62B541"/>
               <w:sz w:val="32"/>
               <w:szCs w:val="32"/>
-              <w:lang w:val="en-US" w:eastAsia="zh-CN"/>
+              <w:lang w:eastAsia="zh-CN"/>
             </w:rPr>
             <w:fldChar w:fldCharType="separate"/>
           </w:r>
@@ -2264,7 +2273,7 @@
               <w:color w:val="62B541"/>
               <w:sz w:val="32"/>
               <w:szCs w:val="32"/>
-              <w:lang w:val="en-US" w:eastAsia="zh-CN"/>
+              <w:lang w:eastAsia="zh-CN"/>
             </w:rPr>
             <w:t>11</w:t>
           </w:r>
@@ -2277,7 +2286,7 @@
               <w:color w:val="62B541"/>
               <w:sz w:val="32"/>
               <w:szCs w:val="32"/>
-              <w:lang w:val="en-US" w:eastAsia="zh-CN"/>
+              <w:lang w:eastAsia="zh-CN"/>
             </w:rPr>
             <w:fldChar w:fldCharType="end"/>
           </w:r>
@@ -2290,16 +2299,17 @@
               <w:color w:val="62B541"/>
               <w:sz w:val="32"/>
               <w:szCs w:val="32"/>
-              <w:lang w:val="en-US" w:eastAsia="zh-CN"/>
+              <w:lang w:eastAsia="zh-CN"/>
             </w:rPr>
             <w:fldChar w:fldCharType="end"/>
           </w:r>
         </w:p>
         <w:p>
           <w:pPr>
-            <w:spacing w:before="0" w:beforeLines="0" w:after="0" w:afterLines="0" w:line="240" w:lineRule="auto"/>
-            <w:ind w:left="0" w:leftChars="0" w:right="0" w:rightChars="0" w:firstLine="0" w:firstLineChars="0"/>
-            <w:jc w:val="center"/>
+            <w:pStyle w:val="11"/>
+            <w:tabs>
+              <w:tab w:val="right" w:leader="dot" w:pos="9870"/>
+            </w:tabs>
             <w:rPr>
               <w:rStyle w:val="18"/>
               <w:rFonts w:hint="eastAsia" w:ascii="Times New Roman" w:hAnsi="Times New Roman" w:eastAsia="微软雅黑" w:cs="微软雅黑"/>
@@ -2313,10 +2323,12 @@
           </w:pPr>
           <w:r>
             <w:rPr>
+              <w:rStyle w:val="18"/>
               <w:rFonts w:hint="eastAsia" w:ascii="Times New Roman" w:hAnsi="Times New Roman" w:eastAsia="微软雅黑" w:cs="微软雅黑"/>
               <w:b/>
               <w:bCs/>
               <w:color w:val="62B541"/>
+              <w:sz w:val="32"/>
               <w:szCs w:val="32"/>
               <w:lang w:eastAsia="zh-CN"/>
             </w:rPr>
@@ -2327,6 +2339,10 @@
     </w:sdt>
     <w:p>
       <w:pPr>
+        <w:pStyle w:val="11"/>
+        <w:tabs>
+          <w:tab w:val="right" w:leader="dot" w:pos="9870"/>
+        </w:tabs>
         <w:rPr>
           <w:rStyle w:val="18"/>
           <w:rFonts w:hint="eastAsia" w:ascii="Times New Roman" w:hAnsi="Times New Roman" w:eastAsia="微软雅黑" w:cs="微软雅黑"/>
@@ -2369,16 +2385,16 @@
           </w14:shadow>
         </w:rPr>
       </w:pPr>
-      <w:bookmarkStart w:id="2" w:name="_Toc4588"/>
-      <w:bookmarkStart w:id="3" w:name="_Toc21669"/>
-      <w:bookmarkStart w:id="4" w:name="_Toc3619"/>
+      <w:bookmarkStart w:id="2" w:name="_Toc21669"/>
+      <w:bookmarkStart w:id="3" w:name="_Toc21009_WPSOffice_Level1"/>
+      <w:bookmarkStart w:id="4" w:name="_Toc107825547"/>
       <w:bookmarkStart w:id="5" w:name="_Toc30143_WPSOffice_Level1"/>
-      <w:bookmarkStart w:id="6" w:name="_Toc21009_WPSOffice_Level1"/>
-      <w:bookmarkStart w:id="7" w:name="_Toc14123"/>
-      <w:bookmarkStart w:id="8" w:name="_Toc14459"/>
-      <w:bookmarkStart w:id="9" w:name="_Toc13806"/>
-      <w:bookmarkStart w:id="10" w:name="_Toc24178_WPSOffice_Level1"/>
-      <w:bookmarkStart w:id="11" w:name="_Toc107825547"/>
+      <w:bookmarkStart w:id="6" w:name="_Toc14459"/>
+      <w:bookmarkStart w:id="7" w:name="_Toc13806"/>
+      <w:bookmarkStart w:id="8" w:name="_Toc24178_WPSOffice_Level1"/>
+      <w:bookmarkStart w:id="9" w:name="_Toc3619"/>
+      <w:bookmarkStart w:id="10" w:name="_Toc14123"/>
+      <w:bookmarkStart w:id="11" w:name="_Toc18652"/>
       <w:r>
         <w:rPr>
           <w:rFonts w:ascii="Times New Roman" w:hAnsi="Times New Roman"/>
@@ -3257,13 +3273,13 @@
       </w:pPr>
       <w:bookmarkStart w:id="12" w:name="_Toc14797"/>
       <w:bookmarkStart w:id="13" w:name="_Toc11015_WPSOffice_Level1"/>
-      <w:bookmarkStart w:id="14" w:name="_Toc29272"/>
-      <w:bookmarkStart w:id="15" w:name="_Toc18062_WPSOffice_Level1"/>
-      <w:bookmarkStart w:id="16" w:name="_Toc7021_WPSOffice_Level1"/>
-      <w:bookmarkStart w:id="17" w:name="_Toc4492"/>
+      <w:bookmarkStart w:id="14" w:name="_Toc7021_WPSOffice_Level1"/>
+      <w:bookmarkStart w:id="15" w:name="_Toc26731"/>
+      <w:bookmarkStart w:id="16" w:name="_Toc29272"/>
+      <w:bookmarkStart w:id="17" w:name="_Toc18062_WPSOffice_Level1"/>
       <w:bookmarkStart w:id="18" w:name="_Toc17451"/>
-      <w:bookmarkStart w:id="19" w:name="_Toc26731"/>
-      <w:bookmarkStart w:id="20" w:name="_Toc107825548"/>
+      <w:bookmarkStart w:id="19" w:name="_Toc107825548"/>
+      <w:bookmarkStart w:id="20" w:name="_Toc17786"/>
       <w:bookmarkStart w:id="21" w:name="_Toc3823"/>
       <w:r>
         <w:rPr>
@@ -3409,13 +3425,13 @@
         </w:rPr>
       </w:pPr>
       <w:bookmarkStart w:id="23" w:name="_Toc25920"/>
-      <w:bookmarkStart w:id="24" w:name="_Toc16576"/>
+      <w:bookmarkStart w:id="24" w:name="_Toc23369_WPSOffice_Level1"/>
       <w:bookmarkStart w:id="25" w:name="_Toc6221_WPSOffice_Level1"/>
-      <w:bookmarkStart w:id="26" w:name="_Toc18058"/>
-      <w:bookmarkStart w:id="27" w:name="_Toc23369_WPSOffice_Level1"/>
+      <w:bookmarkStart w:id="26" w:name="_Toc16576"/>
+      <w:bookmarkStart w:id="27" w:name="_Toc18058"/>
       <w:bookmarkStart w:id="28" w:name="_Toc149837253"/>
-      <w:bookmarkStart w:id="29" w:name="_Toc30197"/>
-      <w:bookmarkStart w:id="30" w:name="_Toc29826"/>
+      <w:bookmarkStart w:id="29" w:name="_Toc29826"/>
+      <w:bookmarkStart w:id="30" w:name="_Toc14415"/>
       <w:r>
         <w:rPr>
           <w:rStyle w:val="37"/>
@@ -3482,9 +3498,9 @@
           <w:lang w:eastAsia="zh-CN"/>
         </w:rPr>
       </w:pPr>
-      <w:bookmarkStart w:id="31" w:name="_Toc777"/>
-      <w:bookmarkStart w:id="32" w:name="_Toc15649"/>
-      <w:bookmarkStart w:id="33" w:name="_Toc149837254"/>
+      <w:bookmarkStart w:id="31" w:name="_Toc15649"/>
+      <w:bookmarkStart w:id="32" w:name="_Toc149837254"/>
+      <w:bookmarkStart w:id="33" w:name="_Toc26734"/>
       <w:r>
         <w:rPr>
           <w:rFonts w:hint="eastAsia"/>
@@ -4211,11 +4227,12 @@
         </w:rPr>
       </w:pPr>
       <w:bookmarkStart w:id="34" w:name="_Toc18552"/>
-      <w:bookmarkStart w:id="35" w:name="_Toc16466"/>
-      <w:bookmarkStart w:id="36" w:name="_Toc19024"/>
+      <w:bookmarkStart w:id="35" w:name="_Toc8800"/>
+      <w:bookmarkStart w:id="36" w:name="_Toc25603"/>
       <w:bookmarkStart w:id="37" w:name="_Toc14264"/>
-      <w:bookmarkStart w:id="38" w:name="_Toc25603"/>
-      <w:bookmarkStart w:id="39" w:name="_Toc8800"/>
+      <w:bookmarkStart w:id="38" w:name="_Toc19024"/>
+      <w:bookmarkStart w:id="39" w:name="_Toc16466"/>
+      <w:bookmarkStart w:id="40" w:name="_Toc13865"/>
       <w:r>
         <w:rPr>
           <w:rFonts w:ascii="微软雅黑" w:hAnsi="微软雅黑" w:eastAsia="微软雅黑" w:cs="微软雅黑"/>
@@ -4231,6 +4248,7 @@
       <w:bookmarkEnd w:id="37"/>
       <w:bookmarkEnd w:id="38"/>
       <w:bookmarkEnd w:id="39"/>
+      <w:bookmarkEnd w:id="40"/>
     </w:p>
     <w:p>
       <w:pPr>
@@ -4306,10 +4324,9 @@
           <w:lang w:eastAsia="zh-CN"/>
         </w:rPr>
       </w:pPr>
-      <w:bookmarkStart w:id="40" w:name="_Toc24726"/>
-      <w:bookmarkStart w:id="41" w:name="_Toc23941"/>
-      <w:bookmarkStart w:id="42" w:name="_Toc7030"/>
-      <w:bookmarkStart w:id="43" w:name="_Toc31071"/>
+      <w:bookmarkStart w:id="41" w:name="_Toc31071"/>
+      <w:bookmarkStart w:id="42" w:name="_Toc23941"/>
+      <w:bookmarkStart w:id="43" w:name="_Toc7030"/>
       <w:r>
         <w:rPr>
           <w:rFonts w:hint="eastAsia" w:ascii="Times New Roman" w:hAnsi="Times New Roman" w:eastAsia="微软雅黑" w:cs="Times New Roman"/>
@@ -4449,7 +4466,6 @@
                 <w:szCs w:val="24"/>
               </w:rPr>
             </w:pPr>
-            <w:bookmarkStart w:id="94" w:name="_GoBack"/>
             <w:r>
               <w:rPr>
                 <w:sz w:val="22"/>
@@ -4548,7 +4564,7 @@
                 </mc:Choice>
                 <mc:Fallback>
                   <w:pict>
-                    <v:group id="_x0000_s1026" o:spid="_x0000_s1026" o:spt="203" style="position:absolute;left:0pt;margin-left:-11.8pt;margin-top:-39.8pt;height:113.6pt;width:113.6pt;z-index:251662336;mso-width-relative:page;mso-height-relative:page;" coordorigin="20702,14472" coordsize="2272,2272" o:gfxdata="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">
+                    <v:group id="_x0000_s1026" o:spid="_x0000_s1026" o:spt="203" style="position:absolute;left:0pt;margin-left:-11.8pt;margin-top:-39.8pt;height:113.6pt;width:113.6pt;z-index:251662336;mso-width-relative:page;mso-height-relative:page;" coordorigin="20702,14472" coordsize="2272,2272" o:gfxdata="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">
                       <o:lock v:ext="edit" aspectratio="f"/>
                       <v:shape id="图片 15" o:spid="_x0000_s1026" o:spt="75" alt="c9514d16fd70679bf0495aeebb03c72d_compress" type="#_x0000_t75" style="position:absolute;left:21019;top:15216;height:475;width:1550;" filled="f" o:preferrelative="t" stroked="f" coordsize="21600,21600" o:gfxdata="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">
                         <v:fill on="f" focussize="0,0"/>
@@ -4567,7 +4583,6 @@
                 </mc:Fallback>
               </mc:AlternateContent>
             </w:r>
-            <w:bookmarkEnd w:id="94"/>
           </w:p>
         </w:tc>
         <w:tc>
@@ -5578,7 +5593,7 @@
                 </mc:Choice>
                 <mc:Fallback>
                   <w:pict>
-                    <v:group id="_x0000_s1026" o:spid="_x0000_s1026" o:spt="203" style="position:absolute;left:0pt;margin-left:-30.6pt;margin-top:-36.45pt;height:116.2pt;width:113.65pt;z-index:251660288;mso-width-relative:page;mso-height-relative:page;" coordorigin="3722,92738" coordsize="2273,2273" o:gfxdata="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">
+                    <v:group id="_x0000_s1026" o:spid="_x0000_s1026" o:spt="203" style="position:absolute;left:0pt;margin-left:-30.6pt;margin-top:-36.45pt;height:116.2pt;width:113.65pt;z-index:251660288;mso-width-relative:page;mso-height-relative:page;" coordorigin="3722,92738" coordsize="2273,2273" o:gfxdata="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">
                       <o:lock v:ext="edit" aspectratio="f"/>
                       <v:shape id="图片 59" o:spid="_x0000_s1026" o:spt="75" alt="图片1" type="#_x0000_t75" style="position:absolute;left:4057;top:93343;height:627;width:1468;" filled="f" o:preferrelative="t" stroked="f" coordsize="21600,21600" o:gfxdata="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">
                         <v:fill on="f" focussize="0,0"/>
@@ -7252,6 +7267,7 @@
           <w:lang w:val="en-US" w:eastAsia="zh-CN"/>
         </w:rPr>
       </w:pPr>
+      <w:bookmarkStart w:id="44" w:name="_Toc2784"/>
       <w:r>
         <w:rPr>
           <w:rFonts w:hint="eastAsia"/>
@@ -7261,10 +7277,10 @@
         </w:rPr>
         <w:t>基因检测详情</w:t>
       </w:r>
-      <w:bookmarkEnd w:id="40"/>
       <w:bookmarkEnd w:id="41"/>
       <w:bookmarkEnd w:id="42"/>
       <w:bookmarkEnd w:id="43"/>
+      <w:bookmarkEnd w:id="44"/>
     </w:p>
     <w:tbl>
       <w:tblPr>
@@ -10821,7 +10837,7 @@
         </w:rPr>
         <w:br w:type="page"/>
       </w:r>
-      <w:bookmarkStart w:id="44" w:name="_Toc9822"/>
+      <w:bookmarkStart w:id="45" w:name="_Toc2678"/>
       <w:r>
         <w:rPr>
           <w:rStyle w:val="43"/>
@@ -10834,7 +10850,7 @@
         <w:t>实时荧光定量PCR基因表达检测结果图</w:t>
       </w:r>
     </w:p>
-    <w:bookmarkEnd w:id="44"/>
+    <w:bookmarkEnd w:id="45"/>
     <w:p>
       <w:pPr>
         <w:spacing w:before="29" w:line="360" w:lineRule="auto"/>
@@ -11219,8 +11235,8 @@
           <w:lang w:eastAsia="zh-CN"/>
         </w:rPr>
       </w:pPr>
-      <w:bookmarkStart w:id="45" w:name="_Toc81251351"/>
-      <w:bookmarkStart w:id="46" w:name="_Toc81326589"/>
+      <w:bookmarkStart w:id="46" w:name="_Toc81251351"/>
+      <w:bookmarkStart w:id="47" w:name="_Toc81326589"/>
       <w:r>
         <w:rPr>
           <w:rFonts w:hint="eastAsia" w:ascii="Times New Roman" w:hAnsi="Times New Roman" w:eastAsia="微软雅黑" w:cs="Times New Roman"/>
@@ -11297,12 +11313,12 @@
           <w:lang w:val="en-US" w:eastAsia="zh-CN"/>
         </w:rPr>
       </w:pPr>
-      <w:bookmarkStart w:id="47" w:name="_Toc106719764"/>
-      <w:bookmarkStart w:id="48" w:name="_Toc6972"/>
-      <w:bookmarkStart w:id="49" w:name="_Toc10223"/>
-      <w:bookmarkStart w:id="50" w:name="_Toc5244"/>
+      <w:bookmarkStart w:id="48" w:name="_Toc10223"/>
+      <w:bookmarkStart w:id="49" w:name="_Toc25849"/>
+      <w:bookmarkStart w:id="50" w:name="_Toc106719764"/>
       <w:bookmarkStart w:id="51" w:name="_Toc20034"/>
-      <w:bookmarkStart w:id="52" w:name="_Toc25849"/>
+      <w:bookmarkStart w:id="52" w:name="_Toc6972"/>
+      <w:bookmarkStart w:id="53" w:name="_Toc11316"/>
       <w:r>
         <w:rPr>
           <w:rFonts w:hint="eastAsia"/>
@@ -11312,12 +11328,12 @@
         </w:rPr>
         <w:t>PD-L1检测结果</w:t>
       </w:r>
-      <w:bookmarkEnd w:id="47"/>
       <w:bookmarkEnd w:id="48"/>
       <w:bookmarkEnd w:id="49"/>
       <w:bookmarkEnd w:id="50"/>
       <w:bookmarkEnd w:id="51"/>
       <w:bookmarkEnd w:id="52"/>
+      <w:bookmarkEnd w:id="53"/>
     </w:p>
     <w:p>
       <w:pPr>
@@ -14555,7 +14571,7 @@
           </w14:shadow>
         </w:rPr>
       </w:pPr>
-      <w:bookmarkStart w:id="53" w:name="_Toc12846"/>
+      <w:bookmarkStart w:id="54" w:name="_Toc22633"/>
       <w:r>
         <w:rPr>
           <w:rFonts w:hint="eastAsia" w:ascii="Times New Roman" w:hAnsi="Times New Roman" w:eastAsia="微软雅黑" w:cs="黑体"/>
@@ -14573,9 +14589,9 @@
         </w:rPr>
         <w:t>基因检测结果解析</w:t>
       </w:r>
-      <w:bookmarkEnd w:id="45"/>
       <w:bookmarkEnd w:id="46"/>
-      <w:bookmarkEnd w:id="53"/>
+      <w:bookmarkEnd w:id="47"/>
+      <w:bookmarkEnd w:id="54"/>
     </w:p>
     <w:p>
       <w:pPr>
@@ -14620,11 +14636,12 @@
           <w:lang w:val="en-US" w:eastAsia="zh-CN" w:bidi="ar"/>
         </w:rPr>
       </w:pPr>
-      <w:bookmarkStart w:id="54" w:name="_Toc15964"/>
-      <w:bookmarkStart w:id="55" w:name="_Toc27020"/>
-      <w:bookmarkStart w:id="56" w:name="_Toc28070"/>
-      <w:bookmarkStart w:id="57" w:name="_Toc6632"/>
-      <w:bookmarkStart w:id="58" w:name="_Toc21629"/>
+      <w:bookmarkStart w:id="55" w:name="_Toc15964"/>
+      <w:bookmarkStart w:id="56" w:name="_Toc27020"/>
+      <w:bookmarkStart w:id="57" w:name="_Toc21629"/>
+      <w:bookmarkStart w:id="58" w:name="_Toc28070"/>
+      <w:bookmarkStart w:id="59" w:name="_Toc6632"/>
+      <w:bookmarkStart w:id="60" w:name="_Toc1708"/>
       <w:r>
         <w:rPr>
           <w:rFonts w:hint="eastAsia" w:ascii="微软雅黑" w:hAnsi="微软雅黑" w:eastAsia="微软雅黑" w:cs="微软雅黑"/>
@@ -14636,11 +14653,12 @@
         </w:rPr>
         <w:t>复发风险预测</w:t>
       </w:r>
-      <w:bookmarkEnd w:id="54"/>
       <w:bookmarkEnd w:id="55"/>
       <w:bookmarkEnd w:id="56"/>
       <w:bookmarkEnd w:id="57"/>
       <w:bookmarkEnd w:id="58"/>
+      <w:bookmarkEnd w:id="59"/>
+      <w:bookmarkEnd w:id="60"/>
     </w:p>
     <w:p>
       <w:pPr>
@@ -14913,11 +14931,12 @@
           <w:lang w:val="en-US" w:eastAsia="zh-CN" w:bidi="ar"/>
         </w:rPr>
       </w:pPr>
-      <w:bookmarkStart w:id="59" w:name="_Toc22405"/>
-      <w:bookmarkStart w:id="60" w:name="_Toc30450"/>
       <w:bookmarkStart w:id="61" w:name="_Toc8902"/>
-      <w:bookmarkStart w:id="62" w:name="_Toc8282"/>
-      <w:bookmarkStart w:id="63" w:name="_Toc30210"/>
+      <w:bookmarkStart w:id="62" w:name="_Toc30210"/>
+      <w:bookmarkStart w:id="63" w:name="_Toc22405"/>
+      <w:bookmarkStart w:id="64" w:name="_Toc30450"/>
+      <w:bookmarkStart w:id="65" w:name="_Toc8282"/>
+      <w:bookmarkStart w:id="66" w:name="_Toc28082"/>
       <w:r>
         <w:rPr>
           <w:rFonts w:hint="eastAsia" w:ascii="微软雅黑" w:hAnsi="微软雅黑" w:eastAsia="微软雅黑" w:cs="微软雅黑"/>
@@ -14929,11 +14948,12 @@
         </w:rPr>
         <w:t>化疗获益预测</w:t>
       </w:r>
-      <w:bookmarkEnd w:id="59"/>
-      <w:bookmarkEnd w:id="60"/>
       <w:bookmarkEnd w:id="61"/>
       <w:bookmarkEnd w:id="62"/>
       <w:bookmarkEnd w:id="63"/>
+      <w:bookmarkEnd w:id="64"/>
+      <w:bookmarkEnd w:id="65"/>
+      <w:bookmarkEnd w:id="66"/>
     </w:p>
     <w:tbl>
       <w:tblPr>
@@ -16488,8 +16508,8 @@
           </w14:shadow>
         </w:rPr>
       </w:pPr>
-      <w:bookmarkStart w:id="64" w:name="_Toc30531"/>
-      <w:bookmarkStart w:id="65" w:name="_Toc81326590"/>
+      <w:bookmarkStart w:id="67" w:name="_Toc81326590"/>
+      <w:bookmarkStart w:id="68" w:name="_Toc991"/>
       <w:r>
         <w:rPr>
           <w:rFonts w:hint="eastAsia" w:ascii="Times New Roman" w:hAnsi="Times New Roman" w:eastAsia="微软雅黑" w:cs="黑体"/>
@@ -16507,8 +16527,8 @@
         </w:rPr>
         <w:t>结果解释说明</w:t>
       </w:r>
-      <w:bookmarkEnd w:id="64"/>
-      <w:bookmarkEnd w:id="65"/>
+      <w:bookmarkEnd w:id="67"/>
+      <w:bookmarkEnd w:id="68"/>
     </w:p>
     <w:p>
       <w:pPr>
@@ -16529,11 +16549,12 @@
           <w:lang w:val="en-US" w:eastAsia="zh-CN" w:bidi="ar"/>
         </w:rPr>
       </w:pPr>
-      <w:bookmarkStart w:id="66" w:name="_Toc24511"/>
-      <w:bookmarkStart w:id="67" w:name="_Toc7932"/>
-      <w:bookmarkStart w:id="68" w:name="_Toc10597"/>
-      <w:bookmarkStart w:id="69" w:name="_Toc19396"/>
-      <w:bookmarkStart w:id="70" w:name="_Toc7994"/>
+      <w:bookmarkStart w:id="69" w:name="_Toc24511"/>
+      <w:bookmarkStart w:id="70" w:name="_Toc10597"/>
+      <w:bookmarkStart w:id="71" w:name="_Toc7932"/>
+      <w:bookmarkStart w:id="72" w:name="_Toc19396"/>
+      <w:bookmarkStart w:id="73" w:name="_Toc7994"/>
+      <w:bookmarkStart w:id="74" w:name="_Toc15756"/>
       <w:r>
         <w:rPr>
           <w:rFonts w:hint="eastAsia" w:ascii="微软雅黑" w:hAnsi="微软雅黑" w:eastAsia="微软雅黑" w:cs="微软雅黑"/>
@@ -16545,11 +16566,12 @@
         </w:rPr>
         <w:t>1.预后情况分析</w:t>
       </w:r>
-      <w:bookmarkEnd w:id="66"/>
-      <w:bookmarkEnd w:id="67"/>
-      <w:bookmarkEnd w:id="68"/>
       <w:bookmarkEnd w:id="69"/>
       <w:bookmarkEnd w:id="70"/>
+      <w:bookmarkEnd w:id="71"/>
+      <w:bookmarkEnd w:id="72"/>
+      <w:bookmarkEnd w:id="73"/>
+      <w:bookmarkEnd w:id="74"/>
     </w:p>
     <w:p>
       <w:pPr>
@@ -17031,11 +17053,12 @@
           <w:lang w:val="en-US" w:eastAsia="zh-CN" w:bidi="ar"/>
         </w:rPr>
       </w:pPr>
-      <w:bookmarkStart w:id="71" w:name="_Toc18423"/>
-      <w:bookmarkStart w:id="72" w:name="_Toc19443"/>
-      <w:bookmarkStart w:id="73" w:name="_Toc8857"/>
-      <w:bookmarkStart w:id="74" w:name="_Toc13439"/>
-      <w:bookmarkStart w:id="75" w:name="_Toc15763"/>
+      <w:bookmarkStart w:id="75" w:name="_Toc18423"/>
+      <w:bookmarkStart w:id="76" w:name="_Toc13439"/>
+      <w:bookmarkStart w:id="77" w:name="_Toc8857"/>
+      <w:bookmarkStart w:id="78" w:name="_Toc19443"/>
+      <w:bookmarkStart w:id="79" w:name="_Toc15763"/>
+      <w:bookmarkStart w:id="80" w:name="_Toc16922"/>
       <w:r>
         <w:rPr>
           <w:rFonts w:hint="eastAsia" w:ascii="微软雅黑" w:hAnsi="微软雅黑" w:eastAsia="微软雅黑" w:cs="微软雅黑"/>
@@ -17047,11 +17070,12 @@
         </w:rPr>
         <w:t>2.化疗获益分析</w:t>
       </w:r>
-      <w:bookmarkEnd w:id="71"/>
-      <w:bookmarkEnd w:id="72"/>
-      <w:bookmarkEnd w:id="73"/>
-      <w:bookmarkEnd w:id="74"/>
       <w:bookmarkEnd w:id="75"/>
+      <w:bookmarkEnd w:id="76"/>
+      <w:bookmarkEnd w:id="77"/>
+      <w:bookmarkEnd w:id="78"/>
+      <w:bookmarkEnd w:id="79"/>
+      <w:bookmarkEnd w:id="80"/>
     </w:p>
     <w:p>
       <w:pPr>
@@ -18421,9 +18445,9 @@
           </w14:shadow>
         </w:rPr>
       </w:pPr>
-      <w:bookmarkStart w:id="76" w:name="_Toc32037"/>
-      <w:bookmarkStart w:id="77" w:name="_Toc81251349"/>
-      <w:bookmarkStart w:id="78" w:name="_Toc81326587"/>
+      <w:bookmarkStart w:id="81" w:name="_Toc81251349"/>
+      <w:bookmarkStart w:id="82" w:name="_Toc81326587"/>
+      <w:bookmarkStart w:id="83" w:name="_Toc27937"/>
       <w:r>
         <w:rPr>
           <w:rFonts w:hint="eastAsia" w:ascii="Times New Roman" w:hAnsi="Times New Roman"/>
@@ -18437,9 +18461,9 @@
         </w:rPr>
         <w:t>检测基因列表</w:t>
       </w:r>
-      <w:bookmarkEnd w:id="76"/>
-      <w:bookmarkEnd w:id="77"/>
-      <w:bookmarkEnd w:id="78"/>
+      <w:bookmarkEnd w:id="81"/>
+      <w:bookmarkEnd w:id="82"/>
+      <w:bookmarkEnd w:id="83"/>
     </w:p>
     <w:tbl>
       <w:tblPr>
@@ -19079,17 +19103,17 @@
           </w14:shadow>
         </w:rPr>
       </w:pPr>
-      <w:bookmarkStart w:id="79" w:name="_Toc19584_WPSOffice_Level1"/>
-      <w:bookmarkStart w:id="80" w:name="_Toc107825571"/>
-      <w:bookmarkStart w:id="81" w:name="_Toc9662"/>
-      <w:bookmarkStart w:id="82" w:name="_Toc22623"/>
-      <w:bookmarkStart w:id="83" w:name="_Toc16927"/>
-      <w:bookmarkStart w:id="84" w:name="_Toc21361"/>
-      <w:bookmarkStart w:id="85" w:name="_Toc17792_WPSOffice_Level2"/>
-      <w:bookmarkStart w:id="86" w:name="_Toc14611_WPSOffice_Level1"/>
-      <w:bookmarkStart w:id="87" w:name="_Toc13275"/>
-      <w:bookmarkStart w:id="88" w:name="_Toc22162_WPSOffice_Level1"/>
-      <w:bookmarkStart w:id="89" w:name="_Toc31804"/>
+      <w:bookmarkStart w:id="84" w:name="_Toc13275"/>
+      <w:bookmarkStart w:id="85" w:name="_Toc19584_WPSOffice_Level1"/>
+      <w:bookmarkStart w:id="86" w:name="_Toc9662"/>
+      <w:bookmarkStart w:id="87" w:name="_Toc16927"/>
+      <w:bookmarkStart w:id="88" w:name="_Toc107825571"/>
+      <w:bookmarkStart w:id="89" w:name="_Toc14611_WPSOffice_Level1"/>
+      <w:bookmarkStart w:id="90" w:name="_Toc22623"/>
+      <w:bookmarkStart w:id="91" w:name="_Toc22162_WPSOffice_Level1"/>
+      <w:bookmarkStart w:id="92" w:name="_Toc21361"/>
+      <w:bookmarkStart w:id="93" w:name="_Toc17792_WPSOffice_Level2"/>
+      <w:bookmarkStart w:id="94" w:name="_Toc6565"/>
       <w:r>
         <w:rPr>
           <w:rFonts w:hint="eastAsia" w:ascii="Times New Roman" w:hAnsi="Times New Roman"/>
@@ -19104,17 +19128,17 @@
         </w:rPr>
         <w:t>参考文献</w:t>
       </w:r>
-      <w:bookmarkEnd w:id="79"/>
-      <w:bookmarkEnd w:id="80"/>
-      <w:bookmarkEnd w:id="81"/>
-      <w:bookmarkEnd w:id="82"/>
-      <w:bookmarkEnd w:id="83"/>
       <w:bookmarkEnd w:id="84"/>
       <w:bookmarkEnd w:id="85"/>
       <w:bookmarkEnd w:id="86"/>
       <w:bookmarkEnd w:id="87"/>
       <w:bookmarkEnd w:id="88"/>
       <w:bookmarkEnd w:id="89"/>
+      <w:bookmarkEnd w:id="90"/>
+      <w:bookmarkEnd w:id="91"/>
+      <w:bookmarkEnd w:id="92"/>
+      <w:bookmarkEnd w:id="93"/>
+      <w:bookmarkEnd w:id="94"/>
     </w:p>
     <w:p>
       <w:pPr>
@@ -19128,10 +19152,10 @@
           <w:lang w:eastAsia="zh-CN"/>
         </w:rPr>
       </w:pPr>
-      <w:bookmarkStart w:id="90" w:name="_Toc11768"/>
-      <w:bookmarkStart w:id="91" w:name="_Toc18033"/>
-      <w:bookmarkStart w:id="92" w:name="_Toc4053"/>
-      <w:bookmarkStart w:id="93" w:name="_Toc27691"/>
+      <w:bookmarkStart w:id="95" w:name="_Toc11768"/>
+      <w:bookmarkStart w:id="96" w:name="_Toc18033"/>
+      <w:bookmarkStart w:id="97" w:name="_Toc4053"/>
+      <w:bookmarkStart w:id="98" w:name="_Toc27691"/>
       <w:r>
         <w:rPr>
           <w:rFonts w:hint="default" w:ascii="Times New Roman" w:hAnsi="Times New Roman" w:eastAsia="微软雅黑" w:cs="Times New Roman"/>
@@ -19139,10 +19163,10 @@
         </w:rPr>
         <w:t>乳腺癌NCCN指南（2024.V4）.</w:t>
       </w:r>
-      <w:bookmarkEnd w:id="90"/>
-      <w:bookmarkEnd w:id="91"/>
-      <w:bookmarkEnd w:id="92"/>
-      <w:bookmarkEnd w:id="93"/>
+      <w:bookmarkEnd w:id="95"/>
+      <w:bookmarkEnd w:id="96"/>
+      <w:bookmarkEnd w:id="97"/>
+      <w:bookmarkEnd w:id="98"/>
     </w:p>
     <w:p>
       <w:pPr>

--- a/WebContent/docx/乳腺癌21基因报告-苏州市立医院.docx
+++ b/WebContent/docx/乳腺癌21基因报告-苏州市立医院.docx
@@ -1657,8 +1657,6 @@
             </w:rPr>
             <w:t>{% endif %}</w:t>
           </w:r>
-          <w:bookmarkStart w:id="99" w:name="_GoBack"/>
-          <w:bookmarkEnd w:id="99"/>
         </w:p>
         <w:p>
           <w:pPr>
@@ -2385,16 +2383,16 @@
           </w14:shadow>
         </w:rPr>
       </w:pPr>
-      <w:bookmarkStart w:id="2" w:name="_Toc21669"/>
-      <w:bookmarkStart w:id="3" w:name="_Toc21009_WPSOffice_Level1"/>
+      <w:bookmarkStart w:id="2" w:name="_Toc21009_WPSOffice_Level1"/>
+      <w:bookmarkStart w:id="3" w:name="_Toc13806"/>
       <w:bookmarkStart w:id="4" w:name="_Toc107825547"/>
-      <w:bookmarkStart w:id="5" w:name="_Toc30143_WPSOffice_Level1"/>
-      <w:bookmarkStart w:id="6" w:name="_Toc14459"/>
-      <w:bookmarkStart w:id="7" w:name="_Toc13806"/>
-      <w:bookmarkStart w:id="8" w:name="_Toc24178_WPSOffice_Level1"/>
-      <w:bookmarkStart w:id="9" w:name="_Toc3619"/>
+      <w:bookmarkStart w:id="5" w:name="_Toc14459"/>
+      <w:bookmarkStart w:id="6" w:name="_Toc3619"/>
+      <w:bookmarkStart w:id="7" w:name="_Toc18652"/>
+      <w:bookmarkStart w:id="8" w:name="_Toc21669"/>
+      <w:bookmarkStart w:id="9" w:name="_Toc30143_WPSOffice_Level1"/>
       <w:bookmarkStart w:id="10" w:name="_Toc14123"/>
-      <w:bookmarkStart w:id="11" w:name="_Toc18652"/>
+      <w:bookmarkStart w:id="11" w:name="_Toc24178_WPSOffice_Level1"/>
       <w:r>
         <w:rPr>
           <w:rFonts w:ascii="Times New Roman" w:hAnsi="Times New Roman"/>
@@ -3271,15 +3269,15 @@
           </w14:shadow>
         </w:rPr>
       </w:pPr>
-      <w:bookmarkStart w:id="12" w:name="_Toc14797"/>
-      <w:bookmarkStart w:id="13" w:name="_Toc11015_WPSOffice_Level1"/>
-      <w:bookmarkStart w:id="14" w:name="_Toc7021_WPSOffice_Level1"/>
-      <w:bookmarkStart w:id="15" w:name="_Toc26731"/>
-      <w:bookmarkStart w:id="16" w:name="_Toc29272"/>
-      <w:bookmarkStart w:id="17" w:name="_Toc18062_WPSOffice_Level1"/>
+      <w:bookmarkStart w:id="12" w:name="_Toc107825548"/>
+      <w:bookmarkStart w:id="13" w:name="_Toc18062_WPSOffice_Level1"/>
+      <w:bookmarkStart w:id="14" w:name="_Toc17786"/>
+      <w:bookmarkStart w:id="15" w:name="_Toc29272"/>
+      <w:bookmarkStart w:id="16" w:name="_Toc14797"/>
+      <w:bookmarkStart w:id="17" w:name="_Toc7021_WPSOffice_Level1"/>
       <w:bookmarkStart w:id="18" w:name="_Toc17451"/>
-      <w:bookmarkStart w:id="19" w:name="_Toc107825548"/>
-      <w:bookmarkStart w:id="20" w:name="_Toc17786"/>
+      <w:bookmarkStart w:id="19" w:name="_Toc26731"/>
+      <w:bookmarkStart w:id="20" w:name="_Toc11015_WPSOffice_Level1"/>
       <w:bookmarkStart w:id="21" w:name="_Toc3823"/>
       <w:r>
         <w:rPr>
@@ -3424,14 +3422,14 @@
           </w14:shadow>
         </w:rPr>
       </w:pPr>
-      <w:bookmarkStart w:id="23" w:name="_Toc25920"/>
-      <w:bookmarkStart w:id="24" w:name="_Toc23369_WPSOffice_Level1"/>
-      <w:bookmarkStart w:id="25" w:name="_Toc6221_WPSOffice_Level1"/>
+      <w:bookmarkStart w:id="23" w:name="_Toc18058"/>
+      <w:bookmarkStart w:id="24" w:name="_Toc25920"/>
+      <w:bookmarkStart w:id="25" w:name="_Toc23369_WPSOffice_Level1"/>
       <w:bookmarkStart w:id="26" w:name="_Toc16576"/>
-      <w:bookmarkStart w:id="27" w:name="_Toc18058"/>
+      <w:bookmarkStart w:id="27" w:name="_Toc6221_WPSOffice_Level1"/>
       <w:bookmarkStart w:id="28" w:name="_Toc149837253"/>
-      <w:bookmarkStart w:id="29" w:name="_Toc29826"/>
-      <w:bookmarkStart w:id="30" w:name="_Toc14415"/>
+      <w:bookmarkStart w:id="29" w:name="_Toc14415"/>
+      <w:bookmarkStart w:id="30" w:name="_Toc29826"/>
       <w:r>
         <w:rPr>
           <w:rStyle w:val="37"/>
@@ -3498,9 +3496,9 @@
           <w:lang w:eastAsia="zh-CN"/>
         </w:rPr>
       </w:pPr>
-      <w:bookmarkStart w:id="31" w:name="_Toc15649"/>
-      <w:bookmarkStart w:id="32" w:name="_Toc149837254"/>
-      <w:bookmarkStart w:id="33" w:name="_Toc26734"/>
+      <w:bookmarkStart w:id="31" w:name="_Toc149837254"/>
+      <w:bookmarkStart w:id="32" w:name="_Toc26734"/>
+      <w:bookmarkStart w:id="33" w:name="_Toc15649"/>
       <w:r>
         <w:rPr>
           <w:rFonts w:hint="eastAsia"/>
@@ -4226,13 +4224,13 @@
           <w:lang w:eastAsia="zh-CN"/>
         </w:rPr>
       </w:pPr>
-      <w:bookmarkStart w:id="34" w:name="_Toc18552"/>
-      <w:bookmarkStart w:id="35" w:name="_Toc8800"/>
-      <w:bookmarkStart w:id="36" w:name="_Toc25603"/>
-      <w:bookmarkStart w:id="37" w:name="_Toc14264"/>
-      <w:bookmarkStart w:id="38" w:name="_Toc19024"/>
+      <w:bookmarkStart w:id="34" w:name="_Toc13865"/>
+      <w:bookmarkStart w:id="35" w:name="_Toc14264"/>
+      <w:bookmarkStart w:id="36" w:name="_Toc8800"/>
+      <w:bookmarkStart w:id="37" w:name="_Toc25603"/>
+      <w:bookmarkStart w:id="38" w:name="_Toc18552"/>
       <w:bookmarkStart w:id="39" w:name="_Toc16466"/>
-      <w:bookmarkStart w:id="40" w:name="_Toc13865"/>
+      <w:bookmarkStart w:id="40" w:name="_Toc19024"/>
       <w:r>
         <w:rPr>
           <w:rFonts w:ascii="微软雅黑" w:hAnsi="微软雅黑" w:eastAsia="微软雅黑" w:cs="微软雅黑"/>
@@ -4312,73 +4310,15 @@
     </w:p>
     <w:p>
       <w:pPr>
-        <w:numPr>
-          <w:ilvl w:val="0"/>
-          <w:numId w:val="0"/>
-        </w:numPr>
-        <w:ind w:leftChars="0"/>
-        <w:rPr>
-          <w:rFonts w:hint="eastAsia" w:ascii="Times New Roman" w:hAnsi="Times New Roman" w:eastAsia="微软雅黑" w:cs="Times New Roman"/>
-          <w:sz w:val="24"/>
-          <w:szCs w:val="24"/>
+        <w:rPr>
           <w:lang w:eastAsia="zh-CN"/>
         </w:rPr>
       </w:pPr>
-      <w:bookmarkStart w:id="41" w:name="_Toc31071"/>
-      <w:bookmarkStart w:id="42" w:name="_Toc23941"/>
+      <w:bookmarkStart w:id="99" w:name="_GoBack"/>
+      <w:bookmarkEnd w:id="99"/>
+      <w:bookmarkStart w:id="41" w:name="_Toc23941"/>
+      <w:bookmarkStart w:id="42" w:name="_Toc31071"/>
       <w:bookmarkStart w:id="43" w:name="_Toc7030"/>
-      <w:r>
-        <w:rPr>
-          <w:rFonts w:hint="eastAsia" w:ascii="Times New Roman" w:hAnsi="Times New Roman" w:eastAsia="微软雅黑" w:cs="Times New Roman"/>
-          <w:sz w:val="24"/>
-          <w:szCs w:val="24"/>
-          <w:lang w:eastAsia="zh-CN"/>
-        </w:rPr>
-        <w:t xml:space="preserve">{% if testedby == </w:t>
-      </w:r>
-      <w:r>
-        <w:rPr>
-          <w:rFonts w:ascii="Times New Roman" w:hAnsi="Times New Roman" w:eastAsia="微软雅黑" w:cs="Times New Roman"/>
-          <w:sz w:val="24"/>
-          <w:szCs w:val="24"/>
-          <w:lang w:eastAsia="zh-CN"/>
-        </w:rPr>
-        <w:t>“</w:t>
-      </w:r>
-      <w:r>
-        <w:rPr>
-          <w:rFonts w:hint="eastAsia" w:ascii="Times New Roman" w:hAnsi="Times New Roman" w:eastAsia="微软雅黑" w:cs="Times New Roman"/>
-          <w:sz w:val="24"/>
-          <w:szCs w:val="24"/>
-          <w:lang w:eastAsia="zh-CN"/>
-        </w:rPr>
-        <w:t>1</w:t>
-      </w:r>
-      <w:r>
-        <w:rPr>
-          <w:rFonts w:ascii="Times New Roman" w:hAnsi="Times New Roman" w:eastAsia="微软雅黑" w:cs="Times New Roman"/>
-          <w:sz w:val="24"/>
-          <w:szCs w:val="24"/>
-          <w:lang w:eastAsia="zh-CN"/>
-        </w:rPr>
-        <w:t>”</w:t>
-      </w:r>
-      <w:r>
-        <w:rPr>
-          <w:rFonts w:hint="eastAsia" w:ascii="Times New Roman" w:hAnsi="Times New Roman" w:eastAsia="微软雅黑" w:cs="Times New Roman"/>
-          <w:sz w:val="24"/>
-          <w:szCs w:val="24"/>
-          <w:lang w:eastAsia="zh-CN"/>
-        </w:rPr>
-        <w:t xml:space="preserve"> %}</w:t>
-      </w:r>
-    </w:p>
-    <w:p>
-      <w:pPr>
-        <w:rPr>
-          <w:lang w:eastAsia="zh-CN"/>
-        </w:rPr>
-      </w:pPr>
     </w:p>
     <w:p>
       <w:pPr>
@@ -4468,21 +4408,21 @@
             </w:pPr>
             <w:r>
               <w:rPr>
-                <w:sz w:val="22"/>
+                <w:sz w:val="24"/>
               </w:rPr>
               <mc:AlternateContent>
                 <mc:Choice Requires="wpg">
                   <w:drawing>
-                    <wp:anchor distT="0" distB="0" distL="114300" distR="114300" simplePos="0" relativeHeight="251662336" behindDoc="0" locked="0" layoutInCell="1" allowOverlap="1">
+                    <wp:anchor distT="0" distB="0" distL="114300" distR="114300" simplePos="0" relativeHeight="251663360" behindDoc="0" locked="0" layoutInCell="1" allowOverlap="1">
                       <wp:simplePos x="0" y="0"/>
                       <wp:positionH relativeFrom="column">
-                        <wp:posOffset>-149860</wp:posOffset>
+                        <wp:posOffset>-350520</wp:posOffset>
                       </wp:positionH>
                       <wp:positionV relativeFrom="paragraph">
-                        <wp:posOffset>-505460</wp:posOffset>
+                        <wp:posOffset>-515620</wp:posOffset>
                       </wp:positionV>
-                      <wp:extent cx="1442720" cy="1442720"/>
-                      <wp:effectExtent l="0" t="0" r="5080" b="5080"/>
+                      <wp:extent cx="1443355" cy="1443355"/>
+                      <wp:effectExtent l="0" t="0" r="4445" b="4445"/>
                       <wp:wrapNone/>
                       <wp:docPr id="8" name="组合 8"/>
                       <wp:cNvGraphicFramePr/>
@@ -4493,38 +4433,42 @@
                             <wpg:grpSpPr>
                               <a:xfrm>
                                 <a:off x="0" y="0"/>
-                                <a:ext cx="1442720" cy="1442720"/>
-                                <a:chOff x="20702" y="14472"/>
-                                <a:chExt cx="2272" cy="2272"/>
+                                <a:ext cx="1443355" cy="1443355"/>
+                                <a:chOff x="6513" y="30794"/>
+                                <a:chExt cx="2273" cy="2273"/>
                               </a:xfrm>
                             </wpg:grpSpPr>
                             <pic:pic xmlns:pic="http://schemas.openxmlformats.org/drawingml/2006/picture">
                               <pic:nvPicPr>
-                                <pic:cNvPr id="9" name="图片 15" descr="c9514d16fd70679bf0495aeebb03c72d_compress"/>
+                                <pic:cNvPr id="13" name="图片 1" descr="IMG_256"/>
                                 <pic:cNvPicPr>
                                   <a:picLocks noChangeAspect="1"/>
                                 </pic:cNvPicPr>
                               </pic:nvPicPr>
                               <pic:blipFill>
                                 <a:blip r:embed="rId10"/>
-                                <a:srcRect l="21003" t="56913" r="27176" b="26386"/>
+                                <a:srcRect t="6992" r="30292"/>
                                 <a:stretch>
                                   <a:fillRect/>
                                 </a:stretch>
                               </pic:blipFill>
                               <pic:spPr>
                                 <a:xfrm>
-                                  <a:off x="21019" y="15216"/>
-                                  <a:ext cx="1550" cy="475"/>
+                                  <a:off x="7006" y="31454"/>
+                                  <a:ext cx="1192" cy="572"/>
                                 </a:xfrm>
                                 <a:prstGeom prst="rect">
                                   <a:avLst/>
                                 </a:prstGeom>
+                                <a:noFill/>
+                                <a:ln w="9525">
+                                  <a:noFill/>
+                                </a:ln>
                               </pic:spPr>
                             </pic:pic>
                             <pic:pic xmlns:pic="http://schemas.openxmlformats.org/drawingml/2006/picture">
                               <pic:nvPicPr>
-                                <pic:cNvPr id="18" name="图片 25"/>
+                                <pic:cNvPr id="21" name="图片 25"/>
                                 <pic:cNvPicPr>
                                   <a:picLocks noChangeAspect="1" noChangeArrowheads="1"/>
                                 </pic:cNvPicPr>
@@ -4544,7 +4488,7 @@
                               </pic:blipFill>
                               <pic:spPr>
                                 <a:xfrm>
-                                  <a:off x="20702" y="14472"/>
+                                  <a:off x="6513" y="30794"/>
                                   <a:ext cx="2273" cy="2273"/>
                                 </a:xfrm>
                                 <a:prstGeom prst="rect">
@@ -4564,15 +4508,15 @@
                 </mc:Choice>
                 <mc:Fallback>
                   <w:pict>
-                    <v:group id="_x0000_s1026" o:spid="_x0000_s1026" o:spt="203" style="position:absolute;left:0pt;margin-left:-11.8pt;margin-top:-39.8pt;height:113.6pt;width:113.6pt;z-index:251662336;mso-width-relative:page;mso-height-relative:page;" coordorigin="20702,14472" coordsize="2272,2272" o:gfxdata="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">
+                    <v:group id="_x0000_s1026" o:spid="_x0000_s1026" o:spt="203" style="position:absolute;left:0pt;margin-left:-27.6pt;margin-top:-40.6pt;height:113.65pt;width:113.65pt;z-index:251663360;mso-width-relative:page;mso-height-relative:page;" coordorigin="6513,30794" coordsize="2273,2273" o:gfxdata="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">
                       <o:lock v:ext="edit" aspectratio="f"/>
-                      <v:shape id="图片 15" o:spid="_x0000_s1026" o:spt="75" alt="c9514d16fd70679bf0495aeebb03c72d_compress" type="#_x0000_t75" style="position:absolute;left:21019;top:15216;height:475;width:1550;" filled="f" o:preferrelative="t" stroked="f" coordsize="21600,21600" o:gfxdata="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">
+                      <v:shape id="图片 1" o:spid="_x0000_s1026" o:spt="75" alt="IMG_256" type="#_x0000_t75" style="position:absolute;left:7006;top:31454;height:572;width:1192;" filled="f" o:preferrelative="t" stroked="f" coordsize="21600,21600" o:gfxdata="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">
                         <v:fill on="f" focussize="0,0"/>
                         <v:stroke on="f"/>
-                        <v:imagedata r:id="rId10" cropleft="13765f" croptop="37299f" cropright="17810f" cropbottom="17292f" o:title=""/>
+                        <v:imagedata r:id="rId10" croptop="4582f" cropright="19852f" o:title=""/>
                         <o:lock v:ext="edit" aspectratio="t"/>
                       </v:shape>
-                      <v:shape id="图片 25" o:spid="_x0000_s1026" o:spt="75" type="#_x0000_t75" style="position:absolute;left:20702;top:14472;height:2273;width:2273;" filled="f" o:preferrelative="t" stroked="f" coordsize="21600,21600" o:gfxdata="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">
+                      <v:shape id="图片 25" o:spid="_x0000_s1026" o:spt="75" type="#_x0000_t75" style="position:absolute;left:6513;top:30794;height:2273;width:2273;" filled="f" o:preferrelative="t" stroked="f" coordsize="21600,21600" o:gfxdata="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">
                         <v:fill on="f" focussize="0,0"/>
                         <v:stroke on="f"/>
                         <v:imagedata r:id="rId11" o:title=""/>
@@ -4826,2373 +4770,6 @@
         </w:tc>
       </w:tr>
     </w:tbl>
-    <w:p>
-      <w:pPr>
-        <w:rPr>
-          <w:rFonts w:hint="eastAsia" w:ascii="Times New Roman" w:hAnsi="Times New Roman" w:eastAsia="微软雅黑" w:cs="Times New Roman"/>
-          <w:sz w:val="24"/>
-          <w:szCs w:val="24"/>
-          <w:lang w:eastAsia="zh-CN"/>
-        </w:rPr>
-      </w:pPr>
-      <w:r>
-        <w:rPr>
-          <w:rFonts w:hint="eastAsia" w:ascii="Times New Roman" w:hAnsi="Times New Roman" w:eastAsia="微软雅黑" w:cs="Times New Roman"/>
-          <w:sz w:val="24"/>
-          <w:szCs w:val="24"/>
-          <w:lang w:eastAsia="zh-CN"/>
-        </w:rPr>
-        <w:t xml:space="preserve">{% endif %}{% if testedby == </w:t>
-      </w:r>
-      <w:r>
-        <w:rPr>
-          <w:rFonts w:ascii="Times New Roman" w:hAnsi="Times New Roman" w:eastAsia="微软雅黑" w:cs="Times New Roman"/>
-          <w:sz w:val="24"/>
-          <w:szCs w:val="24"/>
-          <w:lang w:eastAsia="zh-CN"/>
-        </w:rPr>
-        <w:t>“</w:t>
-      </w:r>
-      <w:r>
-        <w:rPr>
-          <w:rFonts w:hint="eastAsia" w:ascii="Times New Roman" w:hAnsi="Times New Roman" w:eastAsia="微软雅黑" w:cs="Times New Roman"/>
-          <w:sz w:val="24"/>
-          <w:szCs w:val="24"/>
-          <w:lang w:eastAsia="zh-CN"/>
-        </w:rPr>
-        <w:t>2</w:t>
-      </w:r>
-      <w:r>
-        <w:rPr>
-          <w:rFonts w:ascii="Times New Roman" w:hAnsi="Times New Roman" w:eastAsia="微软雅黑" w:cs="Times New Roman"/>
-          <w:sz w:val="24"/>
-          <w:szCs w:val="24"/>
-          <w:lang w:eastAsia="zh-CN"/>
-        </w:rPr>
-        <w:t>”</w:t>
-      </w:r>
-      <w:r>
-        <w:rPr>
-          <w:rFonts w:hint="eastAsia" w:ascii="Times New Roman" w:hAnsi="Times New Roman" w:eastAsia="微软雅黑" w:cs="Times New Roman"/>
-          <w:sz w:val="24"/>
-          <w:szCs w:val="24"/>
-          <w:lang w:eastAsia="zh-CN"/>
-        </w:rPr>
-        <w:t xml:space="preserve"> %}</w:t>
-      </w:r>
-    </w:p>
-    <w:p>
-      <w:pPr>
-        <w:rPr>
-          <w:rFonts w:hint="eastAsia" w:ascii="Times New Roman" w:hAnsi="Times New Roman" w:eastAsia="微软雅黑" w:cs="Times New Roman"/>
-          <w:sz w:val="24"/>
-          <w:szCs w:val="24"/>
-          <w:lang w:eastAsia="zh-CN"/>
-        </w:rPr>
-      </w:pPr>
-    </w:p>
-    <w:p>
-      <w:pPr>
-        <w:rPr>
-          <w:rFonts w:hint="eastAsia" w:ascii="Times New Roman" w:hAnsi="Times New Roman" w:eastAsia="微软雅黑" w:cs="Times New Roman"/>
-          <w:sz w:val="24"/>
-          <w:szCs w:val="24"/>
-          <w:lang w:eastAsia="zh-CN"/>
-        </w:rPr>
-      </w:pPr>
-    </w:p>
-    <w:tbl>
-      <w:tblPr>
-        <w:tblStyle w:val="36"/>
-        <w:tblW w:w="9066" w:type="dxa"/>
-        <w:jc w:val="right"/>
-        <w:tblLayout w:type="fixed"/>
-        <w:tblCellMar>
-          <w:top w:w="0" w:type="dxa"/>
-          <w:left w:w="0" w:type="dxa"/>
-          <w:bottom w:w="0" w:type="dxa"/>
-          <w:right w:w="0" w:type="dxa"/>
-        </w:tblCellMar>
-      </w:tblPr>
-      <w:tblGrid>
-        <w:gridCol w:w="1272"/>
-        <w:gridCol w:w="2306"/>
-        <w:gridCol w:w="1373"/>
-        <w:gridCol w:w="1640"/>
-        <w:gridCol w:w="2475"/>
-      </w:tblGrid>
-      <w:tr>
-        <w:tblPrEx>
-          <w:tblCellMar>
-            <w:top w:w="0" w:type="dxa"/>
-            <w:left w:w="0" w:type="dxa"/>
-            <w:bottom w:w="0" w:type="dxa"/>
-            <w:right w:w="0" w:type="dxa"/>
-          </w:tblCellMar>
-        </w:tblPrEx>
-        <w:trPr>
-          <w:trHeight w:val="441" w:hRule="exact"/>
-          <w:jc w:val="right"/>
-        </w:trPr>
-        <w:tc>
-          <w:tcPr>
-            <w:tcW w:w="1272" w:type="dxa"/>
-            <w:vAlign w:val="center"/>
-          </w:tcPr>
-          <w:p>
-            <w:pPr>
-              <w:pStyle w:val="20"/>
-              <w:spacing w:before="13"/>
-              <w:ind w:left="13" w:right="95"/>
-              <w:jc w:val="both"/>
-              <w:rPr>
-                <w:rFonts w:ascii="Times New Roman" w:hAnsi="Times New Roman" w:cs="Times New Roman"/>
-                <w:b/>
-                <w:sz w:val="24"/>
-                <w:szCs w:val="24"/>
-              </w:rPr>
-            </w:pPr>
-            <w:r>
-              <w:rPr>
-                <w:rFonts w:ascii="Times New Roman" w:hAnsi="Times New Roman" w:cs="Times New Roman"/>
-                <w:b/>
-                <w:sz w:val="24"/>
-                <w:szCs w:val="24"/>
-              </w:rPr>
-              <w:t>检测人：</w:t>
-            </w:r>
-          </w:p>
-        </w:tc>
-        <w:tc>
-          <w:tcPr>
-            <w:tcW w:w="2306" w:type="dxa"/>
-            <w:vAlign w:val="center"/>
-          </w:tcPr>
-          <w:p>
-            <w:pPr>
-              <w:pStyle w:val="20"/>
-              <w:spacing w:before="13"/>
-              <w:jc w:val="both"/>
-              <w:rPr>
-                <w:rFonts w:ascii="Times New Roman" w:hAnsi="Times New Roman" w:cs="Times New Roman"/>
-                <w:b/>
-                <w:sz w:val="24"/>
-                <w:szCs w:val="24"/>
-              </w:rPr>
-            </w:pPr>
-            <w:r>
-              <w:rPr>
-                <w:sz w:val="22"/>
-              </w:rPr>
-              <mc:AlternateContent>
-                <mc:Choice Requires="wpg">
-                  <w:drawing>
-                    <wp:anchor distT="0" distB="0" distL="114300" distR="114300" simplePos="0" relativeHeight="251663360" behindDoc="0" locked="0" layoutInCell="1" allowOverlap="1">
-                      <wp:simplePos x="0" y="0"/>
-                      <wp:positionH relativeFrom="column">
-                        <wp:posOffset>-181610</wp:posOffset>
-                      </wp:positionH>
-                      <wp:positionV relativeFrom="paragraph">
-                        <wp:posOffset>-455295</wp:posOffset>
-                      </wp:positionV>
-                      <wp:extent cx="1442720" cy="1442720"/>
-                      <wp:effectExtent l="0" t="0" r="5080" b="5080"/>
-                      <wp:wrapNone/>
-                      <wp:docPr id="10" name="组合 10"/>
-                      <wp:cNvGraphicFramePr/>
-                      <a:graphic xmlns:a="http://schemas.openxmlformats.org/drawingml/2006/main">
-                        <a:graphicData uri="http://schemas.microsoft.com/office/word/2010/wordprocessingGroup">
-                          <wpg:wgp>
-                            <wpg:cNvGrpSpPr/>
-                            <wpg:grpSpPr>
-                              <a:xfrm>
-                                <a:off x="0" y="0"/>
-                                <a:ext cx="1442720" cy="1442720"/>
-                                <a:chOff x="14555" y="19046"/>
-                                <a:chExt cx="2272" cy="2272"/>
-                              </a:xfrm>
-                            </wpg:grpSpPr>
-                            <pic:pic xmlns:pic="http://schemas.openxmlformats.org/drawingml/2006/picture">
-                              <pic:nvPicPr>
-                                <pic:cNvPr id="19" name="图片 1" descr="24f613a0-66be-430b-9e80-270d3393fac5"/>
-                                <pic:cNvPicPr>
-                                  <a:picLocks noChangeAspect="1"/>
-                                </pic:cNvPicPr>
-                              </pic:nvPicPr>
-                              <pic:blipFill>
-                                <a:blip r:embed="rId12"/>
-                                <a:srcRect l="43292" t="26660" r="21693" b="24394"/>
-                                <a:stretch>
-                                  <a:fillRect/>
-                                </a:stretch>
-                              </pic:blipFill>
-                              <pic:spPr>
-                                <a:xfrm rot="16200000">
-                                  <a:off x="15453" y="19290"/>
-                                  <a:ext cx="506" cy="1327"/>
-                                </a:xfrm>
-                                <a:prstGeom prst="rect">
-                                  <a:avLst/>
-                                </a:prstGeom>
-                              </pic:spPr>
-                            </pic:pic>
-                            <pic:pic xmlns:pic="http://schemas.openxmlformats.org/drawingml/2006/picture">
-                              <pic:nvPicPr>
-                                <pic:cNvPr id="31" name="图片 25"/>
-                                <pic:cNvPicPr>
-                                  <a:picLocks noChangeAspect="1" noChangeArrowheads="1"/>
-                                </pic:cNvPicPr>
-                              </pic:nvPicPr>
-                              <pic:blipFill>
-                                <a:blip r:embed="rId11">
-                                  <a:extLst>
-                                    <a:ext uri="{28A0092B-C50C-407E-A947-70E740481C1C}">
-                                      <a14:useLocalDpi xmlns:a14="http://schemas.microsoft.com/office/drawing/2010/main" val="0"/>
-                                    </a:ext>
-                                  </a:extLst>
-                                </a:blip>
-                                <a:srcRect/>
-                                <a:stretch>
-                                  <a:fillRect/>
-                                </a:stretch>
-                              </pic:blipFill>
-                              <pic:spPr>
-                                <a:xfrm>
-                                  <a:off x="14555" y="19046"/>
-                                  <a:ext cx="2273" cy="2273"/>
-                                </a:xfrm>
-                                <a:prstGeom prst="rect">
-                                  <a:avLst/>
-                                </a:prstGeom>
-                                <a:noFill/>
-                                <a:ln>
-                                  <a:noFill/>
-                                </a:ln>
-                              </pic:spPr>
-                            </pic:pic>
-                          </wpg:wgp>
-                        </a:graphicData>
-                      </a:graphic>
-                    </wp:anchor>
-                  </w:drawing>
-                </mc:Choice>
-                <mc:Fallback>
-                  <w:pict>
-                    <v:group id="_x0000_s1026" o:spid="_x0000_s1026" o:spt="203" style="position:absolute;left:0pt;margin-left:-14.3pt;margin-top:-35.85pt;height:113.6pt;width:113.6pt;z-index:251663360;mso-width-relative:page;mso-height-relative:page;" coordorigin="14555,19046" coordsize="2272,2272" o:gfxdata="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">
-                      <o:lock v:ext="edit" aspectratio="f"/>
-                      <v:shape id="图片 1" o:spid="_x0000_s1026" o:spt="75" alt="24f613a0-66be-430b-9e80-270d3393fac5" type="#_x0000_t75" style="position:absolute;left:15453;top:19290;height:1327;width:506;rotation:-5898240f;" filled="f" o:preferrelative="t" stroked="f" coordsize="21600,21600" o:gfxdata="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">
-                        <v:fill on="f" focussize="0,0"/>
-                        <v:stroke on="f"/>
-                        <v:imagedata r:id="rId12" cropleft="28372f" croptop="17472f" cropright="14217f" cropbottom="15987f" o:title=""/>
-                        <o:lock v:ext="edit" aspectratio="t"/>
-                      </v:shape>
-                      <v:shape id="图片 25" o:spid="_x0000_s1026" o:spt="75" type="#_x0000_t75" style="position:absolute;left:14555;top:19046;height:2273;width:2273;" filled="f" o:preferrelative="t" stroked="f" coordsize="21600,21600" o:gfxdata="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">
-                        <v:fill on="f" focussize="0,0"/>
-                        <v:stroke on="f"/>
-                        <v:imagedata r:id="rId11" o:title=""/>
-                        <o:lock v:ext="edit" aspectratio="t"/>
-                      </v:shape>
-                    </v:group>
-                  </w:pict>
-                </mc:Fallback>
-              </mc:AlternateContent>
-            </w:r>
-          </w:p>
-        </w:tc>
-        <w:tc>
-          <w:tcPr>
-            <w:tcW w:w="1373" w:type="dxa"/>
-            <w:vAlign w:val="center"/>
-          </w:tcPr>
-          <w:p>
-            <w:pPr>
-              <w:pStyle w:val="20"/>
-              <w:spacing w:before="13"/>
-              <w:jc w:val="both"/>
-              <w:rPr>
-                <w:rFonts w:ascii="Times New Roman" w:hAnsi="Times New Roman" w:cs="Times New Roman"/>
-                <w:b/>
-                <w:sz w:val="24"/>
-                <w:szCs w:val="24"/>
-              </w:rPr>
-            </w:pPr>
-            <w:r>
-              <w:rPr>
-                <w:rFonts w:hint="eastAsia" w:ascii="Times New Roman" w:hAnsi="Times New Roman" w:cs="Times New Roman"/>
-                <w:b/>
-                <w:sz w:val="24"/>
-                <w:szCs w:val="24"/>
-                <w:lang w:val="en-US" w:eastAsia="zh-CN"/>
-              </w:rPr>
-              <w:t>报告医生</w:t>
-            </w:r>
-            <w:r>
-              <w:rPr>
-                <w:rFonts w:ascii="Times New Roman" w:hAnsi="Times New Roman" w:cs="Times New Roman"/>
-                <w:b/>
-                <w:sz w:val="24"/>
-                <w:szCs w:val="24"/>
-                <w:lang w:eastAsia="zh-CN"/>
-              </w:rPr>
-              <w:t>：</w:t>
-            </w:r>
-          </w:p>
-        </w:tc>
-        <w:tc>
-          <w:tcPr>
-            <w:tcW w:w="1640" w:type="dxa"/>
-            <w:vAlign w:val="center"/>
-          </w:tcPr>
-          <w:p>
-            <w:pPr>
-              <w:pStyle w:val="20"/>
-              <w:spacing w:before="13"/>
-              <w:ind w:right="15"/>
-              <w:jc w:val="both"/>
-              <w:rPr>
-                <w:rFonts w:ascii="Times New Roman" w:hAnsi="Times New Roman" w:cs="Times New Roman"/>
-                <w:b/>
-                <w:sz w:val="24"/>
-                <w:szCs w:val="24"/>
-              </w:rPr>
-            </w:pPr>
-          </w:p>
-        </w:tc>
-        <w:tc>
-          <w:tcPr>
-            <w:tcW w:w="2475" w:type="dxa"/>
-            <w:vAlign w:val="center"/>
-          </w:tcPr>
-          <w:p>
-            <w:pPr>
-              <w:pStyle w:val="20"/>
-              <w:spacing w:before="13"/>
-              <w:ind w:right="15"/>
-              <w:jc w:val="both"/>
-              <w:rPr>
-                <w:rFonts w:hint="eastAsia" w:ascii="Times New Roman" w:hAnsi="Times New Roman" w:eastAsia="宋体" w:cs="Times New Roman"/>
-                <w:b/>
-                <w:sz w:val="24"/>
-                <w:szCs w:val="24"/>
-                <w:lang w:val="en-US" w:eastAsia="zh-CN"/>
-              </w:rPr>
-            </w:pPr>
-            <w:r>
-              <w:rPr>
-                <w:rFonts w:hint="eastAsia" w:ascii="Times New Roman" w:hAnsi="Times New Roman" w:cs="Times New Roman"/>
-                <w:b/>
-                <w:sz w:val="24"/>
-                <w:szCs w:val="24"/>
-                <w:lang w:val="en-US" w:eastAsia="zh-CN"/>
-              </w:rPr>
-              <w:t>审核医生：</w:t>
-            </w:r>
-          </w:p>
-        </w:tc>
-      </w:tr>
-      <w:tr>
-        <w:tblPrEx>
-          <w:tblCellMar>
-            <w:top w:w="0" w:type="dxa"/>
-            <w:left w:w="0" w:type="dxa"/>
-            <w:bottom w:w="0" w:type="dxa"/>
-            <w:right w:w="0" w:type="dxa"/>
-          </w:tblCellMar>
-        </w:tblPrEx>
-        <w:trPr>
-          <w:trHeight w:val="457" w:hRule="exact"/>
-          <w:jc w:val="right"/>
-        </w:trPr>
-        <w:tc>
-          <w:tcPr>
-            <w:tcW w:w="1272" w:type="dxa"/>
-            <w:vAlign w:val="center"/>
-          </w:tcPr>
-          <w:p>
-            <w:pPr>
-              <w:pStyle w:val="20"/>
-              <w:spacing w:line="341" w:lineRule="exact"/>
-              <w:ind w:left="13" w:right="165"/>
-              <w:jc w:val="both"/>
-              <w:rPr>
-                <w:rFonts w:ascii="Times New Roman" w:hAnsi="Times New Roman" w:cs="Times New Roman"/>
-                <w:b/>
-                <w:sz w:val="24"/>
-                <w:szCs w:val="24"/>
-              </w:rPr>
-            </w:pPr>
-            <w:r>
-              <w:rPr>
-                <w:rFonts w:ascii="Times New Roman" w:hAnsi="Times New Roman" w:cs="Times New Roman"/>
-                <w:b/>
-                <w:sz w:val="24"/>
-                <w:szCs w:val="24"/>
-              </w:rPr>
-              <w:t>日</w:t>
-            </w:r>
-            <w:r>
-              <w:rPr>
-                <w:rFonts w:ascii="Times New Roman" w:hAnsi="Times New Roman" w:cs="Times New Roman"/>
-                <w:b/>
-                <w:sz w:val="24"/>
-                <w:szCs w:val="24"/>
-                <w:lang w:eastAsia="zh-CN"/>
-              </w:rPr>
-              <w:t xml:space="preserve">  </w:t>
-            </w:r>
-            <w:r>
-              <w:rPr>
-                <w:rFonts w:ascii="Times New Roman" w:hAnsi="Times New Roman" w:cs="Times New Roman"/>
-                <w:b/>
-                <w:sz w:val="24"/>
-                <w:szCs w:val="24"/>
-              </w:rPr>
-              <w:t>期：</w:t>
-            </w:r>
-          </w:p>
-        </w:tc>
-        <w:tc>
-          <w:tcPr>
-            <w:tcW w:w="2306" w:type="dxa"/>
-            <w:vAlign w:val="center"/>
-          </w:tcPr>
-          <w:p>
-            <w:pPr>
-              <w:pStyle w:val="20"/>
-              <w:spacing w:line="363" w:lineRule="exact"/>
-              <w:jc w:val="both"/>
-              <w:rPr>
-                <w:rFonts w:ascii="Times New Roman" w:hAnsi="Times New Roman" w:cs="Times New Roman"/>
-                <w:sz w:val="24"/>
-                <w:szCs w:val="24"/>
-              </w:rPr>
-            </w:pPr>
-            <w:r>
-              <w:rPr>
-                <w:rFonts w:ascii="Times New Roman" w:hAnsi="Times New Roman" w:cs="Times New Roman"/>
-                <w:kern w:val="2"/>
-                <w:sz w:val="24"/>
-                <w:szCs w:val="24"/>
-                <w:lang w:eastAsia="zh-CN"/>
-              </w:rPr>
-              <w:t>{{ reportdate }}</w:t>
-            </w:r>
-          </w:p>
-        </w:tc>
-        <w:tc>
-          <w:tcPr>
-            <w:tcW w:w="1373" w:type="dxa"/>
-            <w:vAlign w:val="center"/>
-          </w:tcPr>
-          <w:p>
-            <w:pPr>
-              <w:pStyle w:val="20"/>
-              <w:spacing w:line="341" w:lineRule="exact"/>
-              <w:jc w:val="both"/>
-              <w:rPr>
-                <w:rFonts w:ascii="Times New Roman" w:hAnsi="Times New Roman" w:cs="Times New Roman"/>
-                <w:b/>
-                <w:sz w:val="24"/>
-                <w:szCs w:val="24"/>
-              </w:rPr>
-            </w:pPr>
-          </w:p>
-        </w:tc>
-        <w:tc>
-          <w:tcPr>
-            <w:tcW w:w="1640" w:type="dxa"/>
-            <w:vAlign w:val="center"/>
-          </w:tcPr>
-          <w:p>
-            <w:pPr>
-              <w:pStyle w:val="20"/>
-              <w:spacing w:line="363" w:lineRule="exact"/>
-              <w:ind w:right="15"/>
-              <w:jc w:val="both"/>
-              <w:rPr>
-                <w:rFonts w:ascii="Times New Roman" w:hAnsi="Times New Roman" w:cs="Times New Roman"/>
-                <w:sz w:val="24"/>
-                <w:szCs w:val="24"/>
-              </w:rPr>
-            </w:pPr>
-          </w:p>
-        </w:tc>
-        <w:tc>
-          <w:tcPr>
-            <w:tcW w:w="2475" w:type="dxa"/>
-            <w:vAlign w:val="center"/>
-          </w:tcPr>
-          <w:p>
-            <w:pPr>
-              <w:pStyle w:val="20"/>
-              <w:spacing w:line="363" w:lineRule="exact"/>
-              <w:ind w:right="15"/>
-              <w:jc w:val="both"/>
-              <w:rPr>
-                <w:rFonts w:ascii="Times New Roman" w:hAnsi="Times New Roman" w:cs="Times New Roman"/>
-                <w:kern w:val="2"/>
-                <w:sz w:val="24"/>
-                <w:szCs w:val="24"/>
-                <w:lang w:eastAsia="zh-CN"/>
-              </w:rPr>
-            </w:pPr>
-          </w:p>
-        </w:tc>
-      </w:tr>
-    </w:tbl>
-    <w:p>
-      <w:pPr>
-        <w:rPr>
-          <w:rFonts w:ascii="Times New Roman" w:hAnsi="Times New Roman" w:eastAsia="微软雅黑" w:cs="Times New Roman"/>
-          <w:sz w:val="24"/>
-          <w:szCs w:val="24"/>
-          <w:lang w:eastAsia="zh-CN"/>
-        </w:rPr>
-      </w:pPr>
-      <w:r>
-        <w:rPr>
-          <w:rFonts w:hint="eastAsia" w:ascii="Times New Roman" w:hAnsi="Times New Roman" w:eastAsia="微软雅黑" w:cs="Times New Roman"/>
-          <w:sz w:val="24"/>
-          <w:szCs w:val="24"/>
-          <w:lang w:eastAsia="zh-CN"/>
-        </w:rPr>
-        <w:t xml:space="preserve">{% endif %}{% if testedby == </w:t>
-      </w:r>
-      <w:r>
-        <w:rPr>
-          <w:rFonts w:ascii="Times New Roman" w:hAnsi="Times New Roman" w:eastAsia="微软雅黑" w:cs="Times New Roman"/>
-          <w:sz w:val="24"/>
-          <w:szCs w:val="24"/>
-          <w:lang w:eastAsia="zh-CN"/>
-        </w:rPr>
-        <w:t>“</w:t>
-      </w:r>
-      <w:r>
-        <w:rPr>
-          <w:rFonts w:hint="eastAsia" w:ascii="Times New Roman" w:hAnsi="Times New Roman" w:eastAsia="微软雅黑" w:cs="Times New Roman"/>
-          <w:sz w:val="24"/>
-          <w:szCs w:val="24"/>
-          <w:lang w:eastAsia="zh-CN"/>
-        </w:rPr>
-        <w:t>3</w:t>
-      </w:r>
-      <w:r>
-        <w:rPr>
-          <w:rFonts w:ascii="Times New Roman" w:hAnsi="Times New Roman" w:eastAsia="微软雅黑" w:cs="Times New Roman"/>
-          <w:sz w:val="24"/>
-          <w:szCs w:val="24"/>
-          <w:lang w:eastAsia="zh-CN"/>
-        </w:rPr>
-        <w:t>”</w:t>
-      </w:r>
-      <w:r>
-        <w:rPr>
-          <w:rFonts w:hint="eastAsia" w:ascii="Times New Roman" w:hAnsi="Times New Roman" w:eastAsia="微软雅黑" w:cs="Times New Roman"/>
-          <w:sz w:val="24"/>
-          <w:szCs w:val="24"/>
-          <w:lang w:eastAsia="zh-CN"/>
-        </w:rPr>
-        <w:t xml:space="preserve"> %}</w:t>
-      </w:r>
-    </w:p>
-    <w:p>
-      <w:pPr>
-        <w:rPr>
-          <w:rFonts w:ascii="Times New Roman" w:hAnsi="Times New Roman" w:eastAsia="微软雅黑" w:cs="Times New Roman"/>
-          <w:sz w:val="24"/>
-          <w:szCs w:val="24"/>
-          <w:lang w:eastAsia="zh-CN"/>
-        </w:rPr>
-      </w:pPr>
-    </w:p>
-    <w:p>
-      <w:pPr>
-        <w:rPr>
-          <w:sz w:val="24"/>
-          <w:lang w:eastAsia="zh-CN"/>
-        </w:rPr>
-      </w:pPr>
-    </w:p>
-    <w:tbl>
-      <w:tblPr>
-        <w:tblStyle w:val="36"/>
-        <w:tblW w:w="9066" w:type="dxa"/>
-        <w:jc w:val="right"/>
-        <w:tblLayout w:type="fixed"/>
-        <w:tblCellMar>
-          <w:top w:w="0" w:type="dxa"/>
-          <w:left w:w="0" w:type="dxa"/>
-          <w:bottom w:w="0" w:type="dxa"/>
-          <w:right w:w="0" w:type="dxa"/>
-        </w:tblCellMar>
-      </w:tblPr>
-      <w:tblGrid>
-        <w:gridCol w:w="1272"/>
-        <w:gridCol w:w="2306"/>
-        <w:gridCol w:w="1373"/>
-        <w:gridCol w:w="1640"/>
-        <w:gridCol w:w="2475"/>
-      </w:tblGrid>
-      <w:tr>
-        <w:tblPrEx>
-          <w:tblCellMar>
-            <w:top w:w="0" w:type="dxa"/>
-            <w:left w:w="0" w:type="dxa"/>
-            <w:bottom w:w="0" w:type="dxa"/>
-            <w:right w:w="0" w:type="dxa"/>
-          </w:tblCellMar>
-        </w:tblPrEx>
-        <w:trPr>
-          <w:trHeight w:val="441" w:hRule="exact"/>
-          <w:jc w:val="right"/>
-        </w:trPr>
-        <w:tc>
-          <w:tcPr>
-            <w:tcW w:w="1272" w:type="dxa"/>
-            <w:vAlign w:val="center"/>
-          </w:tcPr>
-          <w:p>
-            <w:pPr>
-              <w:pStyle w:val="20"/>
-              <w:spacing w:before="13"/>
-              <w:ind w:left="13" w:right="95"/>
-              <w:jc w:val="both"/>
-              <w:rPr>
-                <w:rFonts w:ascii="Times New Roman" w:hAnsi="Times New Roman" w:cs="Times New Roman"/>
-                <w:b/>
-                <w:sz w:val="24"/>
-                <w:szCs w:val="24"/>
-              </w:rPr>
-            </w:pPr>
-            <w:r>
-              <w:rPr>
-                <w:rFonts w:ascii="Times New Roman" w:hAnsi="Times New Roman" w:cs="Times New Roman"/>
-                <w:b/>
-                <w:sz w:val="24"/>
-                <w:szCs w:val="24"/>
-              </w:rPr>
-              <w:t>检测人：</w:t>
-            </w:r>
-          </w:p>
-        </w:tc>
-        <w:tc>
-          <w:tcPr>
-            <w:tcW w:w="2306" w:type="dxa"/>
-            <w:vAlign w:val="center"/>
-          </w:tcPr>
-          <w:p>
-            <w:pPr>
-              <w:pStyle w:val="20"/>
-              <w:spacing w:before="13"/>
-              <w:jc w:val="both"/>
-              <w:rPr>
-                <w:rFonts w:ascii="Times New Roman" w:hAnsi="Times New Roman" w:cs="Times New Roman"/>
-                <w:b/>
-                <w:sz w:val="24"/>
-                <w:szCs w:val="24"/>
-              </w:rPr>
-            </w:pPr>
-            <w:r>
-              <w:rPr>
-                <w:sz w:val="24"/>
-              </w:rPr>
-              <mc:AlternateContent>
-                <mc:Choice Requires="wpg">
-                  <w:drawing>
-                    <wp:anchor distT="0" distB="0" distL="114300" distR="114300" simplePos="0" relativeHeight="251660288" behindDoc="0" locked="0" layoutInCell="1" allowOverlap="1">
-                      <wp:simplePos x="0" y="0"/>
-                      <wp:positionH relativeFrom="column">
-                        <wp:posOffset>-388620</wp:posOffset>
-                      </wp:positionH>
-                      <wp:positionV relativeFrom="paragraph">
-                        <wp:posOffset>-462915</wp:posOffset>
-                      </wp:positionV>
-                      <wp:extent cx="1443355" cy="1475740"/>
-                      <wp:effectExtent l="0" t="0" r="4445" b="2540"/>
-                      <wp:wrapNone/>
-                      <wp:docPr id="11" name="组合 11"/>
-                      <wp:cNvGraphicFramePr/>
-                      <a:graphic xmlns:a="http://schemas.openxmlformats.org/drawingml/2006/main">
-                        <a:graphicData uri="http://schemas.microsoft.com/office/word/2010/wordprocessingGroup">
-                          <wpg:wgp>
-                            <wpg:cNvGrpSpPr/>
-                            <wpg:grpSpPr>
-                              <a:xfrm>
-                                <a:off x="0" y="0"/>
-                                <a:ext cx="1443355" cy="1475740"/>
-                                <a:chOff x="3722" y="92738"/>
-                                <a:chExt cx="2273" cy="2273"/>
-                              </a:xfrm>
-                            </wpg:grpSpPr>
-                            <pic:pic xmlns:pic="http://schemas.openxmlformats.org/drawingml/2006/picture">
-                              <pic:nvPicPr>
-                                <pic:cNvPr id="22" name="图片 59" descr="图片1"/>
-                                <pic:cNvPicPr>
-                                  <a:picLocks noChangeAspect="1"/>
-                                </pic:cNvPicPr>
-                              </pic:nvPicPr>
-                              <pic:blipFill>
-                                <a:blip r:embed="rId13">
-                                  <a:biLevel thresh="50000"/>
-                                </a:blip>
-                                <a:srcRect l="7865" t="11797" r="5322" b="19074"/>
-                                <a:stretch>
-                                  <a:fillRect/>
-                                </a:stretch>
-                              </pic:blipFill>
-                              <pic:spPr>
-                                <a:xfrm>
-                                  <a:off x="4057" y="93343"/>
-                                  <a:ext cx="1468" cy="627"/>
-                                </a:xfrm>
-                                <a:prstGeom prst="rect">
-                                  <a:avLst/>
-                                </a:prstGeom>
-                                <a:noFill/>
-                              </pic:spPr>
-                            </pic:pic>
-                            <pic:pic xmlns:pic="http://schemas.openxmlformats.org/drawingml/2006/picture">
-                              <pic:nvPicPr>
-                                <pic:cNvPr id="107" name="图片 23"/>
-                                <pic:cNvPicPr>
-                                  <a:picLocks noChangeAspect="1" noChangeArrowheads="1"/>
-                                </pic:cNvPicPr>
-                              </pic:nvPicPr>
-                              <pic:blipFill>
-                                <a:blip r:embed="rId11">
-                                  <a:extLst>
-                                    <a:ext uri="{28A0092B-C50C-407E-A947-70E740481C1C}">
-                                      <a14:useLocalDpi xmlns:a14="http://schemas.microsoft.com/office/drawing/2010/main" val="0"/>
-                                    </a:ext>
-                                  </a:extLst>
-                                </a:blip>
-                                <a:srcRect/>
-                                <a:stretch>
-                                  <a:fillRect/>
-                                </a:stretch>
-                              </pic:blipFill>
-                              <pic:spPr>
-                                <a:xfrm>
-                                  <a:off x="3722" y="92738"/>
-                                  <a:ext cx="2273" cy="2273"/>
-                                </a:xfrm>
-                                <a:prstGeom prst="rect">
-                                  <a:avLst/>
-                                </a:prstGeom>
-                                <a:noFill/>
-                                <a:ln>
-                                  <a:noFill/>
-                                </a:ln>
-                              </pic:spPr>
-                            </pic:pic>
-                          </wpg:wgp>
-                        </a:graphicData>
-                      </a:graphic>
-                    </wp:anchor>
-                  </w:drawing>
-                </mc:Choice>
-                <mc:Fallback>
-                  <w:pict>
-                    <v:group id="_x0000_s1026" o:spid="_x0000_s1026" o:spt="203" style="position:absolute;left:0pt;margin-left:-30.6pt;margin-top:-36.45pt;height:116.2pt;width:113.65pt;z-index:251660288;mso-width-relative:page;mso-height-relative:page;" coordorigin="3722,92738" coordsize="2273,2273" o:gfxdata="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">
-                      <o:lock v:ext="edit" aspectratio="f"/>
-                      <v:shape id="图片 59" o:spid="_x0000_s1026" o:spt="75" alt="图片1" type="#_x0000_t75" style="position:absolute;left:4057;top:93343;height:627;width:1468;" filled="f" o:preferrelative="t" stroked="f" coordsize="21600,21600" o:gfxdata="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">
-                        <v:fill on="f" focussize="0,0"/>
-                        <v:stroke on="f"/>
-                        <v:imagedata r:id="rId13" cropleft="5154f" croptop="7731f" cropright="3488f" cropbottom="12500f" grayscale="t" bilevel="t" o:title=""/>
-                        <o:lock v:ext="edit" aspectratio="t"/>
-                      </v:shape>
-                      <v:shape id="图片 23" o:spid="_x0000_s1026" o:spt="75" type="#_x0000_t75" style="position:absolute;left:3722;top:92738;height:2273;width:2273;" filled="f" o:preferrelative="t" stroked="f" coordsize="21600,21600" o:gfxdata="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">
-                        <v:fill on="f" focussize="0,0"/>
-                        <v:stroke on="f"/>
-                        <v:imagedata r:id="rId11" o:title=""/>
-                        <o:lock v:ext="edit" aspectratio="t"/>
-                      </v:shape>
-                    </v:group>
-                  </w:pict>
-                </mc:Fallback>
-              </mc:AlternateContent>
-            </w:r>
-          </w:p>
-        </w:tc>
-        <w:tc>
-          <w:tcPr>
-            <w:tcW w:w="1373" w:type="dxa"/>
-            <w:vAlign w:val="center"/>
-          </w:tcPr>
-          <w:p>
-            <w:pPr>
-              <w:pStyle w:val="20"/>
-              <w:spacing w:before="13"/>
-              <w:jc w:val="both"/>
-              <w:rPr>
-                <w:rFonts w:ascii="Times New Roman" w:hAnsi="Times New Roman" w:cs="Times New Roman"/>
-                <w:b/>
-                <w:sz w:val="24"/>
-                <w:szCs w:val="24"/>
-              </w:rPr>
-            </w:pPr>
-            <w:r>
-              <w:rPr>
-                <w:rFonts w:hint="eastAsia" w:ascii="Times New Roman" w:hAnsi="Times New Roman" w:cs="Times New Roman"/>
-                <w:b/>
-                <w:sz w:val="24"/>
-                <w:szCs w:val="24"/>
-                <w:lang w:val="en-US" w:eastAsia="zh-CN"/>
-              </w:rPr>
-              <w:t>报告医生</w:t>
-            </w:r>
-            <w:r>
-              <w:rPr>
-                <w:rFonts w:ascii="Times New Roman" w:hAnsi="Times New Roman" w:cs="Times New Roman"/>
-                <w:b/>
-                <w:sz w:val="24"/>
-                <w:szCs w:val="24"/>
-                <w:lang w:eastAsia="zh-CN"/>
-              </w:rPr>
-              <w:t>：</w:t>
-            </w:r>
-          </w:p>
-        </w:tc>
-        <w:tc>
-          <w:tcPr>
-            <w:tcW w:w="1640" w:type="dxa"/>
-            <w:vAlign w:val="center"/>
-          </w:tcPr>
-          <w:p>
-            <w:pPr>
-              <w:pStyle w:val="20"/>
-              <w:spacing w:before="13"/>
-              <w:ind w:right="15"/>
-              <w:jc w:val="both"/>
-              <w:rPr>
-                <w:rFonts w:ascii="Times New Roman" w:hAnsi="Times New Roman" w:cs="Times New Roman"/>
-                <w:b/>
-                <w:sz w:val="24"/>
-                <w:szCs w:val="24"/>
-              </w:rPr>
-            </w:pPr>
-          </w:p>
-        </w:tc>
-        <w:tc>
-          <w:tcPr>
-            <w:tcW w:w="2475" w:type="dxa"/>
-            <w:vAlign w:val="center"/>
-          </w:tcPr>
-          <w:p>
-            <w:pPr>
-              <w:pStyle w:val="20"/>
-              <w:spacing w:before="13"/>
-              <w:ind w:right="15"/>
-              <w:jc w:val="both"/>
-              <w:rPr>
-                <w:rFonts w:hint="eastAsia" w:ascii="Times New Roman" w:hAnsi="Times New Roman" w:eastAsia="宋体" w:cs="Times New Roman"/>
-                <w:b/>
-                <w:sz w:val="24"/>
-                <w:szCs w:val="24"/>
-                <w:lang w:val="en-US" w:eastAsia="zh-CN"/>
-              </w:rPr>
-            </w:pPr>
-            <w:r>
-              <w:rPr>
-                <w:rFonts w:hint="eastAsia" w:ascii="Times New Roman" w:hAnsi="Times New Roman" w:cs="Times New Roman"/>
-                <w:b/>
-                <w:sz w:val="24"/>
-                <w:szCs w:val="24"/>
-                <w:lang w:val="en-US" w:eastAsia="zh-CN"/>
-              </w:rPr>
-              <w:t>审核医生：</w:t>
-            </w:r>
-          </w:p>
-        </w:tc>
-      </w:tr>
-      <w:tr>
-        <w:tblPrEx>
-          <w:tblCellMar>
-            <w:top w:w="0" w:type="dxa"/>
-            <w:left w:w="0" w:type="dxa"/>
-            <w:bottom w:w="0" w:type="dxa"/>
-            <w:right w:w="0" w:type="dxa"/>
-          </w:tblCellMar>
-        </w:tblPrEx>
-        <w:trPr>
-          <w:trHeight w:val="457" w:hRule="exact"/>
-          <w:jc w:val="right"/>
-        </w:trPr>
-        <w:tc>
-          <w:tcPr>
-            <w:tcW w:w="1272" w:type="dxa"/>
-            <w:vAlign w:val="center"/>
-          </w:tcPr>
-          <w:p>
-            <w:pPr>
-              <w:pStyle w:val="20"/>
-              <w:spacing w:line="341" w:lineRule="exact"/>
-              <w:ind w:left="13" w:right="165"/>
-              <w:jc w:val="both"/>
-              <w:rPr>
-                <w:rFonts w:ascii="Times New Roman" w:hAnsi="Times New Roman" w:cs="Times New Roman"/>
-                <w:b/>
-                <w:sz w:val="24"/>
-                <w:szCs w:val="24"/>
-              </w:rPr>
-            </w:pPr>
-            <w:r>
-              <w:rPr>
-                <w:rFonts w:ascii="Times New Roman" w:hAnsi="Times New Roman" w:cs="Times New Roman"/>
-                <w:b/>
-                <w:sz w:val="24"/>
-                <w:szCs w:val="24"/>
-              </w:rPr>
-              <w:t>日</w:t>
-            </w:r>
-            <w:r>
-              <w:rPr>
-                <w:rFonts w:ascii="Times New Roman" w:hAnsi="Times New Roman" w:cs="Times New Roman"/>
-                <w:b/>
-                <w:sz w:val="24"/>
-                <w:szCs w:val="24"/>
-                <w:lang w:eastAsia="zh-CN"/>
-              </w:rPr>
-              <w:t xml:space="preserve">  </w:t>
-            </w:r>
-            <w:r>
-              <w:rPr>
-                <w:rFonts w:ascii="Times New Roman" w:hAnsi="Times New Roman" w:cs="Times New Roman"/>
-                <w:b/>
-                <w:sz w:val="24"/>
-                <w:szCs w:val="24"/>
-              </w:rPr>
-              <w:t>期：</w:t>
-            </w:r>
-          </w:p>
-        </w:tc>
-        <w:tc>
-          <w:tcPr>
-            <w:tcW w:w="2306" w:type="dxa"/>
-            <w:vAlign w:val="center"/>
-          </w:tcPr>
-          <w:p>
-            <w:pPr>
-              <w:pStyle w:val="20"/>
-              <w:spacing w:line="363" w:lineRule="exact"/>
-              <w:jc w:val="both"/>
-              <w:rPr>
-                <w:rFonts w:ascii="Times New Roman" w:hAnsi="Times New Roman" w:cs="Times New Roman"/>
-                <w:sz w:val="24"/>
-                <w:szCs w:val="24"/>
-              </w:rPr>
-            </w:pPr>
-            <w:r>
-              <w:rPr>
-                <w:rFonts w:ascii="Times New Roman" w:hAnsi="Times New Roman" w:cs="Times New Roman"/>
-                <w:kern w:val="2"/>
-                <w:sz w:val="24"/>
-                <w:szCs w:val="24"/>
-                <w:lang w:eastAsia="zh-CN"/>
-              </w:rPr>
-              <w:t>{{ reportdate }}</w:t>
-            </w:r>
-          </w:p>
-        </w:tc>
-        <w:tc>
-          <w:tcPr>
-            <w:tcW w:w="1373" w:type="dxa"/>
-            <w:vAlign w:val="center"/>
-          </w:tcPr>
-          <w:p>
-            <w:pPr>
-              <w:pStyle w:val="20"/>
-              <w:spacing w:line="341" w:lineRule="exact"/>
-              <w:jc w:val="both"/>
-              <w:rPr>
-                <w:rFonts w:ascii="Times New Roman" w:hAnsi="Times New Roman" w:cs="Times New Roman"/>
-                <w:b/>
-                <w:sz w:val="24"/>
-                <w:szCs w:val="24"/>
-              </w:rPr>
-            </w:pPr>
-          </w:p>
-        </w:tc>
-        <w:tc>
-          <w:tcPr>
-            <w:tcW w:w="1640" w:type="dxa"/>
-            <w:vAlign w:val="center"/>
-          </w:tcPr>
-          <w:p>
-            <w:pPr>
-              <w:pStyle w:val="20"/>
-              <w:spacing w:line="363" w:lineRule="exact"/>
-              <w:ind w:right="15"/>
-              <w:jc w:val="both"/>
-              <w:rPr>
-                <w:rFonts w:ascii="Times New Roman" w:hAnsi="Times New Roman" w:cs="Times New Roman"/>
-                <w:sz w:val="24"/>
-                <w:szCs w:val="24"/>
-              </w:rPr>
-            </w:pPr>
-          </w:p>
-        </w:tc>
-        <w:tc>
-          <w:tcPr>
-            <w:tcW w:w="2475" w:type="dxa"/>
-            <w:vAlign w:val="center"/>
-          </w:tcPr>
-          <w:p>
-            <w:pPr>
-              <w:pStyle w:val="20"/>
-              <w:spacing w:line="363" w:lineRule="exact"/>
-              <w:ind w:right="15"/>
-              <w:jc w:val="both"/>
-              <w:rPr>
-                <w:rFonts w:ascii="Times New Roman" w:hAnsi="Times New Roman" w:cs="Times New Roman"/>
-                <w:kern w:val="2"/>
-                <w:sz w:val="24"/>
-                <w:szCs w:val="24"/>
-                <w:lang w:eastAsia="zh-CN"/>
-              </w:rPr>
-            </w:pPr>
-          </w:p>
-        </w:tc>
-      </w:tr>
-    </w:tbl>
-    <w:p>
-      <w:pPr>
-        <w:rPr>
-          <w:rFonts w:ascii="Times New Roman" w:hAnsi="Times New Roman" w:eastAsia="微软雅黑" w:cs="Times New Roman"/>
-          <w:sz w:val="24"/>
-          <w:szCs w:val="24"/>
-          <w:lang w:eastAsia="zh-CN"/>
-        </w:rPr>
-      </w:pPr>
-      <w:r>
-        <w:rPr>
-          <w:rFonts w:hint="eastAsia" w:ascii="Times New Roman" w:hAnsi="Times New Roman" w:eastAsia="微软雅黑" w:cs="Times New Roman"/>
-          <w:sz w:val="24"/>
-          <w:szCs w:val="24"/>
-          <w:lang w:eastAsia="zh-CN"/>
-        </w:rPr>
-        <w:t xml:space="preserve">{% endif %}{% if testedby == </w:t>
-      </w:r>
-      <w:r>
-        <w:rPr>
-          <w:rFonts w:ascii="Times New Roman" w:hAnsi="Times New Roman" w:eastAsia="微软雅黑" w:cs="Times New Roman"/>
-          <w:sz w:val="24"/>
-          <w:szCs w:val="24"/>
-          <w:lang w:eastAsia="zh-CN"/>
-        </w:rPr>
-        <w:t>“</w:t>
-      </w:r>
-      <w:r>
-        <w:rPr>
-          <w:rFonts w:hint="eastAsia" w:ascii="Times New Roman" w:hAnsi="Times New Roman" w:eastAsia="微软雅黑" w:cs="Times New Roman"/>
-          <w:sz w:val="24"/>
-          <w:szCs w:val="24"/>
-          <w:lang w:eastAsia="zh-CN"/>
-        </w:rPr>
-        <w:t>4</w:t>
-      </w:r>
-      <w:r>
-        <w:rPr>
-          <w:rFonts w:ascii="Times New Roman" w:hAnsi="Times New Roman" w:eastAsia="微软雅黑" w:cs="Times New Roman"/>
-          <w:sz w:val="24"/>
-          <w:szCs w:val="24"/>
-          <w:lang w:eastAsia="zh-CN"/>
-        </w:rPr>
-        <w:t>”</w:t>
-      </w:r>
-      <w:r>
-        <w:rPr>
-          <w:rFonts w:hint="eastAsia" w:ascii="Times New Roman" w:hAnsi="Times New Roman" w:eastAsia="微软雅黑" w:cs="Times New Roman"/>
-          <w:sz w:val="24"/>
-          <w:szCs w:val="24"/>
-          <w:lang w:eastAsia="zh-CN"/>
-        </w:rPr>
-        <w:t xml:space="preserve"> %}</w:t>
-      </w:r>
-    </w:p>
-    <w:p>
-      <w:pPr>
-        <w:rPr>
-          <w:rFonts w:ascii="Times New Roman" w:hAnsi="Times New Roman" w:eastAsia="微软雅黑" w:cs="Times New Roman"/>
-          <w:sz w:val="24"/>
-          <w:szCs w:val="24"/>
-          <w:lang w:eastAsia="zh-CN"/>
-        </w:rPr>
-      </w:pPr>
-    </w:p>
-    <w:p>
-      <w:pPr>
-        <w:rPr>
-          <w:rFonts w:ascii="Times New Roman" w:hAnsi="Times New Roman" w:eastAsia="微软雅黑" w:cs="Times New Roman"/>
-          <w:sz w:val="24"/>
-          <w:szCs w:val="24"/>
-          <w:lang w:eastAsia="zh-CN"/>
-        </w:rPr>
-      </w:pPr>
-    </w:p>
-    <w:tbl>
-      <w:tblPr>
-        <w:tblStyle w:val="36"/>
-        <w:tblW w:w="9066" w:type="dxa"/>
-        <w:jc w:val="right"/>
-        <w:tblLayout w:type="fixed"/>
-        <w:tblCellMar>
-          <w:top w:w="0" w:type="dxa"/>
-          <w:left w:w="0" w:type="dxa"/>
-          <w:bottom w:w="0" w:type="dxa"/>
-          <w:right w:w="0" w:type="dxa"/>
-        </w:tblCellMar>
-      </w:tblPr>
-      <w:tblGrid>
-        <w:gridCol w:w="1272"/>
-        <w:gridCol w:w="2306"/>
-        <w:gridCol w:w="1373"/>
-        <w:gridCol w:w="1640"/>
-        <w:gridCol w:w="2475"/>
-      </w:tblGrid>
-      <w:tr>
-        <w:tblPrEx>
-          <w:tblCellMar>
-            <w:top w:w="0" w:type="dxa"/>
-            <w:left w:w="0" w:type="dxa"/>
-            <w:bottom w:w="0" w:type="dxa"/>
-            <w:right w:w="0" w:type="dxa"/>
-          </w:tblCellMar>
-        </w:tblPrEx>
-        <w:trPr>
-          <w:trHeight w:val="441" w:hRule="exact"/>
-          <w:jc w:val="right"/>
-        </w:trPr>
-        <w:tc>
-          <w:tcPr>
-            <w:tcW w:w="1272" w:type="dxa"/>
-            <w:vAlign w:val="center"/>
-          </w:tcPr>
-          <w:p>
-            <w:pPr>
-              <w:pStyle w:val="20"/>
-              <w:spacing w:before="13"/>
-              <w:ind w:left="13" w:right="95"/>
-              <w:jc w:val="both"/>
-              <w:rPr>
-                <w:rFonts w:ascii="Times New Roman" w:hAnsi="Times New Roman" w:cs="Times New Roman"/>
-                <w:b/>
-                <w:sz w:val="24"/>
-                <w:szCs w:val="24"/>
-              </w:rPr>
-            </w:pPr>
-            <w:r>
-              <w:rPr>
-                <w:rFonts w:ascii="Times New Roman" w:hAnsi="Times New Roman" w:cs="Times New Roman"/>
-                <w:b/>
-                <w:sz w:val="24"/>
-                <w:szCs w:val="24"/>
-              </w:rPr>
-              <w:t>检测人：</w:t>
-            </w:r>
-          </w:p>
-        </w:tc>
-        <w:tc>
-          <w:tcPr>
-            <w:tcW w:w="2306" w:type="dxa"/>
-            <w:vAlign w:val="center"/>
-          </w:tcPr>
-          <w:p>
-            <w:pPr>
-              <w:pStyle w:val="20"/>
-              <w:spacing w:before="13"/>
-              <w:jc w:val="both"/>
-              <w:rPr>
-                <w:rFonts w:ascii="Times New Roman" w:hAnsi="Times New Roman" w:cs="Times New Roman"/>
-                <w:b/>
-                <w:sz w:val="24"/>
-                <w:szCs w:val="24"/>
-              </w:rPr>
-            </w:pPr>
-            <w:r>
-              <w:rPr>
-                <w:sz w:val="24"/>
-              </w:rPr>
-              <mc:AlternateContent>
-                <mc:Choice Requires="wpg">
-                  <w:drawing>
-                    <wp:anchor distT="0" distB="0" distL="114300" distR="114300" simplePos="0" relativeHeight="251659264" behindDoc="0" locked="0" layoutInCell="1" allowOverlap="1">
-                      <wp:simplePos x="0" y="0"/>
-                      <wp:positionH relativeFrom="column">
-                        <wp:posOffset>-521335</wp:posOffset>
-                      </wp:positionH>
-                      <wp:positionV relativeFrom="paragraph">
-                        <wp:posOffset>-472440</wp:posOffset>
-                      </wp:positionV>
-                      <wp:extent cx="1443355" cy="1443355"/>
-                      <wp:effectExtent l="0" t="0" r="4445" b="4445"/>
-                      <wp:wrapNone/>
-                      <wp:docPr id="12" name="组合 12"/>
-                      <wp:cNvGraphicFramePr/>
-                      <a:graphic xmlns:a="http://schemas.openxmlformats.org/drawingml/2006/main">
-                        <a:graphicData uri="http://schemas.microsoft.com/office/word/2010/wordprocessingGroup">
-                          <wpg:wgp>
-                            <wpg:cNvGrpSpPr/>
-                            <wpg:grpSpPr>
-                              <a:xfrm>
-                                <a:off x="0" y="0"/>
-                                <a:ext cx="1443355" cy="1443355"/>
-                                <a:chOff x="3513" y="94449"/>
-                                <a:chExt cx="2273" cy="2273"/>
-                              </a:xfrm>
-                            </wpg:grpSpPr>
-                            <pic:pic xmlns:pic="http://schemas.openxmlformats.org/drawingml/2006/picture">
-                              <pic:nvPicPr>
-                                <pic:cNvPr id="110" name="图片 29" descr="IMG_256"/>
-                                <pic:cNvPicPr>
-                                  <a:picLocks noChangeAspect="1"/>
-                                </pic:cNvPicPr>
-                              </pic:nvPicPr>
-                              <pic:blipFill>
-                                <a:blip r:embed="rId14">
-                                  <a:clrChange>
-                                    <a:clrFrom>
-                                      <a:srgbClr val="FFFFFF">
-                                        <a:alpha val="100000"/>
-                                      </a:srgbClr>
-                                    </a:clrFrom>
-                                    <a:clrTo>
-                                      <a:srgbClr val="FFFFFF">
-                                        <a:alpha val="100000"/>
-                                        <a:alpha val="0"/>
-                                      </a:srgbClr>
-                                    </a:clrTo>
-                                  </a:clrChange>
-                                </a:blip>
-                                <a:stretch>
-                                  <a:fillRect/>
-                                </a:stretch>
-                              </pic:blipFill>
-                              <pic:spPr>
-                                <a:xfrm>
-                                  <a:off x="4208" y="95052"/>
-                                  <a:ext cx="975" cy="570"/>
-                                </a:xfrm>
-                                <a:prstGeom prst="rect">
-                                  <a:avLst/>
-                                </a:prstGeom>
-                                <a:noFill/>
-                                <a:ln w="9525">
-                                  <a:noFill/>
-                                </a:ln>
-                              </pic:spPr>
-                            </pic:pic>
-                            <pic:pic xmlns:pic="http://schemas.openxmlformats.org/drawingml/2006/picture">
-                              <pic:nvPicPr>
-                                <pic:cNvPr id="16" name="图片 25"/>
-                                <pic:cNvPicPr>
-                                  <a:picLocks noChangeAspect="1" noChangeArrowheads="1"/>
-                                </pic:cNvPicPr>
-                              </pic:nvPicPr>
-                              <pic:blipFill>
-                                <a:blip r:embed="rId11">
-                                  <a:extLst>
-                                    <a:ext uri="{28A0092B-C50C-407E-A947-70E740481C1C}">
-                                      <a14:useLocalDpi xmlns:a14="http://schemas.microsoft.com/office/drawing/2010/main" val="0"/>
-                                    </a:ext>
-                                  </a:extLst>
-                                </a:blip>
-                                <a:srcRect/>
-                                <a:stretch>
-                                  <a:fillRect/>
-                                </a:stretch>
-                              </pic:blipFill>
-                              <pic:spPr>
-                                <a:xfrm>
-                                  <a:off x="3513" y="94449"/>
-                                  <a:ext cx="2273" cy="2273"/>
-                                </a:xfrm>
-                                <a:prstGeom prst="rect">
-                                  <a:avLst/>
-                                </a:prstGeom>
-                                <a:noFill/>
-                                <a:ln>
-                                  <a:noFill/>
-                                </a:ln>
-                              </pic:spPr>
-                            </pic:pic>
-                          </wpg:wgp>
-                        </a:graphicData>
-                      </a:graphic>
-                    </wp:anchor>
-                  </w:drawing>
-                </mc:Choice>
-                <mc:Fallback>
-                  <w:pict>
-                    <v:group id="_x0000_s1026" o:spid="_x0000_s1026" o:spt="203" style="position:absolute;left:0pt;margin-left:-41.05pt;margin-top:-37.2pt;height:113.65pt;width:113.65pt;z-index:251659264;mso-width-relative:page;mso-height-relative:page;" coordorigin="3513,94449" coordsize="2273,2273" o:gfxdata="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">
-                      <o:lock v:ext="edit" aspectratio="f"/>
-                      <v:shape id="图片 29" o:spid="_x0000_s1026" o:spt="75" alt="IMG_256" type="#_x0000_t75" style="position:absolute;left:4208;top:95052;height:570;width:975;" filled="f" o:preferrelative="t" stroked="f" coordsize="21600,21600" o:gfxdata="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">
-                        <v:fill on="f" focussize="0,0"/>
-                        <v:stroke on="f"/>
-                        <v:imagedata r:id="rId14" chromakey="#FFFFFF" o:title=""/>
-                        <o:lock v:ext="edit" aspectratio="t"/>
-                      </v:shape>
-                      <v:shape id="图片 25" o:spid="_x0000_s1026" o:spt="75" type="#_x0000_t75" style="position:absolute;left:3513;top:94449;height:2273;width:2273;" filled="f" o:preferrelative="t" stroked="f" coordsize="21600,21600" o:gfxdata="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">
-                        <v:fill on="f" focussize="0,0"/>
-                        <v:stroke on="f"/>
-                        <v:imagedata r:id="rId11" o:title=""/>
-                        <o:lock v:ext="edit" aspectratio="t"/>
-                      </v:shape>
-                    </v:group>
-                  </w:pict>
-                </mc:Fallback>
-              </mc:AlternateContent>
-            </w:r>
-          </w:p>
-        </w:tc>
-        <w:tc>
-          <w:tcPr>
-            <w:tcW w:w="1373" w:type="dxa"/>
-            <w:vAlign w:val="center"/>
-          </w:tcPr>
-          <w:p>
-            <w:pPr>
-              <w:pStyle w:val="20"/>
-              <w:spacing w:before="13"/>
-              <w:jc w:val="both"/>
-              <w:rPr>
-                <w:rFonts w:ascii="Times New Roman" w:hAnsi="Times New Roman" w:cs="Times New Roman"/>
-                <w:b/>
-                <w:sz w:val="24"/>
-                <w:szCs w:val="24"/>
-              </w:rPr>
-            </w:pPr>
-            <w:r>
-              <w:rPr>
-                <w:rFonts w:hint="eastAsia" w:ascii="Times New Roman" w:hAnsi="Times New Roman" w:cs="Times New Roman"/>
-                <w:b/>
-                <w:sz w:val="24"/>
-                <w:szCs w:val="24"/>
-                <w:lang w:val="en-US" w:eastAsia="zh-CN"/>
-              </w:rPr>
-              <w:t>报告医生</w:t>
-            </w:r>
-            <w:r>
-              <w:rPr>
-                <w:rFonts w:ascii="Times New Roman" w:hAnsi="Times New Roman" w:cs="Times New Roman"/>
-                <w:b/>
-                <w:sz w:val="24"/>
-                <w:szCs w:val="24"/>
-                <w:lang w:eastAsia="zh-CN"/>
-              </w:rPr>
-              <w:t>：</w:t>
-            </w:r>
-          </w:p>
-        </w:tc>
-        <w:tc>
-          <w:tcPr>
-            <w:tcW w:w="1640" w:type="dxa"/>
-            <w:vAlign w:val="center"/>
-          </w:tcPr>
-          <w:p>
-            <w:pPr>
-              <w:pStyle w:val="20"/>
-              <w:spacing w:before="13"/>
-              <w:ind w:right="15"/>
-              <w:jc w:val="both"/>
-              <w:rPr>
-                <w:rFonts w:ascii="Times New Roman" w:hAnsi="Times New Roman" w:cs="Times New Roman"/>
-                <w:b/>
-                <w:sz w:val="24"/>
-                <w:szCs w:val="24"/>
-              </w:rPr>
-            </w:pPr>
-          </w:p>
-        </w:tc>
-        <w:tc>
-          <w:tcPr>
-            <w:tcW w:w="2475" w:type="dxa"/>
-            <w:vAlign w:val="center"/>
-          </w:tcPr>
-          <w:p>
-            <w:pPr>
-              <w:pStyle w:val="20"/>
-              <w:spacing w:before="13"/>
-              <w:ind w:right="15"/>
-              <w:jc w:val="both"/>
-              <w:rPr>
-                <w:rFonts w:hint="eastAsia" w:ascii="Times New Roman" w:hAnsi="Times New Roman" w:eastAsia="宋体" w:cs="Times New Roman"/>
-                <w:b/>
-                <w:sz w:val="24"/>
-                <w:szCs w:val="24"/>
-                <w:lang w:val="en-US" w:eastAsia="zh-CN"/>
-              </w:rPr>
-            </w:pPr>
-            <w:r>
-              <w:rPr>
-                <w:rFonts w:hint="eastAsia" w:ascii="Times New Roman" w:hAnsi="Times New Roman" w:cs="Times New Roman"/>
-                <w:b/>
-                <w:sz w:val="24"/>
-                <w:szCs w:val="24"/>
-                <w:lang w:val="en-US" w:eastAsia="zh-CN"/>
-              </w:rPr>
-              <w:t>审核医生：</w:t>
-            </w:r>
-          </w:p>
-        </w:tc>
-      </w:tr>
-      <w:tr>
-        <w:tblPrEx>
-          <w:tblCellMar>
-            <w:top w:w="0" w:type="dxa"/>
-            <w:left w:w="0" w:type="dxa"/>
-            <w:bottom w:w="0" w:type="dxa"/>
-            <w:right w:w="0" w:type="dxa"/>
-          </w:tblCellMar>
-        </w:tblPrEx>
-        <w:trPr>
-          <w:trHeight w:val="457" w:hRule="exact"/>
-          <w:jc w:val="right"/>
-        </w:trPr>
-        <w:tc>
-          <w:tcPr>
-            <w:tcW w:w="1272" w:type="dxa"/>
-            <w:vAlign w:val="center"/>
-          </w:tcPr>
-          <w:p>
-            <w:pPr>
-              <w:pStyle w:val="20"/>
-              <w:spacing w:line="341" w:lineRule="exact"/>
-              <w:ind w:left="13" w:right="165"/>
-              <w:jc w:val="both"/>
-              <w:rPr>
-                <w:rFonts w:ascii="Times New Roman" w:hAnsi="Times New Roman" w:cs="Times New Roman"/>
-                <w:b/>
-                <w:sz w:val="24"/>
-                <w:szCs w:val="24"/>
-              </w:rPr>
-            </w:pPr>
-            <w:r>
-              <w:rPr>
-                <w:rFonts w:ascii="Times New Roman" w:hAnsi="Times New Roman" w:cs="Times New Roman"/>
-                <w:b/>
-                <w:sz w:val="24"/>
-                <w:szCs w:val="24"/>
-              </w:rPr>
-              <w:t>日</w:t>
-            </w:r>
-            <w:r>
-              <w:rPr>
-                <w:rFonts w:ascii="Times New Roman" w:hAnsi="Times New Roman" w:cs="Times New Roman"/>
-                <w:b/>
-                <w:sz w:val="24"/>
-                <w:szCs w:val="24"/>
-                <w:lang w:eastAsia="zh-CN"/>
-              </w:rPr>
-              <w:t xml:space="preserve">  </w:t>
-            </w:r>
-            <w:r>
-              <w:rPr>
-                <w:rFonts w:ascii="Times New Roman" w:hAnsi="Times New Roman" w:cs="Times New Roman"/>
-                <w:b/>
-                <w:sz w:val="24"/>
-                <w:szCs w:val="24"/>
-              </w:rPr>
-              <w:t>期：</w:t>
-            </w:r>
-          </w:p>
-        </w:tc>
-        <w:tc>
-          <w:tcPr>
-            <w:tcW w:w="2306" w:type="dxa"/>
-            <w:vAlign w:val="center"/>
-          </w:tcPr>
-          <w:p>
-            <w:pPr>
-              <w:pStyle w:val="20"/>
-              <w:spacing w:line="363" w:lineRule="exact"/>
-              <w:jc w:val="both"/>
-              <w:rPr>
-                <w:rFonts w:ascii="Times New Roman" w:hAnsi="Times New Roman" w:cs="Times New Roman"/>
-                <w:sz w:val="24"/>
-                <w:szCs w:val="24"/>
-              </w:rPr>
-            </w:pPr>
-            <w:r>
-              <w:rPr>
-                <w:rFonts w:ascii="Times New Roman" w:hAnsi="Times New Roman" w:cs="Times New Roman"/>
-                <w:kern w:val="2"/>
-                <w:sz w:val="24"/>
-                <w:szCs w:val="24"/>
-                <w:lang w:eastAsia="zh-CN"/>
-              </w:rPr>
-              <w:t>{{ reportdate }}</w:t>
-            </w:r>
-          </w:p>
-        </w:tc>
-        <w:tc>
-          <w:tcPr>
-            <w:tcW w:w="1373" w:type="dxa"/>
-            <w:vAlign w:val="center"/>
-          </w:tcPr>
-          <w:p>
-            <w:pPr>
-              <w:pStyle w:val="20"/>
-              <w:spacing w:line="341" w:lineRule="exact"/>
-              <w:jc w:val="both"/>
-              <w:rPr>
-                <w:rFonts w:ascii="Times New Roman" w:hAnsi="Times New Roman" w:cs="Times New Roman"/>
-                <w:b/>
-                <w:sz w:val="24"/>
-                <w:szCs w:val="24"/>
-              </w:rPr>
-            </w:pPr>
-          </w:p>
-        </w:tc>
-        <w:tc>
-          <w:tcPr>
-            <w:tcW w:w="1640" w:type="dxa"/>
-            <w:vAlign w:val="center"/>
-          </w:tcPr>
-          <w:p>
-            <w:pPr>
-              <w:pStyle w:val="20"/>
-              <w:spacing w:line="363" w:lineRule="exact"/>
-              <w:ind w:right="15"/>
-              <w:jc w:val="both"/>
-              <w:rPr>
-                <w:rFonts w:ascii="Times New Roman" w:hAnsi="Times New Roman" w:cs="Times New Roman"/>
-                <w:sz w:val="24"/>
-                <w:szCs w:val="24"/>
-              </w:rPr>
-            </w:pPr>
-          </w:p>
-        </w:tc>
-        <w:tc>
-          <w:tcPr>
-            <w:tcW w:w="2475" w:type="dxa"/>
-            <w:vAlign w:val="center"/>
-          </w:tcPr>
-          <w:p>
-            <w:pPr>
-              <w:pStyle w:val="20"/>
-              <w:spacing w:line="363" w:lineRule="exact"/>
-              <w:ind w:right="15"/>
-              <w:jc w:val="both"/>
-              <w:rPr>
-                <w:rFonts w:ascii="Times New Roman" w:hAnsi="Times New Roman" w:cs="Times New Roman"/>
-                <w:kern w:val="2"/>
-                <w:sz w:val="24"/>
-                <w:szCs w:val="24"/>
-                <w:lang w:eastAsia="zh-CN"/>
-              </w:rPr>
-            </w:pPr>
-          </w:p>
-        </w:tc>
-      </w:tr>
-    </w:tbl>
-    <w:p>
-      <w:pPr>
-        <w:rPr>
-          <w:rFonts w:ascii="Times New Roman" w:hAnsi="Times New Roman" w:eastAsia="微软雅黑" w:cs="Times New Roman"/>
-          <w:sz w:val="24"/>
-          <w:szCs w:val="24"/>
-          <w:lang w:eastAsia="zh-CN"/>
-        </w:rPr>
-      </w:pPr>
-      <w:r>
-        <w:rPr>
-          <w:rFonts w:hint="eastAsia" w:ascii="Times New Roman" w:hAnsi="Times New Roman" w:eastAsia="微软雅黑" w:cs="Times New Roman"/>
-          <w:sz w:val="24"/>
-          <w:szCs w:val="24"/>
-          <w:lang w:eastAsia="zh-CN"/>
-        </w:rPr>
-        <w:t xml:space="preserve">{% endif %}{% if testedby == </w:t>
-      </w:r>
-      <w:r>
-        <w:rPr>
-          <w:rFonts w:ascii="Times New Roman" w:hAnsi="Times New Roman" w:eastAsia="微软雅黑" w:cs="Times New Roman"/>
-          <w:sz w:val="24"/>
-          <w:szCs w:val="24"/>
-          <w:lang w:eastAsia="zh-CN"/>
-        </w:rPr>
-        <w:t>“</w:t>
-      </w:r>
-      <w:r>
-        <w:rPr>
-          <w:rFonts w:hint="eastAsia" w:ascii="Times New Roman" w:hAnsi="Times New Roman" w:eastAsia="微软雅黑" w:cs="Times New Roman"/>
-          <w:sz w:val="24"/>
-          <w:szCs w:val="24"/>
-          <w:lang w:eastAsia="zh-CN"/>
-        </w:rPr>
-        <w:t>5</w:t>
-      </w:r>
-      <w:r>
-        <w:rPr>
-          <w:rFonts w:ascii="Times New Roman" w:hAnsi="Times New Roman" w:eastAsia="微软雅黑" w:cs="Times New Roman"/>
-          <w:sz w:val="24"/>
-          <w:szCs w:val="24"/>
-          <w:lang w:eastAsia="zh-CN"/>
-        </w:rPr>
-        <w:t>”</w:t>
-      </w:r>
-      <w:r>
-        <w:rPr>
-          <w:rFonts w:hint="eastAsia" w:ascii="Times New Roman" w:hAnsi="Times New Roman" w:eastAsia="微软雅黑" w:cs="Times New Roman"/>
-          <w:sz w:val="24"/>
-          <w:szCs w:val="24"/>
-          <w:lang w:eastAsia="zh-CN"/>
-        </w:rPr>
-        <w:t xml:space="preserve"> %}</w:t>
-      </w:r>
-    </w:p>
-    <w:p>
-      <w:pPr>
-        <w:rPr>
-          <w:lang w:eastAsia="zh-CN"/>
-        </w:rPr>
-      </w:pPr>
-    </w:p>
-    <w:p>
-      <w:pPr>
-        <w:rPr>
-          <w:lang w:eastAsia="zh-CN"/>
-        </w:rPr>
-      </w:pPr>
-    </w:p>
-    <w:tbl>
-      <w:tblPr>
-        <w:tblStyle w:val="36"/>
-        <w:tblW w:w="9066" w:type="dxa"/>
-        <w:jc w:val="right"/>
-        <w:tblLayout w:type="fixed"/>
-        <w:tblCellMar>
-          <w:top w:w="0" w:type="dxa"/>
-          <w:left w:w="0" w:type="dxa"/>
-          <w:bottom w:w="0" w:type="dxa"/>
-          <w:right w:w="0" w:type="dxa"/>
-        </w:tblCellMar>
-      </w:tblPr>
-      <w:tblGrid>
-        <w:gridCol w:w="1272"/>
-        <w:gridCol w:w="2306"/>
-        <w:gridCol w:w="1373"/>
-        <w:gridCol w:w="1640"/>
-        <w:gridCol w:w="2475"/>
-      </w:tblGrid>
-      <w:tr>
-        <w:tblPrEx>
-          <w:tblCellMar>
-            <w:top w:w="0" w:type="dxa"/>
-            <w:left w:w="0" w:type="dxa"/>
-            <w:bottom w:w="0" w:type="dxa"/>
-            <w:right w:w="0" w:type="dxa"/>
-          </w:tblCellMar>
-        </w:tblPrEx>
-        <w:trPr>
-          <w:trHeight w:val="441" w:hRule="exact"/>
-          <w:jc w:val="right"/>
-        </w:trPr>
-        <w:tc>
-          <w:tcPr>
-            <w:tcW w:w="1272" w:type="dxa"/>
-            <w:vAlign w:val="center"/>
-          </w:tcPr>
-          <w:p>
-            <w:pPr>
-              <w:pStyle w:val="20"/>
-              <w:spacing w:before="13"/>
-              <w:ind w:left="13" w:right="95"/>
-              <w:jc w:val="both"/>
-              <w:rPr>
-                <w:rFonts w:ascii="Times New Roman" w:hAnsi="Times New Roman" w:cs="Times New Roman"/>
-                <w:b/>
-                <w:sz w:val="24"/>
-                <w:szCs w:val="24"/>
-              </w:rPr>
-            </w:pPr>
-            <w:r>
-              <w:rPr>
-                <w:rFonts w:ascii="Times New Roman" w:hAnsi="Times New Roman" w:cs="Times New Roman"/>
-                <w:b/>
-                <w:sz w:val="24"/>
-                <w:szCs w:val="24"/>
-              </w:rPr>
-              <w:t>检测人：</w:t>
-            </w:r>
-          </w:p>
-        </w:tc>
-        <w:tc>
-          <w:tcPr>
-            <w:tcW w:w="2306" w:type="dxa"/>
-            <w:vAlign w:val="center"/>
-          </w:tcPr>
-          <w:p>
-            <w:pPr>
-              <w:pStyle w:val="20"/>
-              <w:spacing w:before="13"/>
-              <w:jc w:val="both"/>
-              <w:rPr>
-                <w:rFonts w:ascii="Times New Roman" w:hAnsi="Times New Roman" w:cs="Times New Roman"/>
-                <w:b/>
-                <w:sz w:val="24"/>
-                <w:szCs w:val="24"/>
-              </w:rPr>
-            </w:pPr>
-          </w:p>
-        </w:tc>
-        <w:tc>
-          <w:tcPr>
-            <w:tcW w:w="1373" w:type="dxa"/>
-            <w:vAlign w:val="center"/>
-          </w:tcPr>
-          <w:p>
-            <w:pPr>
-              <w:pStyle w:val="20"/>
-              <w:spacing w:before="13"/>
-              <w:jc w:val="both"/>
-              <w:rPr>
-                <w:rFonts w:ascii="Times New Roman" w:hAnsi="Times New Roman" w:cs="Times New Roman"/>
-                <w:b/>
-                <w:sz w:val="24"/>
-                <w:szCs w:val="24"/>
-              </w:rPr>
-            </w:pPr>
-            <w:r>
-              <w:rPr>
-                <w:rFonts w:hint="eastAsia" w:ascii="Times New Roman" w:hAnsi="Times New Roman" w:cs="Times New Roman"/>
-                <w:b/>
-                <w:sz w:val="24"/>
-                <w:szCs w:val="24"/>
-                <w:lang w:val="en-US" w:eastAsia="zh-CN"/>
-              </w:rPr>
-              <w:t>报告医生</w:t>
-            </w:r>
-            <w:r>
-              <w:rPr>
-                <w:rFonts w:ascii="Times New Roman" w:hAnsi="Times New Roman" w:cs="Times New Roman"/>
-                <w:b/>
-                <w:sz w:val="24"/>
-                <w:szCs w:val="24"/>
-                <w:lang w:eastAsia="zh-CN"/>
-              </w:rPr>
-              <w:t>：</w:t>
-            </w:r>
-          </w:p>
-        </w:tc>
-        <w:tc>
-          <w:tcPr>
-            <w:tcW w:w="1640" w:type="dxa"/>
-            <w:vAlign w:val="center"/>
-          </w:tcPr>
-          <w:p>
-            <w:pPr>
-              <w:pStyle w:val="20"/>
-              <w:spacing w:before="13"/>
-              <w:ind w:right="15"/>
-              <w:jc w:val="both"/>
-              <w:rPr>
-                <w:rFonts w:ascii="Times New Roman" w:hAnsi="Times New Roman" w:cs="Times New Roman"/>
-                <w:b/>
-                <w:sz w:val="24"/>
-                <w:szCs w:val="24"/>
-              </w:rPr>
-            </w:pPr>
-          </w:p>
-        </w:tc>
-        <w:tc>
-          <w:tcPr>
-            <w:tcW w:w="2475" w:type="dxa"/>
-            <w:vAlign w:val="center"/>
-          </w:tcPr>
-          <w:p>
-            <w:pPr>
-              <w:pStyle w:val="20"/>
-              <w:spacing w:before="13"/>
-              <w:ind w:right="15"/>
-              <w:jc w:val="both"/>
-              <w:rPr>
-                <w:rFonts w:hint="eastAsia" w:ascii="Times New Roman" w:hAnsi="Times New Roman" w:eastAsia="宋体" w:cs="Times New Roman"/>
-                <w:b/>
-                <w:sz w:val="24"/>
-                <w:szCs w:val="24"/>
-                <w:lang w:val="en-US" w:eastAsia="zh-CN"/>
-              </w:rPr>
-            </w:pPr>
-            <w:r>
-              <w:rPr>
-                <w:rFonts w:hint="eastAsia" w:ascii="Times New Roman" w:hAnsi="Times New Roman" w:cs="Times New Roman"/>
-                <w:b/>
-                <w:sz w:val="24"/>
-                <w:szCs w:val="24"/>
-                <w:lang w:val="en-US" w:eastAsia="zh-CN"/>
-              </w:rPr>
-              <w:t>审核医生：</w:t>
-            </w:r>
-          </w:p>
-        </w:tc>
-      </w:tr>
-      <w:tr>
-        <w:tblPrEx>
-          <w:tblCellMar>
-            <w:top w:w="0" w:type="dxa"/>
-            <w:left w:w="0" w:type="dxa"/>
-            <w:bottom w:w="0" w:type="dxa"/>
-            <w:right w:w="0" w:type="dxa"/>
-          </w:tblCellMar>
-        </w:tblPrEx>
-        <w:trPr>
-          <w:trHeight w:val="457" w:hRule="exact"/>
-          <w:jc w:val="right"/>
-        </w:trPr>
-        <w:tc>
-          <w:tcPr>
-            <w:tcW w:w="1272" w:type="dxa"/>
-            <w:vAlign w:val="center"/>
-          </w:tcPr>
-          <w:p>
-            <w:pPr>
-              <w:pStyle w:val="20"/>
-              <w:spacing w:line="341" w:lineRule="exact"/>
-              <w:ind w:left="13" w:right="165"/>
-              <w:jc w:val="both"/>
-              <w:rPr>
-                <w:rFonts w:ascii="Times New Roman" w:hAnsi="Times New Roman" w:cs="Times New Roman"/>
-                <w:b/>
-                <w:sz w:val="24"/>
-                <w:szCs w:val="24"/>
-              </w:rPr>
-            </w:pPr>
-            <w:r>
-              <w:rPr>
-                <w:rFonts w:ascii="Times New Roman" w:hAnsi="Times New Roman" w:cs="Times New Roman"/>
-                <w:b/>
-                <w:sz w:val="24"/>
-                <w:szCs w:val="24"/>
-              </w:rPr>
-              <w:t>日</w:t>
-            </w:r>
-            <w:r>
-              <w:rPr>
-                <w:rFonts w:ascii="Times New Roman" w:hAnsi="Times New Roman" w:cs="Times New Roman"/>
-                <w:b/>
-                <w:sz w:val="24"/>
-                <w:szCs w:val="24"/>
-                <w:lang w:eastAsia="zh-CN"/>
-              </w:rPr>
-              <w:t xml:space="preserve">  </w:t>
-            </w:r>
-            <w:r>
-              <w:rPr>
-                <w:rFonts w:ascii="Times New Roman" w:hAnsi="Times New Roman" w:cs="Times New Roman"/>
-                <w:b/>
-                <w:sz w:val="24"/>
-                <w:szCs w:val="24"/>
-              </w:rPr>
-              <w:t>期：</w:t>
-            </w:r>
-          </w:p>
-        </w:tc>
-        <w:tc>
-          <w:tcPr>
-            <w:tcW w:w="2306" w:type="dxa"/>
-            <w:vAlign w:val="center"/>
-          </w:tcPr>
-          <w:p>
-            <w:pPr>
-              <w:pStyle w:val="20"/>
-              <w:spacing w:line="363" w:lineRule="exact"/>
-              <w:jc w:val="both"/>
-              <w:rPr>
-                <w:rFonts w:ascii="Times New Roman" w:hAnsi="Times New Roman" w:cs="Times New Roman"/>
-                <w:sz w:val="24"/>
-                <w:szCs w:val="24"/>
-              </w:rPr>
-            </w:pPr>
-            <w:r>
-              <w:rPr>
-                <w:rFonts w:ascii="Times New Roman" w:hAnsi="Times New Roman" w:cs="Times New Roman"/>
-                <w:kern w:val="2"/>
-                <w:sz w:val="24"/>
-                <w:szCs w:val="24"/>
-                <w:lang w:eastAsia="zh-CN"/>
-              </w:rPr>
-              <w:t>{{ reportdate }}</w:t>
-            </w:r>
-          </w:p>
-        </w:tc>
-        <w:tc>
-          <w:tcPr>
-            <w:tcW w:w="1373" w:type="dxa"/>
-            <w:vAlign w:val="center"/>
-          </w:tcPr>
-          <w:p>
-            <w:pPr>
-              <w:pStyle w:val="20"/>
-              <w:spacing w:line="341" w:lineRule="exact"/>
-              <w:jc w:val="both"/>
-              <w:rPr>
-                <w:rFonts w:ascii="Times New Roman" w:hAnsi="Times New Roman" w:cs="Times New Roman"/>
-                <w:b/>
-                <w:sz w:val="24"/>
-                <w:szCs w:val="24"/>
-              </w:rPr>
-            </w:pPr>
-          </w:p>
-        </w:tc>
-        <w:tc>
-          <w:tcPr>
-            <w:tcW w:w="1640" w:type="dxa"/>
-            <w:vAlign w:val="center"/>
-          </w:tcPr>
-          <w:p>
-            <w:pPr>
-              <w:pStyle w:val="20"/>
-              <w:spacing w:line="363" w:lineRule="exact"/>
-              <w:ind w:right="15"/>
-              <w:jc w:val="both"/>
-              <w:rPr>
-                <w:rFonts w:ascii="Times New Roman" w:hAnsi="Times New Roman" w:cs="Times New Roman"/>
-                <w:sz w:val="24"/>
-                <w:szCs w:val="24"/>
-              </w:rPr>
-            </w:pPr>
-          </w:p>
-        </w:tc>
-        <w:tc>
-          <w:tcPr>
-            <w:tcW w:w="2475" w:type="dxa"/>
-            <w:vAlign w:val="center"/>
-          </w:tcPr>
-          <w:p>
-            <w:pPr>
-              <w:pStyle w:val="20"/>
-              <w:spacing w:line="363" w:lineRule="exact"/>
-              <w:ind w:right="15"/>
-              <w:jc w:val="both"/>
-              <w:rPr>
-                <w:rFonts w:ascii="Times New Roman" w:hAnsi="Times New Roman" w:cs="Times New Roman"/>
-                <w:kern w:val="2"/>
-                <w:sz w:val="24"/>
-                <w:szCs w:val="24"/>
-                <w:lang w:eastAsia="zh-CN"/>
-              </w:rPr>
-            </w:pPr>
-          </w:p>
-        </w:tc>
-      </w:tr>
-    </w:tbl>
-    <w:p>
-      <w:pPr>
-        <w:rPr>
-          <w:rFonts w:ascii="Times New Roman" w:hAnsi="Times New Roman" w:eastAsia="微软雅黑" w:cs="Times New Roman"/>
-          <w:sz w:val="24"/>
-          <w:szCs w:val="24"/>
-          <w:lang w:eastAsia="zh-CN"/>
-        </w:rPr>
-      </w:pPr>
-      <w:r>
-        <w:rPr>
-          <w:rFonts w:hint="eastAsia" w:ascii="Times New Roman" w:hAnsi="Times New Roman" w:eastAsia="微软雅黑" w:cs="Times New Roman"/>
-          <w:sz w:val="24"/>
-          <w:szCs w:val="24"/>
-          <w:lang w:eastAsia="zh-CN"/>
-        </w:rPr>
-        <w:t xml:space="preserve">{% endif %}{% if testedby == </w:t>
-      </w:r>
-      <w:r>
-        <w:rPr>
-          <w:rFonts w:ascii="Times New Roman" w:hAnsi="Times New Roman" w:eastAsia="微软雅黑" w:cs="Times New Roman"/>
-          <w:sz w:val="24"/>
-          <w:szCs w:val="24"/>
-          <w:lang w:eastAsia="zh-CN"/>
-        </w:rPr>
-        <w:t>“</w:t>
-      </w:r>
-      <w:r>
-        <w:rPr>
-          <w:rFonts w:hint="eastAsia" w:ascii="Times New Roman" w:hAnsi="Times New Roman" w:eastAsia="微软雅黑" w:cs="Times New Roman"/>
-          <w:sz w:val="24"/>
-          <w:szCs w:val="24"/>
-          <w:lang w:eastAsia="zh-CN"/>
-        </w:rPr>
-        <w:t>6</w:t>
-      </w:r>
-      <w:r>
-        <w:rPr>
-          <w:rFonts w:ascii="Times New Roman" w:hAnsi="Times New Roman" w:eastAsia="微软雅黑" w:cs="Times New Roman"/>
-          <w:sz w:val="24"/>
-          <w:szCs w:val="24"/>
-          <w:lang w:eastAsia="zh-CN"/>
-        </w:rPr>
-        <w:t>”</w:t>
-      </w:r>
-      <w:r>
-        <w:rPr>
-          <w:rFonts w:hint="eastAsia" w:ascii="Times New Roman" w:hAnsi="Times New Roman" w:eastAsia="微软雅黑" w:cs="Times New Roman"/>
-          <w:sz w:val="24"/>
-          <w:szCs w:val="24"/>
-          <w:lang w:eastAsia="zh-CN"/>
-        </w:rPr>
-        <w:t xml:space="preserve"> %}</w:t>
-      </w:r>
-    </w:p>
-    <w:p>
-      <w:pPr>
-        <w:rPr>
-          <w:rFonts w:ascii="Times New Roman" w:hAnsi="Times New Roman" w:eastAsia="微软雅黑" w:cs="Times New Roman"/>
-          <w:sz w:val="24"/>
-          <w:szCs w:val="24"/>
-          <w:lang w:eastAsia="zh-CN"/>
-        </w:rPr>
-      </w:pPr>
-    </w:p>
-    <w:p>
-      <w:pPr>
-        <w:rPr>
-          <w:rFonts w:ascii="Times New Roman" w:hAnsi="Times New Roman" w:eastAsia="微软雅黑" w:cs="Times New Roman"/>
-          <w:sz w:val="24"/>
-          <w:szCs w:val="24"/>
-          <w:lang w:eastAsia="zh-CN"/>
-        </w:rPr>
-      </w:pPr>
-    </w:p>
-    <w:tbl>
-      <w:tblPr>
-        <w:tblStyle w:val="36"/>
-        <w:tblW w:w="9066" w:type="dxa"/>
-        <w:jc w:val="right"/>
-        <w:tblLayout w:type="fixed"/>
-        <w:tblCellMar>
-          <w:top w:w="0" w:type="dxa"/>
-          <w:left w:w="0" w:type="dxa"/>
-          <w:bottom w:w="0" w:type="dxa"/>
-          <w:right w:w="0" w:type="dxa"/>
-        </w:tblCellMar>
-      </w:tblPr>
-      <w:tblGrid>
-        <w:gridCol w:w="1272"/>
-        <w:gridCol w:w="2306"/>
-        <w:gridCol w:w="1373"/>
-        <w:gridCol w:w="1640"/>
-        <w:gridCol w:w="2475"/>
-      </w:tblGrid>
-      <w:tr>
-        <w:tblPrEx>
-          <w:tblCellMar>
-            <w:top w:w="0" w:type="dxa"/>
-            <w:left w:w="0" w:type="dxa"/>
-            <w:bottom w:w="0" w:type="dxa"/>
-            <w:right w:w="0" w:type="dxa"/>
-          </w:tblCellMar>
-        </w:tblPrEx>
-        <w:trPr>
-          <w:trHeight w:val="441" w:hRule="exact"/>
-          <w:jc w:val="right"/>
-        </w:trPr>
-        <w:tc>
-          <w:tcPr>
-            <w:tcW w:w="1272" w:type="dxa"/>
-            <w:vAlign w:val="center"/>
-          </w:tcPr>
-          <w:p>
-            <w:pPr>
-              <w:pStyle w:val="20"/>
-              <w:spacing w:before="13"/>
-              <w:ind w:left="13" w:right="95"/>
-              <w:jc w:val="both"/>
-              <w:rPr>
-                <w:rFonts w:ascii="Times New Roman" w:hAnsi="Times New Roman" w:cs="Times New Roman"/>
-                <w:b/>
-                <w:sz w:val="24"/>
-                <w:szCs w:val="24"/>
-              </w:rPr>
-            </w:pPr>
-            <w:r>
-              <w:rPr>
-                <w:rFonts w:ascii="Times New Roman" w:hAnsi="Times New Roman" w:cs="Times New Roman"/>
-                <w:b/>
-                <w:sz w:val="24"/>
-                <w:szCs w:val="24"/>
-              </w:rPr>
-              <w:t>检测人：</w:t>
-            </w:r>
-          </w:p>
-        </w:tc>
-        <w:tc>
-          <w:tcPr>
-            <w:tcW w:w="2306" w:type="dxa"/>
-            <w:vAlign w:val="center"/>
-          </w:tcPr>
-          <w:p>
-            <w:pPr>
-              <w:pStyle w:val="20"/>
-              <w:spacing w:before="13"/>
-              <w:jc w:val="both"/>
-              <w:rPr>
-                <w:rFonts w:ascii="Times New Roman" w:hAnsi="Times New Roman" w:cs="Times New Roman"/>
-                <w:b/>
-                <w:sz w:val="24"/>
-                <w:szCs w:val="24"/>
-              </w:rPr>
-            </w:pPr>
-          </w:p>
-        </w:tc>
-        <w:tc>
-          <w:tcPr>
-            <w:tcW w:w="1373" w:type="dxa"/>
-            <w:vAlign w:val="center"/>
-          </w:tcPr>
-          <w:p>
-            <w:pPr>
-              <w:pStyle w:val="20"/>
-              <w:spacing w:before="13"/>
-              <w:jc w:val="both"/>
-              <w:rPr>
-                <w:rFonts w:ascii="Times New Roman" w:hAnsi="Times New Roman" w:cs="Times New Roman"/>
-                <w:b/>
-                <w:sz w:val="24"/>
-                <w:szCs w:val="24"/>
-              </w:rPr>
-            </w:pPr>
-            <w:r>
-              <w:rPr>
-                <w:rFonts w:hint="eastAsia" w:ascii="Times New Roman" w:hAnsi="Times New Roman" w:cs="Times New Roman"/>
-                <w:b/>
-                <w:sz w:val="24"/>
-                <w:szCs w:val="24"/>
-                <w:lang w:val="en-US" w:eastAsia="zh-CN"/>
-              </w:rPr>
-              <w:t>报告医生</w:t>
-            </w:r>
-            <w:r>
-              <w:rPr>
-                <w:rFonts w:ascii="Times New Roman" w:hAnsi="Times New Roman" w:cs="Times New Roman"/>
-                <w:b/>
-                <w:sz w:val="24"/>
-                <w:szCs w:val="24"/>
-                <w:lang w:eastAsia="zh-CN"/>
-              </w:rPr>
-              <w:t>：</w:t>
-            </w:r>
-          </w:p>
-        </w:tc>
-        <w:tc>
-          <w:tcPr>
-            <w:tcW w:w="1640" w:type="dxa"/>
-            <w:vAlign w:val="center"/>
-          </w:tcPr>
-          <w:p>
-            <w:pPr>
-              <w:pStyle w:val="20"/>
-              <w:spacing w:before="13"/>
-              <w:ind w:right="15"/>
-              <w:jc w:val="both"/>
-              <w:rPr>
-                <w:rFonts w:ascii="Times New Roman" w:hAnsi="Times New Roman" w:cs="Times New Roman"/>
-                <w:b/>
-                <w:sz w:val="24"/>
-                <w:szCs w:val="24"/>
-              </w:rPr>
-            </w:pPr>
-          </w:p>
-        </w:tc>
-        <w:tc>
-          <w:tcPr>
-            <w:tcW w:w="2475" w:type="dxa"/>
-            <w:vAlign w:val="center"/>
-          </w:tcPr>
-          <w:p>
-            <w:pPr>
-              <w:pStyle w:val="20"/>
-              <w:spacing w:before="13"/>
-              <w:ind w:right="15"/>
-              <w:jc w:val="both"/>
-              <w:rPr>
-                <w:rFonts w:hint="eastAsia" w:ascii="Times New Roman" w:hAnsi="Times New Roman" w:eastAsia="宋体" w:cs="Times New Roman"/>
-                <w:b/>
-                <w:sz w:val="24"/>
-                <w:szCs w:val="24"/>
-                <w:lang w:val="en-US" w:eastAsia="zh-CN"/>
-              </w:rPr>
-            </w:pPr>
-            <w:r>
-              <w:rPr>
-                <w:rFonts w:hint="eastAsia" w:ascii="Times New Roman" w:hAnsi="Times New Roman" w:cs="Times New Roman"/>
-                <w:b/>
-                <w:sz w:val="24"/>
-                <w:szCs w:val="24"/>
-                <w:lang w:val="en-US" w:eastAsia="zh-CN"/>
-              </w:rPr>
-              <w:t>审核医生：</w:t>
-            </w:r>
-          </w:p>
-        </w:tc>
-      </w:tr>
-      <w:tr>
-        <w:tblPrEx>
-          <w:tblCellMar>
-            <w:top w:w="0" w:type="dxa"/>
-            <w:left w:w="0" w:type="dxa"/>
-            <w:bottom w:w="0" w:type="dxa"/>
-            <w:right w:w="0" w:type="dxa"/>
-          </w:tblCellMar>
-        </w:tblPrEx>
-        <w:trPr>
-          <w:trHeight w:val="457" w:hRule="exact"/>
-          <w:jc w:val="right"/>
-        </w:trPr>
-        <w:tc>
-          <w:tcPr>
-            <w:tcW w:w="1272" w:type="dxa"/>
-            <w:vAlign w:val="center"/>
-          </w:tcPr>
-          <w:p>
-            <w:pPr>
-              <w:pStyle w:val="20"/>
-              <w:spacing w:line="341" w:lineRule="exact"/>
-              <w:ind w:left="13" w:right="165"/>
-              <w:jc w:val="both"/>
-              <w:rPr>
-                <w:rFonts w:ascii="Times New Roman" w:hAnsi="Times New Roman" w:cs="Times New Roman"/>
-                <w:b/>
-                <w:sz w:val="24"/>
-                <w:szCs w:val="24"/>
-              </w:rPr>
-            </w:pPr>
-            <w:r>
-              <w:rPr>
-                <w:rFonts w:ascii="Times New Roman" w:hAnsi="Times New Roman" w:cs="Times New Roman"/>
-                <w:b/>
-                <w:sz w:val="24"/>
-                <w:szCs w:val="24"/>
-              </w:rPr>
-              <w:t>日</w:t>
-            </w:r>
-            <w:r>
-              <w:rPr>
-                <w:rFonts w:ascii="Times New Roman" w:hAnsi="Times New Roman" w:cs="Times New Roman"/>
-                <w:b/>
-                <w:sz w:val="24"/>
-                <w:szCs w:val="24"/>
-                <w:lang w:eastAsia="zh-CN"/>
-              </w:rPr>
-              <w:t xml:space="preserve">  </w:t>
-            </w:r>
-            <w:r>
-              <w:rPr>
-                <w:rFonts w:ascii="Times New Roman" w:hAnsi="Times New Roman" w:cs="Times New Roman"/>
-                <w:b/>
-                <w:sz w:val="24"/>
-                <w:szCs w:val="24"/>
-              </w:rPr>
-              <w:t>期：</w:t>
-            </w:r>
-          </w:p>
-        </w:tc>
-        <w:tc>
-          <w:tcPr>
-            <w:tcW w:w="2306" w:type="dxa"/>
-            <w:vAlign w:val="center"/>
-          </w:tcPr>
-          <w:p>
-            <w:pPr>
-              <w:pStyle w:val="20"/>
-              <w:spacing w:line="363" w:lineRule="exact"/>
-              <w:jc w:val="both"/>
-              <w:rPr>
-                <w:rFonts w:ascii="Times New Roman" w:hAnsi="Times New Roman" w:cs="Times New Roman"/>
-                <w:sz w:val="24"/>
-                <w:szCs w:val="24"/>
-              </w:rPr>
-            </w:pPr>
-            <w:r>
-              <w:rPr>
-                <w:rFonts w:ascii="Times New Roman" w:hAnsi="Times New Roman" w:cs="Times New Roman"/>
-                <w:kern w:val="2"/>
-                <w:sz w:val="24"/>
-                <w:szCs w:val="24"/>
-                <w:lang w:eastAsia="zh-CN"/>
-              </w:rPr>
-              <w:t>{{ reportdate }}</w:t>
-            </w:r>
-          </w:p>
-        </w:tc>
-        <w:tc>
-          <w:tcPr>
-            <w:tcW w:w="1373" w:type="dxa"/>
-            <w:vAlign w:val="center"/>
-          </w:tcPr>
-          <w:p>
-            <w:pPr>
-              <w:pStyle w:val="20"/>
-              <w:spacing w:line="341" w:lineRule="exact"/>
-              <w:jc w:val="both"/>
-              <w:rPr>
-                <w:rFonts w:ascii="Times New Roman" w:hAnsi="Times New Roman" w:cs="Times New Roman"/>
-                <w:b/>
-                <w:sz w:val="24"/>
-                <w:szCs w:val="24"/>
-              </w:rPr>
-            </w:pPr>
-          </w:p>
-        </w:tc>
-        <w:tc>
-          <w:tcPr>
-            <w:tcW w:w="1640" w:type="dxa"/>
-            <w:vAlign w:val="center"/>
-          </w:tcPr>
-          <w:p>
-            <w:pPr>
-              <w:pStyle w:val="20"/>
-              <w:spacing w:line="363" w:lineRule="exact"/>
-              <w:ind w:right="15"/>
-              <w:jc w:val="both"/>
-              <w:rPr>
-                <w:rFonts w:ascii="Times New Roman" w:hAnsi="Times New Roman" w:cs="Times New Roman"/>
-                <w:sz w:val="24"/>
-                <w:szCs w:val="24"/>
-              </w:rPr>
-            </w:pPr>
-          </w:p>
-        </w:tc>
-        <w:tc>
-          <w:tcPr>
-            <w:tcW w:w="2475" w:type="dxa"/>
-            <w:vAlign w:val="center"/>
-          </w:tcPr>
-          <w:p>
-            <w:pPr>
-              <w:pStyle w:val="20"/>
-              <w:spacing w:line="363" w:lineRule="exact"/>
-              <w:ind w:right="15"/>
-              <w:jc w:val="both"/>
-              <w:rPr>
-                <w:rFonts w:ascii="Times New Roman" w:hAnsi="Times New Roman" w:cs="Times New Roman"/>
-                <w:kern w:val="2"/>
-                <w:sz w:val="24"/>
-                <w:szCs w:val="24"/>
-                <w:lang w:eastAsia="zh-CN"/>
-              </w:rPr>
-            </w:pPr>
-          </w:p>
-        </w:tc>
-      </w:tr>
-    </w:tbl>
-    <w:p>
-      <w:pPr>
-        <w:rPr>
-          <w:rFonts w:hint="eastAsia" w:ascii="Times New Roman" w:hAnsi="Times New Roman" w:eastAsia="微软雅黑" w:cs="Times New Roman"/>
-          <w:sz w:val="24"/>
-          <w:szCs w:val="24"/>
-          <w:lang w:eastAsia="zh-CN"/>
-        </w:rPr>
-      </w:pPr>
-      <w:r>
-        <w:rPr>
-          <w:rFonts w:hint="eastAsia" w:ascii="Times New Roman" w:hAnsi="Times New Roman" w:eastAsia="微软雅黑" w:cs="Times New Roman"/>
-          <w:sz w:val="24"/>
-          <w:szCs w:val="24"/>
-          <w:lang w:eastAsia="zh-CN"/>
-        </w:rPr>
-        <w:t>{% endif %}</w:t>
-      </w:r>
-    </w:p>
     <w:p>
       <w:pPr>
         <w:rPr>
@@ -11313,12 +8890,12 @@
           <w:lang w:val="en-US" w:eastAsia="zh-CN"/>
         </w:rPr>
       </w:pPr>
-      <w:bookmarkStart w:id="48" w:name="_Toc10223"/>
-      <w:bookmarkStart w:id="49" w:name="_Toc25849"/>
-      <w:bookmarkStart w:id="50" w:name="_Toc106719764"/>
-      <w:bookmarkStart w:id="51" w:name="_Toc20034"/>
-      <w:bookmarkStart w:id="52" w:name="_Toc6972"/>
-      <w:bookmarkStart w:id="53" w:name="_Toc11316"/>
+      <w:bookmarkStart w:id="48" w:name="_Toc11316"/>
+      <w:bookmarkStart w:id="49" w:name="_Toc106719764"/>
+      <w:bookmarkStart w:id="50" w:name="_Toc25849"/>
+      <w:bookmarkStart w:id="51" w:name="_Toc10223"/>
+      <w:bookmarkStart w:id="52" w:name="_Toc20034"/>
+      <w:bookmarkStart w:id="53" w:name="_Toc6972"/>
       <w:r>
         <w:rPr>
           <w:rFonts w:hint="eastAsia"/>
@@ -11396,12 +8973,6 @@
             <w:insideH w:val="dotted" w:color="033F86" w:sz="4" w:space="0"/>
             <w:insideV w:val="dotted" w:color="033F86" w:sz="4" w:space="0"/>
           </w:tblBorders>
-          <w:tblCellMar>
-            <w:top w:w="0" w:type="dxa"/>
-            <w:left w:w="108" w:type="dxa"/>
-            <w:bottom w:w="0" w:type="dxa"/>
-            <w:right w:w="108" w:type="dxa"/>
-          </w:tblCellMar>
         </w:tblPrEx>
         <w:trPr>
           <w:jc w:val="center"/>
@@ -14639,9 +12210,9 @@
       <w:bookmarkStart w:id="55" w:name="_Toc15964"/>
       <w:bookmarkStart w:id="56" w:name="_Toc27020"/>
       <w:bookmarkStart w:id="57" w:name="_Toc21629"/>
-      <w:bookmarkStart w:id="58" w:name="_Toc28070"/>
-      <w:bookmarkStart w:id="59" w:name="_Toc6632"/>
-      <w:bookmarkStart w:id="60" w:name="_Toc1708"/>
+      <w:bookmarkStart w:id="58" w:name="_Toc1708"/>
+      <w:bookmarkStart w:id="59" w:name="_Toc28070"/>
+      <w:bookmarkStart w:id="60" w:name="_Toc6632"/>
       <w:r>
         <w:rPr>
           <w:rFonts w:hint="eastAsia" w:ascii="微软雅黑" w:hAnsi="微软雅黑" w:eastAsia="微软雅黑" w:cs="微软雅黑"/>
@@ -14931,12 +12502,12 @@
           <w:lang w:val="en-US" w:eastAsia="zh-CN" w:bidi="ar"/>
         </w:rPr>
       </w:pPr>
-      <w:bookmarkStart w:id="61" w:name="_Toc8902"/>
-      <w:bookmarkStart w:id="62" w:name="_Toc30210"/>
-      <w:bookmarkStart w:id="63" w:name="_Toc22405"/>
+      <w:bookmarkStart w:id="61" w:name="_Toc8282"/>
+      <w:bookmarkStart w:id="62" w:name="_Toc28082"/>
+      <w:bookmarkStart w:id="63" w:name="_Toc30210"/>
       <w:bookmarkStart w:id="64" w:name="_Toc30450"/>
-      <w:bookmarkStart w:id="65" w:name="_Toc8282"/>
-      <w:bookmarkStart w:id="66" w:name="_Toc28082"/>
+      <w:bookmarkStart w:id="65" w:name="_Toc22405"/>
+      <w:bookmarkStart w:id="66" w:name="_Toc8902"/>
       <w:r>
         <w:rPr>
           <w:rFonts w:hint="eastAsia" w:ascii="微软雅黑" w:hAnsi="微软雅黑" w:eastAsia="微软雅黑" w:cs="微软雅黑"/>
@@ -16508,8 +14079,8 @@
           </w14:shadow>
         </w:rPr>
       </w:pPr>
-      <w:bookmarkStart w:id="67" w:name="_Toc81326590"/>
-      <w:bookmarkStart w:id="68" w:name="_Toc991"/>
+      <w:bookmarkStart w:id="67" w:name="_Toc991"/>
+      <w:bookmarkStart w:id="68" w:name="_Toc81326590"/>
       <w:r>
         <w:rPr>
           <w:rFonts w:hint="eastAsia" w:ascii="Times New Roman" w:hAnsi="Times New Roman" w:eastAsia="微软雅黑" w:cs="黑体"/>
@@ -16549,12 +14120,12 @@
           <w:lang w:val="en-US" w:eastAsia="zh-CN" w:bidi="ar"/>
         </w:rPr>
       </w:pPr>
-      <w:bookmarkStart w:id="69" w:name="_Toc24511"/>
+      <w:bookmarkStart w:id="69" w:name="_Toc19396"/>
       <w:bookmarkStart w:id="70" w:name="_Toc10597"/>
-      <w:bookmarkStart w:id="71" w:name="_Toc7932"/>
-      <w:bookmarkStart w:id="72" w:name="_Toc19396"/>
-      <w:bookmarkStart w:id="73" w:name="_Toc7994"/>
-      <w:bookmarkStart w:id="74" w:name="_Toc15756"/>
+      <w:bookmarkStart w:id="71" w:name="_Toc15756"/>
+      <w:bookmarkStart w:id="72" w:name="_Toc24511"/>
+      <w:bookmarkStart w:id="73" w:name="_Toc7932"/>
+      <w:bookmarkStart w:id="74" w:name="_Toc7994"/>
       <w:r>
         <w:rPr>
           <w:rFonts w:hint="eastAsia" w:ascii="微软雅黑" w:hAnsi="微软雅黑" w:eastAsia="微软雅黑" w:cs="微软雅黑"/>
@@ -17053,11 +14624,11 @@
           <w:lang w:val="en-US" w:eastAsia="zh-CN" w:bidi="ar"/>
         </w:rPr>
       </w:pPr>
-      <w:bookmarkStart w:id="75" w:name="_Toc18423"/>
-      <w:bookmarkStart w:id="76" w:name="_Toc13439"/>
-      <w:bookmarkStart w:id="77" w:name="_Toc8857"/>
-      <w:bookmarkStart w:id="78" w:name="_Toc19443"/>
-      <w:bookmarkStart w:id="79" w:name="_Toc15763"/>
+      <w:bookmarkStart w:id="75" w:name="_Toc19443"/>
+      <w:bookmarkStart w:id="76" w:name="_Toc8857"/>
+      <w:bookmarkStart w:id="77" w:name="_Toc15763"/>
+      <w:bookmarkStart w:id="78" w:name="_Toc18423"/>
+      <w:bookmarkStart w:id="79" w:name="_Toc13439"/>
       <w:bookmarkStart w:id="80" w:name="_Toc16922"/>
       <w:r>
         <w:rPr>
@@ -19104,16 +16675,16 @@
         </w:rPr>
       </w:pPr>
       <w:bookmarkStart w:id="84" w:name="_Toc13275"/>
-      <w:bookmarkStart w:id="85" w:name="_Toc19584_WPSOffice_Level1"/>
-      <w:bookmarkStart w:id="86" w:name="_Toc9662"/>
-      <w:bookmarkStart w:id="87" w:name="_Toc16927"/>
-      <w:bookmarkStart w:id="88" w:name="_Toc107825571"/>
-      <w:bookmarkStart w:id="89" w:name="_Toc14611_WPSOffice_Level1"/>
-      <w:bookmarkStart w:id="90" w:name="_Toc22623"/>
-      <w:bookmarkStart w:id="91" w:name="_Toc22162_WPSOffice_Level1"/>
-      <w:bookmarkStart w:id="92" w:name="_Toc21361"/>
-      <w:bookmarkStart w:id="93" w:name="_Toc17792_WPSOffice_Level2"/>
-      <w:bookmarkStart w:id="94" w:name="_Toc6565"/>
+      <w:bookmarkStart w:id="85" w:name="_Toc6565"/>
+      <w:bookmarkStart w:id="86" w:name="_Toc14611_WPSOffice_Level1"/>
+      <w:bookmarkStart w:id="87" w:name="_Toc22162_WPSOffice_Level1"/>
+      <w:bookmarkStart w:id="88" w:name="_Toc16927"/>
+      <w:bookmarkStart w:id="89" w:name="_Toc17792_WPSOffice_Level2"/>
+      <w:bookmarkStart w:id="90" w:name="_Toc9662"/>
+      <w:bookmarkStart w:id="91" w:name="_Toc21361"/>
+      <w:bookmarkStart w:id="92" w:name="_Toc19584_WPSOffice_Level1"/>
+      <w:bookmarkStart w:id="93" w:name="_Toc107825571"/>
+      <w:bookmarkStart w:id="94" w:name="_Toc22623"/>
       <w:r>
         <w:rPr>
           <w:rFonts w:hint="eastAsia" w:ascii="Times New Roman" w:hAnsi="Times New Roman"/>
@@ -19958,7 +17529,7 @@
         <w:lang w:eastAsia="zh-CN"/>
       </w:rPr>
       <w:drawing>
-        <wp:anchor distT="0" distB="0" distL="0" distR="0" simplePos="0" relativeHeight="251661312" behindDoc="0" locked="0" layoutInCell="1" allowOverlap="1">
+        <wp:anchor distT="0" distB="0" distL="0" distR="0" simplePos="0" relativeHeight="251660288" behindDoc="0" locked="0" layoutInCell="1" allowOverlap="1">
           <wp:simplePos x="0" y="0"/>
           <wp:positionH relativeFrom="column">
             <wp:posOffset>4605020</wp:posOffset>
@@ -20064,7 +17635,7 @@
         <w:lang w:eastAsia="zh-CN"/>
       </w:rPr>
       <w:drawing>
-        <wp:anchor distT="0" distB="0" distL="0" distR="0" simplePos="0" relativeHeight="251663360" behindDoc="0" locked="0" layoutInCell="1" allowOverlap="1">
+        <wp:anchor distT="0" distB="0" distL="0" distR="0" simplePos="0" relativeHeight="251661312" behindDoc="0" locked="0" layoutInCell="1" allowOverlap="1">
           <wp:simplePos x="0" y="0"/>
           <wp:positionH relativeFrom="column">
             <wp:posOffset>4605020</wp:posOffset>
@@ -20170,7 +17741,7 @@
         <w:lang w:eastAsia="zh-CN"/>
       </w:rPr>
       <w:drawing>
-        <wp:anchor distT="0" distB="0" distL="0" distR="0" simplePos="0" relativeHeight="251664384" behindDoc="0" locked="0" layoutInCell="1" allowOverlap="1">
+        <wp:anchor distT="0" distB="0" distL="0" distR="0" simplePos="0" relativeHeight="251662336" behindDoc="0" locked="0" layoutInCell="1" allowOverlap="1">
           <wp:simplePos x="0" y="0"/>
           <wp:positionH relativeFrom="column">
             <wp:posOffset>4579620</wp:posOffset>

--- a/WebContent/docx/乳腺癌21基因报告-苏州市立医院.docx
+++ b/WebContent/docx/乳腺癌21基因报告-苏州市立医院.docx
@@ -11,8 +11,8 @@
           <w:lang w:eastAsia="zh-CN"/>
         </w:rPr>
       </w:pPr>
-      <w:bookmarkStart w:id="0" w:name="_Toc26189"/>
-      <w:bookmarkStart w:id="1" w:name="_Toc12869"/>
+      <w:bookmarkStart w:id="0" w:name="_Toc12869"/>
+      <w:bookmarkStart w:id="1" w:name="_Toc26189"/>
     </w:p>
     <w:p>
       <w:pPr>
@@ -2383,16 +2383,16 @@
           </w14:shadow>
         </w:rPr>
       </w:pPr>
-      <w:bookmarkStart w:id="2" w:name="_Toc21009_WPSOffice_Level1"/>
-      <w:bookmarkStart w:id="3" w:name="_Toc13806"/>
-      <w:bookmarkStart w:id="4" w:name="_Toc107825547"/>
+      <w:bookmarkStart w:id="2" w:name="_Toc18652"/>
+      <w:bookmarkStart w:id="3" w:name="_Toc21669"/>
+      <w:bookmarkStart w:id="4" w:name="_Toc30143_WPSOffice_Level1"/>
       <w:bookmarkStart w:id="5" w:name="_Toc14459"/>
-      <w:bookmarkStart w:id="6" w:name="_Toc3619"/>
-      <w:bookmarkStart w:id="7" w:name="_Toc18652"/>
-      <w:bookmarkStart w:id="8" w:name="_Toc21669"/>
-      <w:bookmarkStart w:id="9" w:name="_Toc30143_WPSOffice_Level1"/>
-      <w:bookmarkStart w:id="10" w:name="_Toc14123"/>
-      <w:bookmarkStart w:id="11" w:name="_Toc24178_WPSOffice_Level1"/>
+      <w:bookmarkStart w:id="6" w:name="_Toc14123"/>
+      <w:bookmarkStart w:id="7" w:name="_Toc3619"/>
+      <w:bookmarkStart w:id="8" w:name="_Toc24178_WPSOffice_Level1"/>
+      <w:bookmarkStart w:id="9" w:name="_Toc107825547"/>
+      <w:bookmarkStart w:id="10" w:name="_Toc13806"/>
+      <w:bookmarkStart w:id="11" w:name="_Toc21009_WPSOffice_Level1"/>
       <w:r>
         <w:rPr>
           <w:rFonts w:ascii="Times New Roman" w:hAnsi="Times New Roman"/>
@@ -3269,15 +3269,15 @@
           </w14:shadow>
         </w:rPr>
       </w:pPr>
-      <w:bookmarkStart w:id="12" w:name="_Toc107825548"/>
-      <w:bookmarkStart w:id="13" w:name="_Toc18062_WPSOffice_Level1"/>
-      <w:bookmarkStart w:id="14" w:name="_Toc17786"/>
-      <w:bookmarkStart w:id="15" w:name="_Toc29272"/>
-      <w:bookmarkStart w:id="16" w:name="_Toc14797"/>
-      <w:bookmarkStart w:id="17" w:name="_Toc7021_WPSOffice_Level1"/>
-      <w:bookmarkStart w:id="18" w:name="_Toc17451"/>
-      <w:bookmarkStart w:id="19" w:name="_Toc26731"/>
-      <w:bookmarkStart w:id="20" w:name="_Toc11015_WPSOffice_Level1"/>
+      <w:bookmarkStart w:id="12" w:name="_Toc29272"/>
+      <w:bookmarkStart w:id="13" w:name="_Toc26731"/>
+      <w:bookmarkStart w:id="14" w:name="_Toc18062_WPSOffice_Level1"/>
+      <w:bookmarkStart w:id="15" w:name="_Toc17451"/>
+      <w:bookmarkStart w:id="16" w:name="_Toc11015_WPSOffice_Level1"/>
+      <w:bookmarkStart w:id="17" w:name="_Toc14797"/>
+      <w:bookmarkStart w:id="18" w:name="_Toc7021_WPSOffice_Level1"/>
+      <w:bookmarkStart w:id="19" w:name="_Toc17786"/>
+      <w:bookmarkStart w:id="20" w:name="_Toc107825548"/>
       <w:bookmarkStart w:id="21" w:name="_Toc3823"/>
       <w:r>
         <w:rPr>
@@ -3422,14 +3422,14 @@
           </w14:shadow>
         </w:rPr>
       </w:pPr>
-      <w:bookmarkStart w:id="23" w:name="_Toc18058"/>
-      <w:bookmarkStart w:id="24" w:name="_Toc25920"/>
-      <w:bookmarkStart w:id="25" w:name="_Toc23369_WPSOffice_Level1"/>
+      <w:bookmarkStart w:id="23" w:name="_Toc6221_WPSOffice_Level1"/>
+      <w:bookmarkStart w:id="24" w:name="_Toc18058"/>
+      <w:bookmarkStart w:id="25" w:name="_Toc25920"/>
       <w:bookmarkStart w:id="26" w:name="_Toc16576"/>
-      <w:bookmarkStart w:id="27" w:name="_Toc6221_WPSOffice_Level1"/>
+      <w:bookmarkStart w:id="27" w:name="_Toc23369_WPSOffice_Level1"/>
       <w:bookmarkStart w:id="28" w:name="_Toc149837253"/>
-      <w:bookmarkStart w:id="29" w:name="_Toc14415"/>
-      <w:bookmarkStart w:id="30" w:name="_Toc29826"/>
+      <w:bookmarkStart w:id="29" w:name="_Toc29826"/>
+      <w:bookmarkStart w:id="30" w:name="_Toc14415"/>
       <w:r>
         <w:rPr>
           <w:rStyle w:val="37"/>
@@ -3496,8 +3496,8 @@
           <w:lang w:eastAsia="zh-CN"/>
         </w:rPr>
       </w:pPr>
-      <w:bookmarkStart w:id="31" w:name="_Toc149837254"/>
-      <w:bookmarkStart w:id="32" w:name="_Toc26734"/>
+      <w:bookmarkStart w:id="31" w:name="_Toc26734"/>
+      <w:bookmarkStart w:id="32" w:name="_Toc149837254"/>
       <w:bookmarkStart w:id="33" w:name="_Toc15649"/>
       <w:r>
         <w:rPr>
@@ -4170,17 +4170,6 @@
     </w:tbl>
     <w:p>
       <w:pPr>
-        <w:rPr>
-          <w:rFonts w:ascii="Times New Roman" w:hAnsi="Times New Roman" w:eastAsia="微软雅黑" w:cs="Times New Roman"/>
-          <w:bCs/>
-          <w:sz w:val="21"/>
-          <w:szCs w:val="21"/>
-          <w:lang w:eastAsia="zh-CN"/>
-        </w:rPr>
-      </w:pPr>
-    </w:p>
-    <w:p>
-      <w:pPr>
         <w:ind w:firstLine="220" w:firstLineChars="122"/>
         <w:rPr>
           <w:rFonts w:ascii="Times New Roman" w:hAnsi="Times New Roman" w:eastAsia="微软雅黑" w:cs="Times New Roman"/>
@@ -4224,13 +4213,13 @@
           <w:lang w:eastAsia="zh-CN"/>
         </w:rPr>
       </w:pPr>
-      <w:bookmarkStart w:id="34" w:name="_Toc13865"/>
+      <w:bookmarkStart w:id="34" w:name="_Toc8800"/>
       <w:bookmarkStart w:id="35" w:name="_Toc14264"/>
-      <w:bookmarkStart w:id="36" w:name="_Toc8800"/>
-      <w:bookmarkStart w:id="37" w:name="_Toc25603"/>
-      <w:bookmarkStart w:id="38" w:name="_Toc18552"/>
+      <w:bookmarkStart w:id="36" w:name="_Toc13865"/>
+      <w:bookmarkStart w:id="37" w:name="_Toc18552"/>
+      <w:bookmarkStart w:id="38" w:name="_Toc19024"/>
       <w:bookmarkStart w:id="39" w:name="_Toc16466"/>
-      <w:bookmarkStart w:id="40" w:name="_Toc19024"/>
+      <w:bookmarkStart w:id="40" w:name="_Toc25603"/>
       <w:r>
         <w:rPr>
           <w:rFonts w:ascii="微软雅黑" w:hAnsi="微软雅黑" w:eastAsia="微软雅黑" w:cs="微软雅黑"/>
@@ -4260,12 +4249,12 @@
       </w:pPr>
       <w:r>
         <w:rPr>
-          <w:rFonts w:ascii="微软雅黑" w:hAnsi="微软雅黑" w:eastAsia="微软雅黑" w:cs="微软雅黑"/>
+          <w:rFonts w:hint="eastAsia" w:ascii="微软雅黑" w:hAnsi="微软雅黑" w:eastAsia="微软雅黑" w:cs="微软雅黑"/>
           <w:sz w:val="18"/>
           <w:szCs w:val="18"/>
           <w:lang w:eastAsia="zh-CN"/>
         </w:rPr>
-        <w:t>2. 本报告临床经验总结的结果只适用于早期、淋巴结阴性、激素受体阳性、HER2阴性或淋巴结阳性（1-3个腋窝淋巴结转移）、激素受体阳性、HER2阴性的浸润性乳腺癌患者，目前还不清楚是否适用于这个标准以外的患者。</w:t>
+        <w:t>2. 本报告临床经验总结的结果适用于以下两类浸润性乳腺癌患者：1）淋巴结阴性、激素受体阳性、HER2阴性；2）淋巴结阳性（1-3个腋窝淋巴结转移）、激素受体阳性、HER2阴性，目前尚不明确该结果是否适用于上述标准以外的患者。</w:t>
       </w:r>
     </w:p>
     <w:p>
@@ -4314,10 +4303,8 @@
           <w:lang w:eastAsia="zh-CN"/>
         </w:rPr>
       </w:pPr>
-      <w:bookmarkStart w:id="99" w:name="_GoBack"/>
-      <w:bookmarkEnd w:id="99"/>
-      <w:bookmarkStart w:id="41" w:name="_Toc23941"/>
-      <w:bookmarkStart w:id="42" w:name="_Toc31071"/>
+      <w:bookmarkStart w:id="41" w:name="_Toc31071"/>
+      <w:bookmarkStart w:id="42" w:name="_Toc23941"/>
       <w:bookmarkStart w:id="43" w:name="_Toc7030"/>
     </w:p>
     <w:p>
@@ -4357,7 +4344,7 @@
           </w:tblCellMar>
         </w:tblPrEx>
         <w:trPr>
-          <w:trHeight w:val="441" w:hRule="exact"/>
+          <w:trHeight w:val="680" w:hRule="exact"/>
           <w:jc w:val="right"/>
         </w:trPr>
         <w:tc>
@@ -4408,125 +4395,76 @@
             </w:pPr>
             <w:r>
               <w:rPr>
+                <w:rFonts w:hint="eastAsia" w:ascii="Times New Roman" w:hAnsi="Times New Roman" w:cs="Times New Roman"/>
+                <w:b/>
                 <w:sz w:val="24"/>
-              </w:rPr>
-              <mc:AlternateContent>
-                <mc:Choice Requires="wpg">
-                  <w:drawing>
-                    <wp:anchor distT="0" distB="0" distL="114300" distR="114300" simplePos="0" relativeHeight="251663360" behindDoc="0" locked="0" layoutInCell="1" allowOverlap="1">
-                      <wp:simplePos x="0" y="0"/>
-                      <wp:positionH relativeFrom="column">
-                        <wp:posOffset>-350520</wp:posOffset>
-                      </wp:positionH>
-                      <wp:positionV relativeFrom="paragraph">
-                        <wp:posOffset>-515620</wp:posOffset>
-                      </wp:positionV>
-                      <wp:extent cx="1443355" cy="1443355"/>
-                      <wp:effectExtent l="0" t="0" r="4445" b="4445"/>
-                      <wp:wrapNone/>
-                      <wp:docPr id="8" name="组合 8"/>
-                      <wp:cNvGraphicFramePr/>
-                      <a:graphic xmlns:a="http://schemas.openxmlformats.org/drawingml/2006/main">
-                        <a:graphicData uri="http://schemas.microsoft.com/office/word/2010/wordprocessingGroup">
-                          <wpg:wgp>
-                            <wpg:cNvGrpSpPr/>
-                            <wpg:grpSpPr>
-                              <a:xfrm>
-                                <a:off x="0" y="0"/>
-                                <a:ext cx="1443355" cy="1443355"/>
-                                <a:chOff x="6513" y="30794"/>
-                                <a:chExt cx="2273" cy="2273"/>
-                              </a:xfrm>
-                            </wpg:grpSpPr>
-                            <pic:pic xmlns:pic="http://schemas.openxmlformats.org/drawingml/2006/picture">
-                              <pic:nvPicPr>
-                                <pic:cNvPr id="13" name="图片 1" descr="IMG_256"/>
-                                <pic:cNvPicPr>
-                                  <a:picLocks noChangeAspect="1"/>
-                                </pic:cNvPicPr>
-                              </pic:nvPicPr>
-                              <pic:blipFill>
-                                <a:blip r:embed="rId10"/>
-                                <a:srcRect t="6992" r="30292"/>
-                                <a:stretch>
-                                  <a:fillRect/>
-                                </a:stretch>
-                              </pic:blipFill>
-                              <pic:spPr>
-                                <a:xfrm>
-                                  <a:off x="7006" y="31454"/>
-                                  <a:ext cx="1192" cy="572"/>
-                                </a:xfrm>
-                                <a:prstGeom prst="rect">
-                                  <a:avLst/>
-                                </a:prstGeom>
-                                <a:noFill/>
-                                <a:ln w="9525">
-                                  <a:noFill/>
-                                </a:ln>
-                              </pic:spPr>
-                            </pic:pic>
-                            <pic:pic xmlns:pic="http://schemas.openxmlformats.org/drawingml/2006/picture">
-                              <pic:nvPicPr>
-                                <pic:cNvPr id="21" name="图片 25"/>
-                                <pic:cNvPicPr>
-                                  <a:picLocks noChangeAspect="1" noChangeArrowheads="1"/>
-                                </pic:cNvPicPr>
-                              </pic:nvPicPr>
-                              <pic:blipFill>
-                                <a:blip r:embed="rId11">
-                                  <a:extLst>
-                                    <a:ext uri="{28A0092B-C50C-407E-A947-70E740481C1C}">
-                                      <a14:useLocalDpi xmlns:a14="http://schemas.microsoft.com/office/drawing/2010/main" val="0"/>
-                                    </a:ext>
-                                  </a:extLst>
-                                </a:blip>
-                                <a:srcRect/>
-                                <a:stretch>
-                                  <a:fillRect/>
-                                </a:stretch>
-                              </pic:blipFill>
-                              <pic:spPr>
-                                <a:xfrm>
-                                  <a:off x="6513" y="30794"/>
-                                  <a:ext cx="2273" cy="2273"/>
-                                </a:xfrm>
-                                <a:prstGeom prst="rect">
-                                  <a:avLst/>
-                                </a:prstGeom>
-                                <a:noFill/>
-                                <a:ln>
-                                  <a:noFill/>
-                                </a:ln>
-                              </pic:spPr>
-                            </pic:pic>
-                          </wpg:wgp>
-                        </a:graphicData>
-                      </a:graphic>
-                    </wp:anchor>
-                  </w:drawing>
-                </mc:Choice>
-                <mc:Fallback>
-                  <w:pict>
-                    <v:group id="_x0000_s1026" o:spid="_x0000_s1026" o:spt="203" style="position:absolute;left:0pt;margin-left:-27.6pt;margin-top:-40.6pt;height:113.65pt;width:113.65pt;z-index:251663360;mso-width-relative:page;mso-height-relative:page;" coordorigin="6513,30794" coordsize="2273,2273" o:gfxdata="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">
-                      <o:lock v:ext="edit" aspectratio="f"/>
-                      <v:shape id="图片 1" o:spid="_x0000_s1026" o:spt="75" alt="IMG_256" type="#_x0000_t75" style="position:absolute;left:7006;top:31454;height:572;width:1192;" filled="f" o:preferrelative="t" stroked="f" coordsize="21600,21600" o:gfxdata="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">
-                        <v:fill on="f" focussize="0,0"/>
-                        <v:stroke on="f"/>
-                        <v:imagedata r:id="rId10" croptop="4582f" cropright="19852f" o:title=""/>
-                        <o:lock v:ext="edit" aspectratio="t"/>
-                      </v:shape>
-                      <v:shape id="图片 25" o:spid="_x0000_s1026" o:spt="75" type="#_x0000_t75" style="position:absolute;left:6513;top:30794;height:2273;width:2273;" filled="f" o:preferrelative="t" stroked="f" coordsize="21600,21600" o:gfxdata="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">
-                        <v:fill on="f" focussize="0,0"/>
-                        <v:stroke on="f"/>
-                        <v:imagedata r:id="rId11" o:title=""/>
-                        <o:lock v:ext="edit" aspectratio="t"/>
-                      </v:shape>
-                    </v:group>
-                  </w:pict>
-                </mc:Fallback>
-              </mc:AlternateContent>
-            </w:r>
+                <w:szCs w:val="24"/>
+              </w:rPr>
+              <w:t>{{"21_1"|sign(69,34)}}</w:t>
+            </w:r>
+            <w:bookmarkStart w:id="99" w:name="_GoBack"/>
+            <w:r>
+              <w:rPr>
+                <w:sz w:val="24"/>
+              </w:rPr>
+              <w:drawing>
+                <wp:anchor distT="0" distB="0" distL="114300" distR="114300" simplePos="0" relativeHeight="251662336" behindDoc="0" locked="0" layoutInCell="1" allowOverlap="1">
+                  <wp:simplePos x="0" y="0"/>
+                  <wp:positionH relativeFrom="column">
+                    <wp:posOffset>-137160</wp:posOffset>
+                  </wp:positionH>
+                  <wp:positionV relativeFrom="paragraph">
+                    <wp:posOffset>-401320</wp:posOffset>
+                  </wp:positionV>
+                  <wp:extent cx="1443355" cy="1443355"/>
+                  <wp:effectExtent l="0" t="0" r="4445" b="4445"/>
+                  <wp:wrapNone/>
+                  <wp:docPr id="21" name="图片 25"/>
+                  <wp:cNvGraphicFramePr>
+                    <a:graphicFrameLocks xmlns:a="http://schemas.openxmlformats.org/drawingml/2006/main" noChangeAspect="1"/>
+                  </wp:cNvGraphicFramePr>
+                  <a:graphic xmlns:a="http://schemas.openxmlformats.org/drawingml/2006/main">
+                    <a:graphicData uri="http://schemas.openxmlformats.org/drawingml/2006/picture">
+                      <pic:pic xmlns:pic="http://schemas.openxmlformats.org/drawingml/2006/picture">
+                        <pic:nvPicPr>
+                          <pic:cNvPr id="21" name="图片 25"/>
+                          <pic:cNvPicPr>
+                            <a:picLocks noChangeAspect="1" noChangeArrowheads="1"/>
+                          </pic:cNvPicPr>
+                        </pic:nvPicPr>
+                        <pic:blipFill>
+                          <a:blip r:embed="rId10">
+                            <a:extLst>
+                              <a:ext uri="{28A0092B-C50C-407E-A947-70E740481C1C}">
+                                <a14:useLocalDpi xmlns:a14="http://schemas.microsoft.com/office/drawing/2010/main" val="0"/>
+                              </a:ext>
+                            </a:extLst>
+                          </a:blip>
+                          <a:srcRect/>
+                          <a:stretch>
+                            <a:fillRect/>
+                          </a:stretch>
+                        </pic:blipFill>
+                        <pic:spPr>
+                          <a:xfrm>
+                            <a:off x="0" y="0"/>
+                            <a:ext cx="1443355" cy="1443355"/>
+                          </a:xfrm>
+                          <a:prstGeom prst="rect">
+                            <a:avLst/>
+                          </a:prstGeom>
+                          <a:noFill/>
+                          <a:ln>
+                            <a:noFill/>
+                          </a:ln>
+                        </pic:spPr>
+                      </pic:pic>
+                    </a:graphicData>
+                  </a:graphic>
+                </wp:anchor>
+              </w:drawing>
+            </w:r>
+            <w:bookmarkEnd w:id="99"/>
           </w:p>
         </w:tc>
         <w:tc>
@@ -8812,8 +8750,8 @@
           <w:lang w:eastAsia="zh-CN"/>
         </w:rPr>
       </w:pPr>
-      <w:bookmarkStart w:id="46" w:name="_Toc81251351"/>
-      <w:bookmarkStart w:id="47" w:name="_Toc81326589"/>
+      <w:bookmarkStart w:id="46" w:name="_Toc81326589"/>
+      <w:bookmarkStart w:id="47" w:name="_Toc81251351"/>
       <w:r>
         <w:rPr>
           <w:rFonts w:hint="eastAsia" w:ascii="Times New Roman" w:hAnsi="Times New Roman" w:eastAsia="微软雅黑" w:cs="Times New Roman"/>
@@ -8890,12 +8828,12 @@
           <w:lang w:val="en-US" w:eastAsia="zh-CN"/>
         </w:rPr>
       </w:pPr>
-      <w:bookmarkStart w:id="48" w:name="_Toc11316"/>
+      <w:bookmarkStart w:id="48" w:name="_Toc25849"/>
       <w:bookmarkStart w:id="49" w:name="_Toc106719764"/>
-      <w:bookmarkStart w:id="50" w:name="_Toc25849"/>
-      <w:bookmarkStart w:id="51" w:name="_Toc10223"/>
-      <w:bookmarkStart w:id="52" w:name="_Toc20034"/>
-      <w:bookmarkStart w:id="53" w:name="_Toc6972"/>
+      <w:bookmarkStart w:id="50" w:name="_Toc10223"/>
+      <w:bookmarkStart w:id="51" w:name="_Toc20034"/>
+      <w:bookmarkStart w:id="52" w:name="_Toc6972"/>
+      <w:bookmarkStart w:id="53" w:name="_Toc11316"/>
       <w:r>
         <w:rPr>
           <w:rFonts w:hint="eastAsia"/>
@@ -8973,6 +8911,12 @@
             <w:insideH w:val="dotted" w:color="033F86" w:sz="4" w:space="0"/>
             <w:insideV w:val="dotted" w:color="033F86" w:sz="4" w:space="0"/>
           </w:tblBorders>
+          <w:tblCellMar>
+            <w:top w:w="0" w:type="dxa"/>
+            <w:left w:w="108" w:type="dxa"/>
+            <w:bottom w:w="0" w:type="dxa"/>
+            <w:right w:w="108" w:type="dxa"/>
+          </w:tblCellMar>
         </w:tblPrEx>
         <w:trPr>
           <w:jc w:val="center"/>
@@ -12208,9 +12152,9 @@
         </w:rPr>
       </w:pPr>
       <w:bookmarkStart w:id="55" w:name="_Toc15964"/>
-      <w:bookmarkStart w:id="56" w:name="_Toc27020"/>
-      <w:bookmarkStart w:id="57" w:name="_Toc21629"/>
-      <w:bookmarkStart w:id="58" w:name="_Toc1708"/>
+      <w:bookmarkStart w:id="56" w:name="_Toc21629"/>
+      <w:bookmarkStart w:id="57" w:name="_Toc1708"/>
+      <w:bookmarkStart w:id="58" w:name="_Toc27020"/>
       <w:bookmarkStart w:id="59" w:name="_Toc28070"/>
       <w:bookmarkStart w:id="60" w:name="_Toc6632"/>
       <w:r>
@@ -12505,8 +12449,8 @@
       <w:bookmarkStart w:id="61" w:name="_Toc8282"/>
       <w:bookmarkStart w:id="62" w:name="_Toc28082"/>
       <w:bookmarkStart w:id="63" w:name="_Toc30210"/>
-      <w:bookmarkStart w:id="64" w:name="_Toc30450"/>
-      <w:bookmarkStart w:id="65" w:name="_Toc22405"/>
+      <w:bookmarkStart w:id="64" w:name="_Toc22405"/>
+      <w:bookmarkStart w:id="65" w:name="_Toc30450"/>
       <w:bookmarkStart w:id="66" w:name="_Toc8902"/>
       <w:r>
         <w:rPr>
@@ -14123,8 +14067,8 @@
       <w:bookmarkStart w:id="69" w:name="_Toc19396"/>
       <w:bookmarkStart w:id="70" w:name="_Toc10597"/>
       <w:bookmarkStart w:id="71" w:name="_Toc15756"/>
-      <w:bookmarkStart w:id="72" w:name="_Toc24511"/>
-      <w:bookmarkStart w:id="73" w:name="_Toc7932"/>
+      <w:bookmarkStart w:id="72" w:name="_Toc7932"/>
+      <w:bookmarkStart w:id="73" w:name="_Toc24511"/>
       <w:bookmarkStart w:id="74" w:name="_Toc7994"/>
       <w:r>
         <w:rPr>
@@ -14626,10 +14570,10 @@
       </w:pPr>
       <w:bookmarkStart w:id="75" w:name="_Toc19443"/>
       <w:bookmarkStart w:id="76" w:name="_Toc8857"/>
-      <w:bookmarkStart w:id="77" w:name="_Toc15763"/>
-      <w:bookmarkStart w:id="78" w:name="_Toc18423"/>
-      <w:bookmarkStart w:id="79" w:name="_Toc13439"/>
-      <w:bookmarkStart w:id="80" w:name="_Toc16922"/>
+      <w:bookmarkStart w:id="77" w:name="_Toc18423"/>
+      <w:bookmarkStart w:id="78" w:name="_Toc16922"/>
+      <w:bookmarkStart w:id="79" w:name="_Toc15763"/>
+      <w:bookmarkStart w:id="80" w:name="_Toc13439"/>
       <w:r>
         <w:rPr>
           <w:rFonts w:hint="eastAsia" w:ascii="微软雅黑" w:hAnsi="微软雅黑" w:eastAsia="微软雅黑" w:cs="微软雅黑"/>
@@ -16016,8 +15960,8 @@
           </w14:shadow>
         </w:rPr>
       </w:pPr>
-      <w:bookmarkStart w:id="81" w:name="_Toc81251349"/>
-      <w:bookmarkStart w:id="82" w:name="_Toc81326587"/>
+      <w:bookmarkStart w:id="81" w:name="_Toc81326587"/>
+      <w:bookmarkStart w:id="82" w:name="_Toc81251349"/>
       <w:bookmarkStart w:id="83" w:name="_Toc27937"/>
       <w:r>
         <w:rPr>
@@ -16674,17 +16618,17 @@
           </w14:shadow>
         </w:rPr>
       </w:pPr>
-      <w:bookmarkStart w:id="84" w:name="_Toc13275"/>
-      <w:bookmarkStart w:id="85" w:name="_Toc6565"/>
+      <w:bookmarkStart w:id="84" w:name="_Toc107825571"/>
+      <w:bookmarkStart w:id="85" w:name="_Toc13275"/>
       <w:bookmarkStart w:id="86" w:name="_Toc14611_WPSOffice_Level1"/>
-      <w:bookmarkStart w:id="87" w:name="_Toc22162_WPSOffice_Level1"/>
-      <w:bookmarkStart w:id="88" w:name="_Toc16927"/>
-      <w:bookmarkStart w:id="89" w:name="_Toc17792_WPSOffice_Level2"/>
-      <w:bookmarkStart w:id="90" w:name="_Toc9662"/>
+      <w:bookmarkStart w:id="87" w:name="_Toc6565"/>
+      <w:bookmarkStart w:id="88" w:name="_Toc9662"/>
+      <w:bookmarkStart w:id="89" w:name="_Toc22162_WPSOffice_Level1"/>
+      <w:bookmarkStart w:id="90" w:name="_Toc22623"/>
       <w:bookmarkStart w:id="91" w:name="_Toc21361"/>
-      <w:bookmarkStart w:id="92" w:name="_Toc19584_WPSOffice_Level1"/>
-      <w:bookmarkStart w:id="93" w:name="_Toc107825571"/>
-      <w:bookmarkStart w:id="94" w:name="_Toc22623"/>
+      <w:bookmarkStart w:id="92" w:name="_Toc17792_WPSOffice_Level2"/>
+      <w:bookmarkStart w:id="93" w:name="_Toc16927"/>
+      <w:bookmarkStart w:id="94" w:name="_Toc19584_WPSOffice_Level1"/>
       <w:r>
         <w:rPr>
           <w:rFonts w:hint="eastAsia" w:ascii="Times New Roman" w:hAnsi="Times New Roman"/>
@@ -16723,10 +16667,10 @@
           <w:lang w:eastAsia="zh-CN"/>
         </w:rPr>
       </w:pPr>
-      <w:bookmarkStart w:id="95" w:name="_Toc11768"/>
-      <w:bookmarkStart w:id="96" w:name="_Toc18033"/>
-      <w:bookmarkStart w:id="97" w:name="_Toc4053"/>
-      <w:bookmarkStart w:id="98" w:name="_Toc27691"/>
+      <w:bookmarkStart w:id="95" w:name="_Toc27691"/>
+      <w:bookmarkStart w:id="96" w:name="_Toc11768"/>
+      <w:bookmarkStart w:id="97" w:name="_Toc18033"/>
+      <w:bookmarkStart w:id="98" w:name="_Toc4053"/>
       <w:r>
         <w:rPr>
           <w:rFonts w:hint="default" w:ascii="Times New Roman" w:hAnsi="Times New Roman" w:eastAsia="微软雅黑" w:cs="Times New Roman"/>
